--- a/Pz SMIT/Antanevich_SMIT_1.4.docx
+++ b/Pz SMIT/Antanevich_SMIT_1.4.docx
@@ -576,15 +576,7 @@
           <w:color w:val="000000"/>
           <w:szCs w:val="28"/>
         </w:rPr>
-        <w:t xml:space="preserve"> = </w:t>
-      </w:r>
-      <w:r>
-        <w:rPr>
-          <w:rFonts w:ascii="TimesNewRomanPSMT" w:hAnsi="TimesNewRomanPSMT"/>
-          <w:color w:val="000000"/>
-          <w:szCs w:val="28"/>
-        </w:rPr>
-        <w:t>0</w:t>
+        <w:t xml:space="preserve"> = 0</w:t>
       </w:r>
       <w:r>
         <w:t>,</w:t>
@@ -629,15 +621,7 @@
           <w:color w:val="000000"/>
           <w:szCs w:val="28"/>
         </w:rPr>
-        <w:t xml:space="preserve"> = </w:t>
-      </w:r>
-      <w:r>
-        <w:rPr>
-          <w:rFonts w:ascii="TimesNewRomanPSMT" w:hAnsi="TimesNewRomanPSMT"/>
-          <w:color w:val="000000"/>
-          <w:szCs w:val="28"/>
-        </w:rPr>
-        <w:t>5</w:t>
+        <w:t xml:space="preserve"> = 5</w:t>
       </w:r>
     </w:p>
     <w:p>
@@ -661,7 +645,6 @@
           <w:rFonts w:ascii="TimesNewRomanPSMT" w:hAnsi="TimesNewRomanPSMT"/>
           <w:color w:val="000000"/>
           <w:szCs w:val="28"/>
-          <w:lang w:val="en-GB"/>
         </w:rPr>
         <w:t xml:space="preserve"> </w:t>
       </w:r>
@@ -678,7 +661,6 @@
           <w:rFonts w:ascii="TimesNewRomanPSMT" w:hAnsi="TimesNewRomanPSMT"/>
           <w:color w:val="000000"/>
           <w:szCs w:val="28"/>
-          <w:lang w:val="en-GB"/>
         </w:rPr>
         <w:t xml:space="preserve"> </w:t>
       </w:r>
@@ -730,17 +712,18 @@
           <w:color w:val="000000"/>
           <w:szCs w:val="28"/>
         </w:rPr>
-        <w:t>Формула Бернуллі:</w:t>
-      </w:r>
-      <w:r>
-        <w:rPr>
-          <w:rFonts w:ascii="TimesNewRomanPSMT" w:hAnsi="TimesNewRomanPSMT"/>
-          <w:color w:val="000000"/>
-          <w:szCs w:val="28"/>
-        </w:rPr>
-        <w:t xml:space="preserve"> </w:t>
-      </w:r>
-      <w:proofErr w:type="spellStart"/>
+        <w:t xml:space="preserve">Формула Бернуллі: </w:t>
+      </w:r>
+    </w:p>
+    <w:p>
+      <w:pPr>
+        <w:jc w:val="center"/>
+        <w:rPr>
+          <w:rFonts w:ascii="TimesNewRomanPSMT" w:hAnsi="TimesNewRomanPSMT"/>
+          <w:color w:val="000000"/>
+          <w:szCs w:val="28"/>
+        </w:rPr>
+      </w:pPr>
       <w:r>
         <w:rPr>
           <w:rFonts w:ascii="TimesNewRomanPSMT" w:hAnsi="TimesNewRomanPSMT"/>
@@ -750,7 +733,6 @@
         </w:rPr>
         <w:t>Pn</w:t>
       </w:r>
-      <w:proofErr w:type="spellEnd"/>
       <w:r>
         <w:rPr>
           <w:rFonts w:ascii="TimesNewRomanPSMT" w:hAnsi="TimesNewRomanPSMT"/>
@@ -776,7 +758,6 @@
         </w:rPr>
         <w:t xml:space="preserve">) = </w:t>
       </w:r>
-      <w:proofErr w:type="spellStart"/>
       <w:r>
         <w:rPr>
           <w:rFonts w:ascii="TimesNewRomanPSMT" w:hAnsi="TimesNewRomanPSMT"/>
@@ -806,23 +787,19 @@
         </w:rPr>
         <w:t>k</w:t>
       </w:r>
-      <w:proofErr w:type="spellEnd"/>
-      <w:r>
-        <w:rPr>
-          <w:rFonts w:ascii="TimesNewRomanPSMT" w:hAnsi="TimesNewRomanPSMT"/>
-          <w:color w:val="000000"/>
-          <w:szCs w:val="28"/>
-        </w:rPr>
-        <w:t xml:space="preserve"> </w:t>
-      </w:r>
-      <w:r>
-        <w:rPr>
-          <w:rFonts w:ascii="TimesNewRomanPSMT" w:hAnsi="TimesNewRomanPSMT"/>
-          <w:color w:val="000000"/>
-          <w:szCs w:val="28"/>
-          <w:lang w:val="en-US"/>
-        </w:rPr>
-        <w:t>x</w:t>
+      <w:r>
+        <w:rPr>
+          <w:rFonts w:ascii="TimesNewRomanPSMT" w:hAnsi="TimesNewRomanPSMT"/>
+          <w:color w:val="000000"/>
+          <w:szCs w:val="28"/>
+        </w:rPr>
+        <w:t xml:space="preserve"> </w:t>
+      </w:r>
+      <w:r>
+        <w:rPr>
+          <w:rFonts w:ascii="Cambria Math" w:hAnsi="Cambria Math" w:cs="Cambria Math"/>
+        </w:rPr>
+        <w:t>⋅</w:t>
       </w:r>
       <w:r>
         <w:rPr>
@@ -861,22 +838,18 @@
       </w:r>
       <w:r>
         <w:rPr>
-          <w:rFonts w:ascii="TimesNewRomanPSMT" w:hAnsi="TimesNewRomanPSMT"/>
-          <w:color w:val="000000"/>
-          <w:szCs w:val="28"/>
-          <w:lang w:val="en-US"/>
-        </w:rPr>
-        <w:t>x</w:t>
-      </w:r>
-      <w:r>
-        <w:rPr>
-          <w:rFonts w:ascii="TimesNewRomanPSMT" w:hAnsi="TimesNewRomanPSMT"/>
-          <w:color w:val="000000"/>
-          <w:szCs w:val="28"/>
-        </w:rPr>
-        <w:t xml:space="preserve"> </w:t>
-      </w:r>
-      <w:proofErr w:type="spellStart"/>
+          <w:rFonts w:ascii="Cambria Math" w:hAnsi="Cambria Math" w:cs="Cambria Math"/>
+        </w:rPr>
+        <w:t>⋅</w:t>
+      </w:r>
+      <w:r>
+        <w:rPr>
+          <w:rFonts w:ascii="TimesNewRomanPSMT" w:hAnsi="TimesNewRomanPSMT"/>
+          <w:color w:val="000000"/>
+          <w:szCs w:val="28"/>
+        </w:rPr>
+        <w:t xml:space="preserve"> </w:t>
+      </w:r>
       <w:r>
         <w:rPr>
           <w:rFonts w:ascii="TimesNewRomanPSMT" w:hAnsi="TimesNewRomanPSMT"/>
@@ -896,7 +869,6 @@
         </w:rPr>
         <w:t>n</w:t>
       </w:r>
-      <w:proofErr w:type="spellEnd"/>
       <w:r>
         <w:rPr>
           <w:rFonts w:ascii="TimesNewRomanPSMT" w:hAnsi="TimesNewRomanPSMT"/>
@@ -1040,3508 +1012,3240 @@
     </w:p>
     <w:p>
       <w:pPr>
+        <w:jc w:val="center"/>
+      </w:pPr>
+      <w:r>
+        <w:rPr>
+          <w:lang w:val="en-GB"/>
+        </w:rPr>
+        <w:t>P</w:t>
+      </w:r>
+      <w:r>
+        <w:rPr>
+          <w:vertAlign w:val="subscript"/>
+        </w:rPr>
+        <w:t>5</w:t>
+      </w:r>
+      <w:r>
+        <w:t xml:space="preserve">(2) = </w:t>
+      </w:r>
+      <w:r>
+        <w:rPr>
+          <w:lang w:val="en-GB"/>
+        </w:rPr>
+        <w:t>C</w:t>
+      </w:r>
+      <w:r>
+        <w:rPr>
+          <w:vertAlign w:val="subscript"/>
+        </w:rPr>
+        <w:t>5</w:t>
+      </w:r>
+      <w:r>
+        <w:rPr>
+          <w:vertAlign w:val="superscript"/>
+        </w:rPr>
+        <w:t xml:space="preserve">2 </w:t>
+      </w:r>
+      <w:r>
+        <w:rPr>
+          <w:rFonts w:ascii="Cambria Math" w:hAnsi="Cambria Math" w:cs="Cambria Math"/>
+        </w:rPr>
+        <w:t>⋅</w:t>
+      </w:r>
+      <w:r>
+        <w:t xml:space="preserve"> (0</w:t>
+      </w:r>
+      <w:r>
+        <w:t>,</w:t>
+      </w:r>
+      <w:r>
+        <w:t>8)</w:t>
+      </w:r>
+      <w:r>
+        <w:rPr>
+          <w:vertAlign w:val="superscript"/>
+        </w:rPr>
+        <w:t>2</w:t>
+      </w:r>
+      <w:r>
+        <w:t xml:space="preserve"> </w:t>
+      </w:r>
+      <w:r>
+        <w:rPr>
+          <w:rFonts w:ascii="Cambria Math" w:hAnsi="Cambria Math" w:cs="Cambria Math"/>
+        </w:rPr>
+        <w:t>⋅</w:t>
+      </w:r>
+      <w:r>
+        <w:t xml:space="preserve"> (0</w:t>
+      </w:r>
+      <w:r>
+        <w:t>,</w:t>
+      </w:r>
+      <w:r>
+        <w:t>2)</w:t>
+      </w:r>
+      <w:r>
+        <w:rPr>
+          <w:vertAlign w:val="superscript"/>
+        </w:rPr>
+        <w:t>3</w:t>
+      </w:r>
+    </w:p>
+    <w:p>
+      <w:pPr>
+        <w:jc w:val="center"/>
+      </w:pPr>
+      <w:r>
+        <w:rPr>
+          <w:lang w:val="en-GB"/>
+        </w:rPr>
+        <w:t>C</w:t>
+      </w:r>
+      <w:r>
+        <w:rPr>
+          <w:vertAlign w:val="subscript"/>
+        </w:rPr>
+        <w:t>5</w:t>
+      </w:r>
+      <w:r>
+        <w:rPr>
+          <w:vertAlign w:val="superscript"/>
+        </w:rPr>
+        <w:t xml:space="preserve">2 </w:t>
+      </w:r>
+      <w:r>
+        <w:t xml:space="preserve"> = (5 </w:t>
+      </w:r>
+      <w:r>
+        <w:rPr>
+          <w:rFonts w:ascii="Cambria Math" w:hAnsi="Cambria Math" w:cs="Cambria Math"/>
+        </w:rPr>
+        <w:t>⋅</w:t>
+      </w:r>
+      <w:r>
+        <w:t xml:space="preserve"> 4) / 2 = 10</w:t>
+      </w:r>
+    </w:p>
+    <w:p>
+      <w:pPr>
+        <w:jc w:val="center"/>
+      </w:pPr>
+      <w:r>
+        <w:t>(</w:t>
+      </w:r>
+      <w:r>
+        <w:t>0.8</w:t>
+      </w:r>
+      <w:r>
+        <w:t>)</w:t>
+      </w:r>
+      <w:r>
+        <w:rPr>
+          <w:vertAlign w:val="superscript"/>
+        </w:rPr>
+        <w:t>2</w:t>
+      </w:r>
+      <w:r>
+        <w:t xml:space="preserve"> = 0</w:t>
+      </w:r>
+      <w:r>
+        <w:t>,</w:t>
+      </w:r>
+      <w:r>
+        <w:t>64</w:t>
+      </w:r>
+    </w:p>
+    <w:p>
+      <w:pPr>
+        <w:jc w:val="center"/>
+      </w:pPr>
+      <w:r>
+        <w:t>(0.2)</w:t>
+      </w:r>
+      <w:r>
+        <w:rPr>
+          <w:vertAlign w:val="superscript"/>
+        </w:rPr>
+        <w:t>3</w:t>
+      </w:r>
+      <w:r>
+        <w:t xml:space="preserve"> = 0</w:t>
+      </w:r>
+      <w:r>
+        <w:t>,</w:t>
+      </w:r>
+      <w:r>
+        <w:t>008</w:t>
+      </w:r>
+    </w:p>
+    <w:p>
+      <w:pPr>
+        <w:jc w:val="center"/>
+      </w:pPr>
+      <w:r>
+        <w:rPr>
+          <w:lang w:val="en-GB"/>
+        </w:rPr>
+        <w:t>P</w:t>
+      </w:r>
+      <w:r>
+        <w:rPr>
+          <w:vertAlign w:val="subscript"/>
+        </w:rPr>
+        <w:t>5</w:t>
+      </w:r>
+      <w:r>
+        <w:t xml:space="preserve">(2) = 10 </w:t>
+      </w:r>
+      <w:r>
+        <w:rPr>
+          <w:rFonts w:ascii="Cambria Math" w:hAnsi="Cambria Math" w:cs="Cambria Math"/>
+        </w:rPr>
+        <w:t>⋅</w:t>
+      </w:r>
+      <w:r>
+        <w:t xml:space="preserve"> 0</w:t>
+      </w:r>
+      <w:r>
+        <w:t>,</w:t>
+      </w:r>
+      <w:r>
+        <w:t xml:space="preserve">64 </w:t>
+      </w:r>
+      <w:r>
+        <w:rPr>
+          <w:rFonts w:ascii="Cambria Math" w:hAnsi="Cambria Math" w:cs="Cambria Math"/>
+        </w:rPr>
+        <w:t>⋅</w:t>
+      </w:r>
+      <w:r>
+        <w:t xml:space="preserve"> 0</w:t>
+      </w:r>
+      <w:r>
+        <w:t>,</w:t>
+      </w:r>
+      <w:r>
+        <w:t>008 = 0</w:t>
+      </w:r>
+      <w:r>
+        <w:t>,</w:t>
+      </w:r>
+      <w:r>
+        <w:t>0512</w:t>
+      </w:r>
+    </w:p>
+    <w:p>
+      <w:r>
+        <w:t xml:space="preserve">Відповідь: </w:t>
+      </w:r>
+      <w:r>
+        <w:t>0</w:t>
+      </w:r>
+      <w:r>
+        <w:t>,</w:t>
+      </w:r>
+      <w:r>
+        <w:t>0512</w:t>
+      </w:r>
+    </w:p>
+    <w:p/>
+    <w:p>
+      <w:pPr>
+        <w:tabs>
+          <w:tab w:val="left" w:pos="1710"/>
+        </w:tabs>
+        <w:jc w:val="left"/>
+        <w:rPr>
+          <w:b/>
+          <w:bCs/>
+        </w:rPr>
+      </w:pPr>
+      <w:r>
+        <w:rPr>
+          <w:b/>
+          <w:bCs/>
+        </w:rPr>
+        <w:t>Варіант 2</w:t>
+      </w:r>
+      <w:r>
+        <w:rPr>
+          <w:b/>
+          <w:bCs/>
+        </w:rPr>
+        <w:tab/>
+      </w:r>
+    </w:p>
+    <w:p>
+      <w:pPr>
+        <w:tabs>
+          <w:tab w:val="left" w:pos="1710"/>
+        </w:tabs>
+        <w:jc w:val="left"/>
+      </w:pPr>
+      <w:r>
+        <w:t>Умова:</w:t>
+      </w:r>
+    </w:p>
+    <w:p>
+      <w:pPr>
+        <w:tabs>
+          <w:tab w:val="left" w:pos="1710"/>
+        </w:tabs>
+        <w:jc w:val="left"/>
+        <w:rPr>
+          <w:rFonts w:ascii="TimesNewRomanPSMT" w:hAnsi="TimesNewRomanPSMT"/>
+          <w:color w:val="000000"/>
+          <w:szCs w:val="28"/>
+        </w:rPr>
+      </w:pPr>
+      <w:r>
+        <w:rPr>
+          <w:rFonts w:ascii="TimesNewRomanPSMT" w:hAnsi="TimesNewRomanPSMT"/>
+          <w:color w:val="000000"/>
+          <w:szCs w:val="28"/>
+        </w:rPr>
+        <w:t xml:space="preserve">Знайдіть </w:t>
+      </w:r>
+      <w:r>
+        <w:rPr>
+          <w:rFonts w:ascii="TimesNewRomanPS-ItalicMT" w:hAnsi="TimesNewRomanPS-ItalicMT"/>
+          <w:color w:val="000000"/>
+          <w:szCs w:val="28"/>
+        </w:rPr>
+        <w:t xml:space="preserve">найбільш ймовірне число </w:t>
+      </w:r>
+      <w:r>
+        <w:rPr>
+          <w:rFonts w:ascii="TimesNewRomanPSMT" w:hAnsi="TimesNewRomanPSMT"/>
+          <w:color w:val="000000"/>
+          <w:szCs w:val="28"/>
+        </w:rPr>
+        <w:t xml:space="preserve">влучень у мішень при </w:t>
+      </w:r>
+      <w:r>
+        <w:rPr>
+          <w:rFonts w:ascii="TimesNewRomanPS-ItalicMT" w:hAnsi="TimesNewRomanPS-ItalicMT"/>
+          <w:color w:val="000000"/>
+          <w:szCs w:val="28"/>
+        </w:rPr>
+        <w:t xml:space="preserve">5 </w:t>
+      </w:r>
+      <w:r>
+        <w:rPr>
+          <w:rFonts w:ascii="TimesNewRomanPSMT" w:hAnsi="TimesNewRomanPSMT"/>
+          <w:color w:val="000000"/>
+          <w:szCs w:val="28"/>
+        </w:rPr>
+        <w:t>пострілах, використовуючи умову попередньої задачі, і відповідну цьому числу ймовірність</w:t>
+      </w:r>
+    </w:p>
+    <w:p>
+      <w:pPr>
+        <w:tabs>
+          <w:tab w:val="left" w:pos="1710"/>
+        </w:tabs>
+        <w:jc w:val="left"/>
+      </w:pPr>
+    </w:p>
+    <w:p>
+      <w:pPr>
+        <w:tabs>
+          <w:tab w:val="left" w:pos="1710"/>
+        </w:tabs>
+        <w:jc w:val="left"/>
+      </w:pPr>
+      <w:r>
+        <w:lastRenderedPageBreak/>
+        <w:t>Дано:</w:t>
+      </w:r>
+    </w:p>
+    <w:p>
+      <w:pPr>
+        <w:tabs>
+          <w:tab w:val="left" w:pos="1710"/>
+        </w:tabs>
+        <w:jc w:val="left"/>
+      </w:pPr>
+      <w:r>
+        <w:t>n</w:t>
+      </w:r>
+      <w:r>
+        <w:t xml:space="preserve"> </w:t>
+      </w:r>
+      <w:r>
+        <w:t>=</w:t>
+      </w:r>
+      <w:r>
+        <w:t xml:space="preserve"> </w:t>
+      </w:r>
+      <w:r>
+        <w:t>5</w:t>
+      </w:r>
+    </w:p>
+    <w:p>
+      <w:pPr>
+        <w:tabs>
+          <w:tab w:val="left" w:pos="1710"/>
+        </w:tabs>
+        <w:jc w:val="left"/>
+      </w:pPr>
+      <w:r>
+        <w:t>p</w:t>
+      </w:r>
+      <w:r>
+        <w:t xml:space="preserve"> </w:t>
+      </w:r>
+      <w:r>
+        <w:t>=</w:t>
+      </w:r>
+      <w:r>
+        <w:t xml:space="preserve"> </w:t>
+      </w:r>
+      <w:r>
+        <w:t>0,8</w:t>
+      </w:r>
+    </w:p>
+    <w:p>
+      <w:pPr>
+        <w:tabs>
+          <w:tab w:val="left" w:pos="1710"/>
+        </w:tabs>
+        <w:jc w:val="left"/>
+      </w:pPr>
+      <w:r>
+        <w:t>q</w:t>
+      </w:r>
+      <w:r>
+        <w:t xml:space="preserve"> </w:t>
+      </w:r>
+      <w:r>
+        <w:t>=</w:t>
+      </w:r>
+      <w:r>
+        <w:t xml:space="preserve"> </w:t>
+      </w:r>
+      <w:r>
+        <w:t>0,2</w:t>
+      </w:r>
+    </w:p>
+    <w:p>
+      <w:pPr>
+        <w:tabs>
+          <w:tab w:val="left" w:pos="1710"/>
+        </w:tabs>
+        <w:jc w:val="left"/>
+      </w:pPr>
+      <w:r>
+        <w:t>Розв'язання:</w:t>
+      </w:r>
+    </w:p>
+    <w:p>
+      <w:pPr>
+        <w:tabs>
+          <w:tab w:val="left" w:pos="1710"/>
+        </w:tabs>
+        <w:jc w:val="left"/>
+      </w:pPr>
+      <w:r>
+        <w:t>Найбільш ймовірне число успіхів k</w:t>
+      </w:r>
+      <w:r>
+        <w:rPr>
+          <w:vertAlign w:val="subscript"/>
+        </w:rPr>
+        <w:t>0</w:t>
+      </w:r>
+    </w:p>
+    <w:p>
+      <w:pPr>
+        <w:tabs>
+          <w:tab w:val="left" w:pos="1710"/>
+        </w:tabs>
+        <w:jc w:val="left"/>
+      </w:pPr>
+      <w:r>
+        <w:t>Для біномного розподілу:</w:t>
+      </w:r>
+    </w:p>
+    <w:p>
+      <w:pPr>
+        <w:tabs>
+          <w:tab w:val="left" w:pos="1710"/>
+        </w:tabs>
+        <w:jc w:val="center"/>
+      </w:pPr>
+      <w:r>
+        <w:t>np</w:t>
+      </w:r>
+      <w:r>
+        <w:t xml:space="preserve"> – </w:t>
+      </w:r>
+      <w:r>
+        <w:t>q</w:t>
+      </w:r>
+      <w:r>
+        <w:t xml:space="preserve"> </w:t>
+      </w:r>
+      <w:r>
+        <w:t>≤</w:t>
+      </w:r>
+      <w:r>
+        <w:t xml:space="preserve"> </w:t>
+      </w:r>
+      <w:r>
+        <w:t>k</w:t>
+      </w:r>
+      <w:r>
+        <w:rPr>
+          <w:vertAlign w:val="subscript"/>
+        </w:rPr>
+        <w:t>0</w:t>
+      </w:r>
+      <w:r>
+        <w:t xml:space="preserve"> </w:t>
+      </w:r>
+      <w:r>
+        <w:t>≤</w:t>
+      </w:r>
+      <w:r>
+        <w:t xml:space="preserve"> </w:t>
+      </w:r>
+      <w:r>
+        <w:t>np</w:t>
+      </w:r>
+      <w:r>
+        <w:t xml:space="preserve"> </w:t>
+      </w:r>
+      <w:r>
+        <w:t>+</w:t>
+      </w:r>
+      <w:r>
+        <w:t xml:space="preserve"> </w:t>
+      </w:r>
+      <w:r>
+        <w:t>p</w:t>
+      </w:r>
+    </w:p>
+    <w:p>
+      <w:pPr>
+        <w:tabs>
+          <w:tab w:val="left" w:pos="1710"/>
+        </w:tabs>
+        <w:jc w:val="left"/>
+      </w:pPr>
+      <w:r>
+        <w:t>Підставляємо:</w:t>
+      </w:r>
+    </w:p>
+    <w:p>
+      <w:pPr>
+        <w:tabs>
+          <w:tab w:val="left" w:pos="1710"/>
+        </w:tabs>
+        <w:jc w:val="center"/>
+      </w:pPr>
+      <w:r>
+        <w:t>5</w:t>
+      </w:r>
+      <w:r>
+        <w:rPr>
+          <w:rFonts w:ascii="Cambria Math" w:hAnsi="Cambria Math" w:cs="Cambria Math"/>
+        </w:rPr>
+        <w:t xml:space="preserve"> </w:t>
+      </w:r>
+      <w:r>
+        <w:rPr>
+          <w:rFonts w:ascii="Cambria Math" w:hAnsi="Cambria Math" w:cs="Cambria Math"/>
+        </w:rPr>
+        <w:t>⋅</w:t>
+      </w:r>
+      <w:r>
+        <w:rPr>
+          <w:rFonts w:ascii="Cambria Math" w:hAnsi="Cambria Math" w:cs="Cambria Math"/>
+        </w:rPr>
+        <w:t xml:space="preserve"> </w:t>
+      </w:r>
+      <w:r>
+        <w:t>0,8</w:t>
+      </w:r>
+      <w:r>
+        <w:t xml:space="preserve"> </w:t>
+      </w:r>
+      <w:r>
+        <w:rPr>
+          <w:rFonts w:cs="Times New Roman"/>
+        </w:rPr>
+        <w:t>−</w:t>
+      </w:r>
+      <w:r>
+        <w:rPr>
+          <w:rFonts w:cs="Times New Roman"/>
+        </w:rPr>
+        <w:t xml:space="preserve"> </w:t>
+      </w:r>
+      <w:r>
+        <w:t>0,2</w:t>
+      </w:r>
+      <w:r>
+        <w:t xml:space="preserve"> </w:t>
+      </w:r>
+      <w:r>
+        <w:rPr>
+          <w:rFonts w:cs="Times New Roman"/>
+        </w:rPr>
+        <w:t>≤</w:t>
+      </w:r>
+      <w:r>
+        <w:rPr>
+          <w:rFonts w:cs="Times New Roman"/>
+        </w:rPr>
+        <w:t xml:space="preserve"> </w:t>
+      </w:r>
+      <w:r>
+        <w:t>k</w:t>
+      </w:r>
+      <w:r>
+        <w:rPr>
+          <w:vertAlign w:val="subscript"/>
+        </w:rPr>
+        <w:t>0</w:t>
+      </w:r>
+      <w:r>
+        <w:t xml:space="preserve"> </w:t>
+      </w:r>
+      <w:r>
+        <w:rPr>
+          <w:rFonts w:cs="Times New Roman"/>
+        </w:rPr>
+        <w:t>≤</w:t>
+      </w:r>
+      <w:r>
+        <w:rPr>
+          <w:rFonts w:cs="Times New Roman"/>
+        </w:rPr>
+        <w:t xml:space="preserve"> </w:t>
+      </w:r>
+      <w:r>
+        <w:t>5</w:t>
+      </w:r>
+      <w:r>
+        <w:rPr>
+          <w:rFonts w:ascii="Cambria Math" w:hAnsi="Cambria Math" w:cs="Cambria Math"/>
+        </w:rPr>
+        <w:t xml:space="preserve"> </w:t>
+      </w:r>
+      <w:r>
+        <w:rPr>
+          <w:rFonts w:ascii="Cambria Math" w:hAnsi="Cambria Math" w:cs="Cambria Math"/>
+        </w:rPr>
+        <w:t>⋅</w:t>
+      </w:r>
+      <w:r>
+        <w:rPr>
+          <w:rFonts w:ascii="Cambria Math" w:hAnsi="Cambria Math" w:cs="Cambria Math"/>
+        </w:rPr>
+        <w:t xml:space="preserve"> </w:t>
+      </w:r>
+      <w:r>
+        <w:t>0,8+</w:t>
+      </w:r>
+      <w:r>
+        <w:t xml:space="preserve"> </w:t>
+      </w:r>
+      <w:r>
+        <w:t>0,8</w:t>
+      </w:r>
+    </w:p>
+    <w:p>
+      <w:pPr>
+        <w:tabs>
+          <w:tab w:val="left" w:pos="1710"/>
+        </w:tabs>
+        <w:jc w:val="center"/>
+      </w:pPr>
+      <w:r>
+        <w:t>4</w:t>
+      </w:r>
+      <w:r>
+        <w:t xml:space="preserve"> </w:t>
+      </w:r>
+      <w:r>
+        <w:t>−</w:t>
+      </w:r>
+      <w:r>
+        <w:t xml:space="preserve"> </w:t>
+      </w:r>
+      <w:r>
+        <w:t>0,2</w:t>
+      </w:r>
+      <w:r>
+        <w:t xml:space="preserve"> </w:t>
+      </w:r>
+      <w:r>
+        <w:t>≤</w:t>
+      </w:r>
+      <w:r>
+        <w:t xml:space="preserve"> </w:t>
+      </w:r>
+      <w:r>
+        <w:t>k</w:t>
+      </w:r>
+      <w:r>
+        <w:rPr>
+          <w:vertAlign w:val="subscript"/>
+        </w:rPr>
+        <w:t>0</w:t>
+      </w:r>
+      <w:r>
+        <w:t xml:space="preserve"> </w:t>
+      </w:r>
+      <w:r>
+        <w:t>≤</w:t>
+      </w:r>
+      <w:r>
+        <w:t xml:space="preserve"> </w:t>
+      </w:r>
+      <w:r>
+        <w:t>4</w:t>
+      </w:r>
+      <w:r>
+        <w:t xml:space="preserve"> </w:t>
+      </w:r>
+      <w:r>
+        <w:t>+</w:t>
+      </w:r>
+      <w:r>
+        <w:t xml:space="preserve"> </w:t>
+      </w:r>
+      <w:r>
+        <w:t>0,8</w:t>
+      </w:r>
+    </w:p>
+    <w:p>
+      <w:pPr>
+        <w:tabs>
+          <w:tab w:val="left" w:pos="1710"/>
+        </w:tabs>
+        <w:jc w:val="center"/>
+      </w:pPr>
+      <w:r>
+        <w:t>3,8</w:t>
+      </w:r>
+      <w:r>
+        <w:t xml:space="preserve"> </w:t>
+      </w:r>
+      <w:r>
+        <w:t>≤</w:t>
+      </w:r>
+      <w:r>
+        <w:t xml:space="preserve"> </w:t>
+      </w:r>
+      <w:r>
+        <w:t>k</w:t>
+      </w:r>
+      <w:r>
+        <w:rPr>
+          <w:vertAlign w:val="subscript"/>
+        </w:rPr>
+        <w:t>0</w:t>
+      </w:r>
+      <w:r>
+        <w:t xml:space="preserve"> </w:t>
+      </w:r>
+      <w:r>
+        <w:t>≤</w:t>
+      </w:r>
+      <w:r>
+        <w:t xml:space="preserve"> </w:t>
+      </w:r>
+      <w:r>
+        <w:t>4,8</w:t>
+      </w:r>
+    </w:p>
+    <w:p>
+      <w:pPr>
+        <w:tabs>
+          <w:tab w:val="left" w:pos="1710"/>
+        </w:tabs>
+        <w:jc w:val="left"/>
+      </w:pPr>
+      <w:r>
+        <w:t>Оскільки k</w:t>
+      </w:r>
+      <w:r>
+        <w:rPr>
+          <w:vertAlign w:val="subscript"/>
+        </w:rPr>
+        <w:t>0</w:t>
+      </w:r>
+      <w:r>
+        <w:t xml:space="preserve"> ціле</w:t>
+      </w:r>
+    </w:p>
+    <w:p>
+      <w:pPr>
+        <w:tabs>
+          <w:tab w:val="left" w:pos="1710"/>
+        </w:tabs>
+        <w:jc w:val="center"/>
+      </w:pPr>
+      <w:r>
+        <w:t>k</w:t>
+      </w:r>
+      <w:r>
+        <w:rPr>
+          <w:vertAlign w:val="subscript"/>
+        </w:rPr>
+        <w:t>0</w:t>
+      </w:r>
+      <w:r>
+        <w:rPr>
+          <w:vertAlign w:val="subscript"/>
+        </w:rPr>
+        <w:t xml:space="preserve"> </w:t>
+      </w:r>
+      <w:r>
+        <w:t>=</w:t>
+      </w:r>
+      <w:r>
+        <w:t xml:space="preserve"> </w:t>
+      </w:r>
+      <w:r>
+        <w:t>4</w:t>
+      </w:r>
+    </w:p>
+    <w:p>
+      <w:pPr>
+        <w:tabs>
+          <w:tab w:val="left" w:pos="1710"/>
+        </w:tabs>
+        <w:jc w:val="left"/>
+      </w:pPr>
+      <w:r>
+        <w:t>Ймовірність для k</w:t>
+      </w:r>
+      <w:r>
+        <w:rPr>
+          <w:vertAlign w:val="subscript"/>
+        </w:rPr>
+        <w:t>0</w:t>
+      </w:r>
+      <w:r>
+        <w:t>=4</w:t>
+      </w:r>
+      <w:r>
+        <w:t>:</w:t>
+      </w:r>
+    </w:p>
+    <w:p>
+      <w:pPr>
+        <w:jc w:val="center"/>
+      </w:pPr>
+      <w:r>
+        <w:rPr>
+          <w:lang w:val="en-GB"/>
+        </w:rPr>
+        <w:t>P</w:t>
+      </w:r>
+      <w:r>
+        <w:rPr>
+          <w:vertAlign w:val="subscript"/>
+        </w:rPr>
+        <w:t>5</w:t>
+      </w:r>
+      <w:r>
+        <w:t xml:space="preserve">(4) = </w:t>
+      </w:r>
+      <w:r>
+        <w:rPr>
+          <w:lang w:val="en-GB"/>
+        </w:rPr>
+        <w:t>C</w:t>
+      </w:r>
+      <w:r>
+        <w:rPr>
+          <w:vertAlign w:val="subscript"/>
+        </w:rPr>
+        <w:t>5</w:t>
+      </w:r>
+      <w:r>
+        <w:rPr>
+          <w:vertAlign w:val="superscript"/>
+        </w:rPr>
+        <w:t xml:space="preserve">4 </w:t>
+      </w:r>
+      <w:r>
+        <w:rPr>
+          <w:rFonts w:ascii="Cambria Math" w:hAnsi="Cambria Math" w:cs="Cambria Math"/>
+        </w:rPr>
+        <w:t>⋅</w:t>
+      </w:r>
+      <w:r>
+        <w:t xml:space="preserve"> (0,8)</w:t>
+      </w:r>
+      <w:r>
+        <w:rPr>
+          <w:vertAlign w:val="superscript"/>
+        </w:rPr>
+        <w:t>4</w:t>
+      </w:r>
+      <w:r>
+        <w:t xml:space="preserve"> </w:t>
+      </w:r>
+      <w:r>
+        <w:rPr>
+          <w:rFonts w:ascii="Cambria Math" w:hAnsi="Cambria Math" w:cs="Cambria Math"/>
+        </w:rPr>
+        <w:t>⋅</w:t>
+      </w:r>
+      <w:r>
+        <w:t xml:space="preserve"> (0,2)</w:t>
+      </w:r>
+      <w:r>
+        <w:rPr>
+          <w:vertAlign w:val="superscript"/>
+        </w:rPr>
+        <w:t>1</w:t>
+      </w:r>
+    </w:p>
+    <w:p>
+      <w:pPr>
+        <w:tabs>
+          <w:tab w:val="left" w:pos="1710"/>
+        </w:tabs>
+        <w:jc w:val="center"/>
+      </w:pPr>
+      <w:r>
+        <w:rPr>
+          <w:lang w:val="en-GB"/>
+        </w:rPr>
+        <w:t>C</w:t>
+      </w:r>
+      <w:r>
+        <w:rPr>
+          <w:vertAlign w:val="subscript"/>
+        </w:rPr>
+        <w:t>5</w:t>
+      </w:r>
+      <w:r>
+        <w:rPr>
+          <w:vertAlign w:val="superscript"/>
+        </w:rPr>
+        <w:t xml:space="preserve">4 </w:t>
+      </w:r>
+      <w:r>
+        <w:t>= 5</w:t>
+      </w:r>
+    </w:p>
+    <w:p>
+      <w:pPr>
+        <w:jc w:val="center"/>
+      </w:pPr>
+      <w:r>
+        <w:t>(0.8)</w:t>
+      </w:r>
+      <w:r>
+        <w:rPr>
+          <w:vertAlign w:val="superscript"/>
+        </w:rPr>
+        <w:t>4</w:t>
+      </w:r>
+      <w:r>
+        <w:t xml:space="preserve"> = 0</w:t>
+      </w:r>
+      <w:r>
+        <w:t>,</w:t>
+      </w:r>
+      <w:r>
+        <w:t>4096</w:t>
+      </w:r>
+    </w:p>
+    <w:p>
+      <w:pPr>
+        <w:jc w:val="center"/>
+      </w:pPr>
+      <w:r>
+        <w:rPr>
+          <w:lang w:val="en-GB"/>
+        </w:rPr>
+        <w:t>P</w:t>
+      </w:r>
+      <w:r>
+        <w:rPr>
+          <w:vertAlign w:val="subscript"/>
+        </w:rPr>
+        <w:t>5</w:t>
+      </w:r>
+      <w:r>
+        <w:t>(</w:t>
+      </w:r>
+      <w:r>
+        <w:t>4</w:t>
+      </w:r>
+      <w:r>
+        <w:t xml:space="preserve">) = </w:t>
+      </w:r>
+      <w:r>
+        <w:t>5</w:t>
+      </w:r>
+      <w:r>
+        <w:t xml:space="preserve"> </w:t>
+      </w:r>
+      <w:r>
+        <w:rPr>
+          <w:rFonts w:ascii="Cambria Math" w:hAnsi="Cambria Math" w:cs="Cambria Math"/>
+        </w:rPr>
+        <w:t>⋅</w:t>
+      </w:r>
+      <w:r>
+        <w:t xml:space="preserve"> </w:t>
+      </w:r>
+      <w:r>
+        <w:t>0</w:t>
+      </w:r>
+      <w:r>
+        <w:t>,</w:t>
+      </w:r>
+      <w:r>
+        <w:t xml:space="preserve">4096 </w:t>
+      </w:r>
+      <w:r>
+        <w:rPr>
+          <w:rFonts w:ascii="Cambria Math" w:hAnsi="Cambria Math" w:cs="Cambria Math"/>
+        </w:rPr>
+        <w:t>⋅</w:t>
+      </w:r>
+      <w:r>
+        <w:t xml:space="preserve"> </w:t>
+      </w:r>
+      <w:r>
+        <w:t>0,2</w:t>
+      </w:r>
+      <w:r>
+        <w:t xml:space="preserve"> </w:t>
+      </w:r>
+      <w:r>
+        <w:t xml:space="preserve">= </w:t>
+      </w:r>
+      <w:r>
+        <w:t>0</w:t>
+      </w:r>
+      <w:r>
+        <w:t>,</w:t>
+      </w:r>
+      <w:r>
+        <w:t>4096</w:t>
+      </w:r>
+    </w:p>
+    <w:p>
+      <w:pPr>
+        <w:tabs>
+          <w:tab w:val="left" w:pos="1710"/>
+        </w:tabs>
+        <w:jc w:val="left"/>
+      </w:pPr>
+      <w:r>
+        <w:t>Відповідь:</w:t>
+      </w:r>
+      <w:r>
+        <w:t xml:space="preserve"> </w:t>
+      </w:r>
+      <w:r>
+        <w:t>Найбільш ймовірне</w:t>
+      </w:r>
+      <w:r>
+        <w:t xml:space="preserve"> число влучень: 4</w:t>
+      </w:r>
+      <w:r>
+        <w:t xml:space="preserve"> з ймовірністю </w:t>
+      </w:r>
+      <w:r>
+        <w:t>0,4096​</w:t>
+      </w:r>
+      <w:r>
+        <w:br/>
+      </w:r>
+    </w:p>
+    <w:p>
+      <w:pPr>
+        <w:jc w:val="left"/>
+        <w:rPr>
+          <w:b/>
+          <w:bCs/>
+        </w:rPr>
+      </w:pPr>
+      <w:r>
+        <w:rPr>
+          <w:b/>
+          <w:bCs/>
+        </w:rPr>
+        <w:t>Варіант 3</w:t>
+      </w:r>
+    </w:p>
+    <w:p>
+      <w:pPr>
+        <w:jc w:val="left"/>
+      </w:pPr>
+      <w:r>
+        <w:t>Умова:</w:t>
+      </w:r>
+    </w:p>
+    <w:p>
+      <w:pPr>
+        <w:jc w:val="left"/>
+        <w:rPr>
+          <w:rFonts w:ascii="TimesNewRomanPSMT" w:hAnsi="TimesNewRomanPSMT"/>
+          <w:color w:val="000000"/>
+          <w:szCs w:val="28"/>
+        </w:rPr>
+      </w:pPr>
+      <w:r>
+        <w:rPr>
+          <w:rFonts w:ascii="TimesNewRomanPSMT" w:hAnsi="TimesNewRomanPSMT"/>
+          <w:color w:val="000000"/>
+          <w:szCs w:val="28"/>
+        </w:rPr>
+        <w:t xml:space="preserve">Знайдіть </w:t>
+      </w:r>
+      <w:r>
+        <w:rPr>
+          <w:rFonts w:ascii="TimesNewRomanPS-ItalicMT" w:hAnsi="TimesNewRomanPS-ItalicMT"/>
+          <w:color w:val="000000"/>
+          <w:szCs w:val="28"/>
+        </w:rPr>
+        <w:t xml:space="preserve">найбільш ймовірне число </w:t>
+      </w:r>
+      <w:r>
+        <w:rPr>
+          <w:rFonts w:ascii="TimesNewRomanPSMT" w:hAnsi="TimesNewRomanPSMT"/>
+          <w:color w:val="000000"/>
+          <w:szCs w:val="28"/>
+        </w:rPr>
+        <w:t xml:space="preserve">випадінь герба при </w:t>
+      </w:r>
+      <w:r>
+        <w:rPr>
+          <w:rFonts w:ascii="TimesNewRomanPS-ItalicMT" w:hAnsi="TimesNewRomanPS-ItalicMT"/>
+          <w:color w:val="000000"/>
+          <w:szCs w:val="28"/>
+        </w:rPr>
+        <w:t xml:space="preserve">25 </w:t>
+      </w:r>
+      <w:r>
+        <w:rPr>
+          <w:rFonts w:ascii="TimesNewRomanPSMT" w:hAnsi="TimesNewRomanPSMT"/>
+          <w:color w:val="000000"/>
+          <w:szCs w:val="28"/>
+        </w:rPr>
+        <w:t>киданнях монети.</w:t>
+      </w:r>
+    </w:p>
+    <w:p>
+      <w:pPr>
+        <w:jc w:val="left"/>
+      </w:pPr>
+      <w:r>
+        <w:t>Дано:</w:t>
+      </w:r>
+    </w:p>
+    <w:p>
+      <w:pPr>
+        <w:jc w:val="left"/>
+      </w:pPr>
+      <w:r>
+        <w:t>n=25</w:t>
+      </w:r>
+    </w:p>
+    <w:p>
+      <w:pPr>
+        <w:jc w:val="left"/>
+      </w:pPr>
+      <w:r>
+        <w:t>p=0,5 (герб)</w:t>
+      </w:r>
+    </w:p>
+    <w:p>
+      <w:pPr>
+        <w:jc w:val="left"/>
+      </w:pPr>
+      <w:r>
+        <w:t>q=0,5</w:t>
+      </w:r>
+    </w:p>
+    <w:p>
+      <w:pPr>
+        <w:jc w:val="left"/>
+      </w:pPr>
+      <w:r>
+        <w:t>Найбільш ймовірне число успіхів k</w:t>
+      </w:r>
+      <w:r>
+        <w:rPr>
+          <w:vertAlign w:val="subscript"/>
+        </w:rPr>
+        <w:t>0</w:t>
+      </w:r>
+    </w:p>
+    <w:p>
+      <w:pPr>
+        <w:jc w:val="left"/>
+      </w:pPr>
+    </w:p>
+    <w:p>
+      <w:pPr>
+        <w:jc w:val="left"/>
+      </w:pPr>
+      <w:r>
+        <w:lastRenderedPageBreak/>
+        <w:t>Формула для найбільш ймовірного числа:</w:t>
+      </w:r>
+    </w:p>
+    <w:p>
+      <w:pPr>
+        <w:jc w:val="center"/>
+      </w:pPr>
+      <w:r>
+        <w:t>np</w:t>
+      </w:r>
+      <w:r>
+        <w:t xml:space="preserve"> – </w:t>
+      </w:r>
+      <w:r>
+        <w:t>q</w:t>
+      </w:r>
+      <w:r>
+        <w:t xml:space="preserve"> </w:t>
+      </w:r>
+      <w:r>
+        <w:t>≤</w:t>
+      </w:r>
+      <w:r>
+        <w:t xml:space="preserve"> </w:t>
+      </w:r>
+      <w:r>
+        <w:t>k</w:t>
+      </w:r>
+      <w:r>
+        <w:rPr>
+          <w:vertAlign w:val="subscript"/>
+        </w:rPr>
+        <w:t>0</w:t>
+      </w:r>
+      <w:r>
+        <w:t xml:space="preserve"> </w:t>
+      </w:r>
+      <w:r>
+        <w:t>≤</w:t>
+      </w:r>
+      <w:r>
+        <w:t xml:space="preserve"> </w:t>
+      </w:r>
+      <w:r>
+        <w:t>np</w:t>
+      </w:r>
+      <w:r>
+        <w:t xml:space="preserve"> </w:t>
+      </w:r>
+      <w:r>
+        <w:t>+</w:t>
+      </w:r>
+      <w:r>
+        <w:t xml:space="preserve"> </w:t>
+      </w:r>
+      <w:r>
+        <w:t>p</w:t>
+      </w:r>
+    </w:p>
+    <w:p>
+      <w:pPr>
+        <w:jc w:val="left"/>
+      </w:pPr>
+      <w:r>
+        <w:t>Підставляємо:</w:t>
+      </w:r>
+    </w:p>
+    <w:p>
+      <w:pPr>
+        <w:jc w:val="center"/>
+      </w:pPr>
+      <w:r>
+        <w:t>25</w:t>
+      </w:r>
+      <w:r>
+        <w:rPr>
+          <w:rFonts w:ascii="Cambria Math" w:hAnsi="Cambria Math" w:cs="Cambria Math"/>
+        </w:rPr>
+        <w:t xml:space="preserve"> </w:t>
+      </w:r>
+      <w:r>
+        <w:rPr>
+          <w:rFonts w:ascii="Cambria Math" w:hAnsi="Cambria Math" w:cs="Cambria Math"/>
+        </w:rPr>
+        <w:t>⋅</w:t>
+      </w:r>
+      <w:r>
+        <w:rPr>
+          <w:rFonts w:ascii="Cambria Math" w:hAnsi="Cambria Math" w:cs="Cambria Math"/>
+        </w:rPr>
+        <w:t xml:space="preserve"> </w:t>
+      </w:r>
+      <w:r>
+        <w:t>0,5</w:t>
+      </w:r>
+      <w:r>
+        <w:t xml:space="preserve"> </w:t>
+      </w:r>
+      <w:r>
+        <w:rPr>
+          <w:rFonts w:cs="Times New Roman"/>
+        </w:rPr>
+        <w:t>−</w:t>
+      </w:r>
+      <w:r>
+        <w:rPr>
+          <w:rFonts w:cs="Times New Roman"/>
+        </w:rPr>
+        <w:t xml:space="preserve"> </w:t>
+      </w:r>
+      <w:r>
+        <w:t>0,5</w:t>
+      </w:r>
+      <w:r>
+        <w:t xml:space="preserve"> </w:t>
+      </w:r>
+      <w:r>
+        <w:rPr>
+          <w:rFonts w:cs="Times New Roman"/>
+        </w:rPr>
+        <w:t>≤</w:t>
+      </w:r>
+      <w:r>
+        <w:rPr>
+          <w:rFonts w:cs="Times New Roman"/>
+        </w:rPr>
+        <w:t xml:space="preserve"> </w:t>
+      </w:r>
+      <w:r>
+        <w:t>k</w:t>
+      </w:r>
+      <w:r>
+        <w:rPr>
+          <w:vertAlign w:val="subscript"/>
+        </w:rPr>
+        <w:t xml:space="preserve">0 </w:t>
+      </w:r>
+      <w:r>
+        <w:rPr>
+          <w:rFonts w:cs="Times New Roman"/>
+        </w:rPr>
+        <w:t>≤</w:t>
+      </w:r>
+      <w:r>
+        <w:rPr>
+          <w:rFonts w:cs="Times New Roman"/>
+        </w:rPr>
+        <w:t xml:space="preserve"> </w:t>
+      </w:r>
+      <w:r>
+        <w:t>25</w:t>
+      </w:r>
+      <w:r>
+        <w:rPr>
+          <w:rFonts w:ascii="Cambria Math" w:hAnsi="Cambria Math" w:cs="Cambria Math"/>
+        </w:rPr>
+        <w:t xml:space="preserve"> </w:t>
+      </w:r>
+      <w:r>
+        <w:rPr>
+          <w:rFonts w:ascii="Cambria Math" w:hAnsi="Cambria Math" w:cs="Cambria Math"/>
+        </w:rPr>
+        <w:t>⋅</w:t>
+      </w:r>
+      <w:r>
+        <w:rPr>
+          <w:rFonts w:ascii="Cambria Math" w:hAnsi="Cambria Math" w:cs="Cambria Math"/>
+        </w:rPr>
+        <w:t xml:space="preserve"> </w:t>
+      </w:r>
+      <w:r>
+        <w:t>0,5</w:t>
+      </w:r>
+      <w:r>
+        <w:t xml:space="preserve"> </w:t>
+      </w:r>
+      <w:r>
+        <w:t>+</w:t>
+      </w:r>
+      <w:r>
+        <w:t xml:space="preserve"> </w:t>
+      </w:r>
+      <w:r>
+        <w:t>0,5</w:t>
+      </w:r>
+    </w:p>
+    <w:p>
+      <w:pPr>
+        <w:jc w:val="center"/>
+      </w:pPr>
+      <w:r>
+        <w:t>12,5</w:t>
+      </w:r>
+      <w:r>
+        <w:t xml:space="preserve"> </w:t>
+      </w:r>
+      <w:r>
+        <w:t>−</w:t>
+      </w:r>
+      <w:r>
+        <w:t xml:space="preserve"> </w:t>
+      </w:r>
+      <w:r>
+        <w:t>0,5</w:t>
+      </w:r>
+      <w:r>
+        <w:t xml:space="preserve"> </w:t>
+      </w:r>
+      <w:r>
+        <w:t>≤</w:t>
+      </w:r>
+      <w:r>
+        <w:t xml:space="preserve"> </w:t>
+      </w:r>
+      <w:r>
+        <w:t>k</w:t>
+      </w:r>
+      <w:r>
+        <w:rPr>
+          <w:vertAlign w:val="subscript"/>
+        </w:rPr>
+        <w:t xml:space="preserve">0 </w:t>
+      </w:r>
+      <w:r>
+        <w:t>≤</w:t>
+      </w:r>
+      <w:r>
+        <w:t xml:space="preserve"> </w:t>
+      </w:r>
+      <w:r>
+        <w:t>12,5</w:t>
+      </w:r>
+      <w:r>
+        <w:t xml:space="preserve"> </w:t>
+      </w:r>
+      <w:r>
+        <w:t>+</w:t>
+      </w:r>
+      <w:r>
+        <w:t xml:space="preserve"> </w:t>
+      </w:r>
+      <w:r>
+        <w:t>0,5</w:t>
+      </w:r>
+    </w:p>
+    <w:p>
+      <w:pPr>
+        <w:jc w:val="center"/>
+      </w:pPr>
+      <w:r>
+        <w:t>12</w:t>
+      </w:r>
+      <w:r>
+        <w:t xml:space="preserve"> </w:t>
+      </w:r>
+      <w:r>
+        <w:t>≤</w:t>
+      </w:r>
+      <w:r>
+        <w:t xml:space="preserve"> </w:t>
+      </w:r>
+      <w:r>
+        <w:t>k</w:t>
+      </w:r>
+      <w:r>
+        <w:rPr>
+          <w:vertAlign w:val="subscript"/>
+        </w:rPr>
+        <w:t xml:space="preserve">0 </w:t>
+      </w:r>
+      <w:r>
+        <w:t>≤13</w:t>
+      </w:r>
+    </w:p>
+    <w:p>
+      <w:pPr>
+        <w:jc w:val="left"/>
+      </w:pPr>
+      <w:r>
+        <w:t>Оскільки np</w:t>
+      </w:r>
+      <w:r>
+        <w:t xml:space="preserve"> </w:t>
+      </w:r>
+      <w:r>
+        <w:t>+</w:t>
+      </w:r>
+      <w:r>
+        <w:t xml:space="preserve"> </w:t>
+      </w:r>
+      <w:r>
+        <w:t>p</w:t>
+      </w:r>
+      <w:r>
+        <w:t xml:space="preserve"> </w:t>
+      </w:r>
+      <w:r>
+        <w:t>=</w:t>
+      </w:r>
+      <w:r>
+        <w:t xml:space="preserve"> </w:t>
+      </w:r>
+      <w:r>
+        <w:t>13</w:t>
+      </w:r>
+      <w:r>
+        <w:t xml:space="preserve"> </w:t>
+      </w:r>
+      <w:r>
+        <w:t>ціле, то є два найбільш ймовірних числа:</w:t>
+      </w:r>
+    </w:p>
+    <w:p>
+      <w:pPr>
+        <w:jc w:val="center"/>
+      </w:pPr>
+      <w:r>
+        <w:t>k</w:t>
+      </w:r>
+      <w:r>
+        <w:rPr>
+          <w:vertAlign w:val="subscript"/>
+        </w:rPr>
+        <w:t xml:space="preserve">0 </w:t>
+      </w:r>
+      <w:r>
+        <w:t>=</w:t>
+      </w:r>
+      <w:r>
+        <w:t xml:space="preserve"> </w:t>
+      </w:r>
+      <w:r>
+        <w:t>12</w:t>
+      </w:r>
+      <w:r>
+        <w:t xml:space="preserve"> </w:t>
+      </w:r>
+      <w:r>
+        <w:t>та</w:t>
+      </w:r>
+      <w:r>
+        <w:t xml:space="preserve"> </w:t>
+      </w:r>
+      <w:r>
+        <w:t>k0</w:t>
+      </w:r>
+      <w:r>
+        <w:t xml:space="preserve"> </w:t>
+      </w:r>
+      <w:r>
+        <w:t>=</w:t>
+      </w:r>
+      <w:r>
+        <w:t xml:space="preserve"> </w:t>
+      </w:r>
+      <w:r>
+        <w:t>13</w:t>
+      </w:r>
+    </w:p>
+    <w:p>
+      <w:pPr>
+        <w:jc w:val="left"/>
+      </w:pPr>
+      <w:r>
+        <w:t>Відповідь:12 і 13​</w:t>
+      </w:r>
+      <w:r>
+        <w:br/>
+      </w:r>
+    </w:p>
+    <w:p>
+      <w:pPr>
+        <w:jc w:val="left"/>
+        <w:rPr>
+          <w:b/>
+          <w:bCs/>
+        </w:rPr>
+      </w:pPr>
+      <w:r>
+        <w:rPr>
+          <w:b/>
+          <w:bCs/>
+        </w:rPr>
+        <w:t xml:space="preserve">Варіант </w:t>
+      </w:r>
+      <w:r>
+        <w:rPr>
+          <w:b/>
+          <w:bCs/>
+        </w:rPr>
+        <w:t>4</w:t>
+      </w:r>
+    </w:p>
+    <w:p>
+      <w:pPr>
+        <w:jc w:val="left"/>
         <w:rPr>
           <w:lang w:val="ru-RU"/>
         </w:rPr>
       </w:pPr>
       <w:r>
         <w:rPr>
+          <w:lang w:val="ru-RU"/>
+        </w:rPr>
+        <w:t>Умова:</w:t>
+      </w:r>
+      <w:r>
+        <w:rPr>
+          <w:lang w:val="ru-RU"/>
+        </w:rPr>
+        <w:t xml:space="preserve"> </w:t>
+      </w:r>
+    </w:p>
+    <w:p>
+      <w:pPr>
+        <w:jc w:val="left"/>
+        <w:rPr>
+          <w:lang w:val="ru-RU"/>
+        </w:rPr>
+      </w:pPr>
+      <w:r>
+        <w:t>Монету кинуто 10 разів. Знайдіть ймовірність того, що герб випаде: а) від 4 до 6 разів; б) хоча б один раз.</w:t>
+      </w:r>
+    </w:p>
+    <w:p>
+      <w:pPr>
+        <w:jc w:val="left"/>
+      </w:pPr>
+      <w:r>
+        <w:t>Дано:</w:t>
+      </w:r>
+    </w:p>
+    <w:p>
+      <w:pPr>
+        <w:jc w:val="left"/>
+      </w:pPr>
+      <w:r>
+        <w:rPr>
           <w:lang w:val="en-GB"/>
         </w:rPr>
+        <w:t>n</w:t>
+      </w:r>
+      <w:r>
+        <w:t xml:space="preserve"> </w:t>
+      </w:r>
+      <w:r>
+        <w:t>=</w:t>
+      </w:r>
+      <w:r>
+        <w:t xml:space="preserve"> </w:t>
+      </w:r>
+      <w:r>
+        <w:t>10</w:t>
+      </w:r>
+    </w:p>
+    <w:p>
+      <w:pPr>
+        <w:jc w:val="left"/>
+      </w:pPr>
+      <w:r>
+        <w:rPr>
+          <w:lang w:val="en-GB"/>
+        </w:rPr>
+        <w:t>p</w:t>
+      </w:r>
+      <w:r>
+        <w:t xml:space="preserve"> </w:t>
+      </w:r>
+      <w:r>
+        <w:t>=</w:t>
+      </w:r>
+      <w:r>
+        <w:t xml:space="preserve"> </w:t>
+      </w:r>
+      <w:r>
+        <w:t>0,5</w:t>
+      </w:r>
+      <w:r>
+        <w:rPr>
+          <w:i/>
+          <w:iCs/>
+        </w:rPr>
+        <w:t xml:space="preserve"> </w:t>
+      </w:r>
+      <w:r>
+        <w:t>(герб)</w:t>
+      </w:r>
+    </w:p>
+    <w:p>
+      <w:pPr>
+        <w:jc w:val="left"/>
+      </w:pPr>
+      <w:r>
+        <w:rPr>
+          <w:lang w:val="en-GB"/>
+        </w:rPr>
+        <w:t>q</w:t>
+      </w:r>
+      <w:r>
+        <w:t xml:space="preserve"> </w:t>
+      </w:r>
+      <w:r>
+        <w:t>=</w:t>
+      </w:r>
+      <w:r>
+        <w:t xml:space="preserve"> </w:t>
+      </w:r>
+      <w:r>
+        <w:t>0,5</w:t>
+      </w:r>
+    </w:p>
+    <w:p>
+      <w:pPr>
+        <w:jc w:val="left"/>
+      </w:pPr>
+      <w:r>
+        <w:t>а) Герб випаде від 4 до 6 разів</w:t>
+      </w:r>
+    </w:p>
+    <w:p>
+      <w:pPr>
+        <w:jc w:val="center"/>
+      </w:pPr>
+      <w:r>
+        <w:t>P(4 ≤ k ≤ 6) = P</w:t>
+      </w:r>
+      <w:r>
+        <w:rPr>
+          <w:vertAlign w:val="subscript"/>
+        </w:rPr>
+        <w:t>10</w:t>
+      </w:r>
+      <w:r>
+        <w:t>(4)+P</w:t>
+      </w:r>
+      <w:r>
+        <w:rPr>
+          <w:vertAlign w:val="subscript"/>
+        </w:rPr>
+        <w:t>10</w:t>
+      </w:r>
+      <w:r>
+        <w:t>(5)+P</w:t>
+      </w:r>
+      <w:r>
+        <w:rPr>
+          <w:vertAlign w:val="subscript"/>
+        </w:rPr>
+        <w:t>10</w:t>
+      </w:r>
+      <w:r>
+        <w:t>(6)</w:t>
+      </w:r>
+    </w:p>
+    <w:p>
+      <w:pPr>
+        <w:jc w:val="center"/>
+      </w:pPr>
+      <w:r>
         <w:t>P</w:t>
       </w:r>
       <w:r>
         <w:rPr>
           <w:vertAlign w:val="subscript"/>
-          <w:lang w:val="ru-RU"/>
-        </w:rPr>
-        <w:t>5</w:t>
-      </w:r>
-      <w:r>
-        <w:rPr>
-          <w:lang w:val="ru-RU"/>
-        </w:rPr>
-        <w:t xml:space="preserve">(2) = </w:t>
-      </w:r>
-      <w:r>
-        <w:rPr>
-          <w:lang w:val="en-GB"/>
-        </w:rPr>
-        <w:t>C</w:t>
+        </w:rPr>
+        <w:t>10</w:t>
+      </w:r>
+      <w:r>
+        <w:t>(k)</w:t>
+      </w:r>
+      <w:r>
+        <w:t xml:space="preserve"> </w:t>
+      </w:r>
+      <w:r>
+        <w:t>=</w:t>
+      </w:r>
+      <w:r>
+        <w:t xml:space="preserve"> С</w:t>
       </w:r>
       <w:r>
         <w:rPr>
           <w:vertAlign w:val="subscript"/>
-          <w:lang w:val="ru-RU"/>
-        </w:rPr>
-        <w:t>5</w:t>
+        </w:rPr>
+        <w:t>10</w:t>
+      </w:r>
+      <w:r>
+        <w:rPr>
+          <w:vertAlign w:val="superscript"/>
+          <w:lang w:val="en-US"/>
+        </w:rPr>
+        <w:t>k</w:t>
+      </w:r>
+      <w:r>
+        <w:rPr>
+          <w:rFonts w:ascii="Cambria Math" w:hAnsi="Cambria Math" w:cs="Cambria Math"/>
+        </w:rPr>
+        <w:t>⋅</w:t>
+      </w:r>
+      <w:r>
+        <w:t>(0,5)</w:t>
+      </w:r>
+      <w:r>
+        <w:rPr>
+          <w:vertAlign w:val="superscript"/>
+        </w:rPr>
+        <w:t>10</w:t>
+      </w:r>
+    </w:p>
+    <w:p>
+      <w:pPr>
+        <w:jc w:val="left"/>
+      </w:pPr>
+      <w:r>
+        <w:t>Оскільки p</w:t>
+      </w:r>
+      <w:r>
+        <w:t xml:space="preserve"> </w:t>
+      </w:r>
+      <w:r>
+        <w:t>=</w:t>
+      </w:r>
+      <w:r>
+        <w:t xml:space="preserve"> </w:t>
+      </w:r>
+      <w:r>
+        <w:t>q</w:t>
+      </w:r>
+      <w:r>
+        <w:t xml:space="preserve"> </w:t>
+      </w:r>
+      <w:r>
+        <w:t>=</w:t>
+      </w:r>
+      <w:r>
+        <w:t xml:space="preserve"> </w:t>
+      </w:r>
+      <w:r>
+        <w:t xml:space="preserve">0,5 </w:t>
+      </w:r>
+    </w:p>
+    <w:p>
+      <w:pPr>
+        <w:jc w:val="center"/>
+      </w:pPr>
+      <w:r>
+        <w:t>(0,5)</w:t>
+      </w:r>
+      <w:r>
+        <w:rPr>
+          <w:vertAlign w:val="superscript"/>
+        </w:rPr>
+        <w:t xml:space="preserve">10 </w:t>
+      </w:r>
+      <w:r>
+        <w:t>=</w:t>
+      </w:r>
+      <w:r>
+        <w:t xml:space="preserve"> </w:t>
+      </w:r>
+      <w:r>
+        <w:t>1</w:t>
+      </w:r>
+      <w:r>
+        <w:t xml:space="preserve"> / </w:t>
+      </w:r>
+      <w:r>
+        <w:t>1024​.</w:t>
+      </w:r>
+    </w:p>
+    <w:p>
+      <w:pPr>
+        <w:jc w:val="left"/>
+      </w:pPr>
+      <w:r>
+        <w:t>Обчислимо:</w:t>
+      </w:r>
+    </w:p>
+    <w:p>
+      <w:pPr>
+        <w:jc w:val="center"/>
+      </w:pPr>
+      <w:r>
+        <w:t>С</w:t>
+      </w:r>
+      <w:r>
+        <w:rPr>
+          <w:vertAlign w:val="subscript"/>
+        </w:rPr>
+        <w:t>10</w:t>
       </w:r>
       <w:r>
         <w:rPr>
           <w:vertAlign w:val="superscript"/>
           <w:lang w:val="ru-RU"/>
         </w:rPr>
-        <w:t xml:space="preserve">2 </w:t>
-      </w:r>
-      <w:r>
-        <w:rPr>
-          <w:lang w:val="en-GB"/>
-        </w:rPr>
-        <w:t>x</w:t>
-      </w:r>
-      <w:r>
-        <w:rPr>
-          <w:lang w:val="ru-RU"/>
-        </w:rPr>
-        <w:t xml:space="preserve"> (0</w:t>
-      </w:r>
-      <w:r>
-        <w:t>,</w:t>
-      </w:r>
-      <w:r>
-        <w:rPr>
-          <w:lang w:val="ru-RU"/>
-        </w:rPr>
-        <w:t>8)</w:t>
+        <w:t>4</w:t>
+      </w:r>
+      <w:r>
+        <w:t xml:space="preserve"> </w:t>
+      </w:r>
+      <w:r>
+        <w:t>=210</w:t>
+      </w:r>
+    </w:p>
+    <w:p>
+      <w:pPr>
+        <w:jc w:val="center"/>
+      </w:pPr>
+      <w:r>
+        <w:t>С</w:t>
+      </w:r>
+      <w:r>
+        <w:rPr>
+          <w:vertAlign w:val="subscript"/>
+        </w:rPr>
+        <w:t>10</w:t>
       </w:r>
       <w:r>
         <w:rPr>
           <w:vertAlign w:val="superscript"/>
           <w:lang w:val="ru-RU"/>
         </w:rPr>
-        <w:t>2</w:t>
-      </w:r>
-      <w:r>
-        <w:rPr>
-          <w:lang w:val="ru-RU"/>
-        </w:rPr>
-        <w:t xml:space="preserve"> </w:t>
-      </w:r>
-      <w:r>
-        <w:rPr>
-          <w:lang w:val="en-GB"/>
-        </w:rPr>
-        <w:t>x</w:t>
-      </w:r>
-      <w:r>
-        <w:rPr>
-          <w:lang w:val="ru-RU"/>
-        </w:rPr>
-        <w:t xml:space="preserve"> (0</w:t>
-      </w:r>
-      <w:r>
-        <w:t>,</w:t>
-      </w:r>
-      <w:r>
-        <w:rPr>
-          <w:lang w:val="ru-RU"/>
-        </w:rPr>
-        <w:t>2)</w:t>
+        <w:t>5</w:t>
+      </w:r>
+      <w:r>
+        <w:t xml:space="preserve"> </w:t>
+      </w:r>
+      <w:r>
+        <w:t>=252</w:t>
+      </w:r>
+    </w:p>
+    <w:p>
+      <w:pPr>
+        <w:jc w:val="center"/>
+      </w:pPr>
+      <w:r>
+        <w:t>С</w:t>
+      </w:r>
+      <w:r>
+        <w:rPr>
+          <w:vertAlign w:val="subscript"/>
+        </w:rPr>
+        <w:t>10</w:t>
       </w:r>
       <w:r>
         <w:rPr>
           <w:vertAlign w:val="superscript"/>
           <w:lang w:val="ru-RU"/>
         </w:rPr>
-        <w:t>3</w:t>
-      </w:r>
-    </w:p>
-    <w:p>
-      <w:pPr>
-        <w:rPr>
-          <w:lang w:val="en-US"/>
-        </w:rPr>
-      </w:pPr>
-      <w:r>
-        <w:rPr>
-          <w:lang w:val="en-GB"/>
-        </w:rPr>
-        <w:t>C</w:t>
+        <w:t>6</w:t>
+      </w:r>
+      <w:r>
+        <w:t xml:space="preserve"> </w:t>
+      </w:r>
+      <w:r>
+        <w:t>=210</w:t>
+      </w:r>
+    </w:p>
+    <w:p>
+      <w:pPr>
+        <w:jc w:val="left"/>
+      </w:pPr>
+      <w:r>
+        <w:t>Сума: </w:t>
+      </w:r>
+    </w:p>
+    <w:p>
+      <w:pPr>
+        <w:jc w:val="center"/>
+      </w:pPr>
+      <w:r>
+        <w:t>210</w:t>
+      </w:r>
+      <w:r>
+        <w:rPr>
+          <w:lang w:val="ru-RU"/>
+        </w:rPr>
+        <w:t xml:space="preserve"> </w:t>
+      </w:r>
+      <w:r>
+        <w:t>+</w:t>
+      </w:r>
+      <w:r>
+        <w:rPr>
+          <w:lang w:val="ru-RU"/>
+        </w:rPr>
+        <w:t xml:space="preserve"> </w:t>
+      </w:r>
+      <w:r>
+        <w:t>252</w:t>
+      </w:r>
+      <w:r>
+        <w:rPr>
+          <w:lang w:val="ru-RU"/>
+        </w:rPr>
+        <w:t xml:space="preserve"> </w:t>
+      </w:r>
+      <w:r>
+        <w:t>+</w:t>
+      </w:r>
+      <w:r>
+        <w:rPr>
+          <w:lang w:val="ru-RU"/>
+        </w:rPr>
+        <w:t xml:space="preserve"> </w:t>
+      </w:r>
+      <w:r>
+        <w:t>210</w:t>
+      </w:r>
+      <w:r>
+        <w:rPr>
+          <w:lang w:val="ru-RU"/>
+        </w:rPr>
+        <w:t xml:space="preserve"> </w:t>
+      </w:r>
+      <w:r>
+        <w:t>=</w:t>
+      </w:r>
+      <w:r>
+        <w:rPr>
+          <w:lang w:val="ru-RU"/>
+        </w:rPr>
+        <w:t xml:space="preserve"> </w:t>
+      </w:r>
+      <w:r>
+        <w:t>672</w:t>
+      </w:r>
+    </w:p>
+    <w:p>
+      <w:pPr>
+        <w:jc w:val="center"/>
+      </w:pPr>
+      <w:r>
+        <w:t>P</w:t>
+      </w:r>
+      <w:r>
+        <w:rPr>
+          <w:lang w:val="ru-RU"/>
+        </w:rPr>
+        <w:t xml:space="preserve"> </w:t>
+      </w:r>
+      <w:r>
+        <w:t>=</w:t>
+      </w:r>
+      <w:r>
+        <w:rPr>
+          <w:lang w:val="ru-RU"/>
+        </w:rPr>
+        <w:t xml:space="preserve"> </w:t>
+      </w:r>
+      <w:r>
+        <w:t>672</w:t>
+      </w:r>
+      <w:r>
+        <w:rPr>
+          <w:lang w:val="ru-RU"/>
+        </w:rPr>
+        <w:t xml:space="preserve"> / </w:t>
+      </w:r>
+      <w:r>
+        <w:t>1024</w:t>
+      </w:r>
+      <w:r>
+        <w:rPr>
+          <w:lang w:val="ru-RU"/>
+        </w:rPr>
+        <w:t xml:space="preserve"> </w:t>
+      </w:r>
+      <w:r>
+        <w:t>=</w:t>
+      </w:r>
+      <w:r>
+        <w:rPr>
+          <w:lang w:val="ru-RU"/>
+        </w:rPr>
+        <w:t xml:space="preserve"> </w:t>
+      </w:r>
+      <w:r>
+        <w:t>21</w:t>
+      </w:r>
+      <w:r>
+        <w:rPr>
+          <w:lang w:val="ru-RU"/>
+        </w:rPr>
+        <w:t xml:space="preserve"> / </w:t>
+      </w:r>
+      <w:r>
+        <w:t>32</w:t>
+      </w:r>
+    </w:p>
+    <w:p>
+      <w:pPr>
+        <w:jc w:val="left"/>
+      </w:pPr>
+      <w:r>
+        <w:lastRenderedPageBreak/>
+        <w:t>б) Хоча б один раз</w:t>
+      </w:r>
+    </w:p>
+    <w:p>
+      <w:pPr>
+        <w:jc w:val="left"/>
+      </w:pPr>
+      <w:r>
+        <w:t>Простіше через протилежну подію — жодного герба:</w:t>
+      </w:r>
+    </w:p>
+    <w:p>
+      <w:pPr>
+        <w:jc w:val="center"/>
+        <w:rPr>
+          <w:lang w:val="ru-RU"/>
+        </w:rPr>
+      </w:pPr>
+      <w:r>
+        <w:t>P</w:t>
       </w:r>
       <w:r>
         <w:rPr>
           <w:vertAlign w:val="subscript"/>
+        </w:rPr>
+        <w:t>10</w:t>
+      </w:r>
+      <w:r>
+        <w:t>(</w:t>
+      </w:r>
+      <w:r>
+        <w:rPr>
           <w:lang w:val="ru-RU"/>
         </w:rPr>
-        <w:t>5</w:t>
+        <w:t>0</w:t>
+      </w:r>
+      <w:r>
+        <w:t>)</w:t>
+      </w:r>
+      <w:r>
+        <w:t xml:space="preserve"> </w:t>
+      </w:r>
+      <w:r>
+        <w:t>=</w:t>
+      </w:r>
+      <w:r>
+        <w:t xml:space="preserve"> С</w:t>
+      </w:r>
+      <w:r>
+        <w:rPr>
+          <w:vertAlign w:val="subscript"/>
+        </w:rPr>
+        <w:t>10</w:t>
       </w:r>
       <w:r>
         <w:rPr>
           <w:vertAlign w:val="superscript"/>
           <w:lang w:val="ru-RU"/>
         </w:rPr>
-        <w:t>2</w:t>
+        <w:t>0</w:t>
+      </w:r>
+      <w:r>
+        <w:rPr>
+          <w:rFonts w:ascii="Cambria Math" w:hAnsi="Cambria Math" w:cs="Cambria Math"/>
+        </w:rPr>
+        <w:t>⋅</w:t>
+      </w:r>
+      <w:r>
+        <w:rPr>
+          <w:rFonts w:ascii="Cambria Math" w:hAnsi="Cambria Math" w:cs="Cambria Math"/>
+          <w:lang w:val="ru-RU"/>
+        </w:rPr>
+        <w:t xml:space="preserve"> </w:t>
+      </w:r>
+      <w:r>
+        <w:t>(0,5)</w:t>
       </w:r>
       <w:r>
         <w:rPr>
           <w:vertAlign w:val="superscript"/>
+        </w:rPr>
+        <w:t>10</w:t>
+      </w:r>
+      <w:r>
+        <w:rPr>
           <w:lang w:val="ru-RU"/>
         </w:rPr>
-        <w:t xml:space="preserve"> </w:t>
+        <w:t xml:space="preserve"> = 1 </w:t>
+      </w:r>
+      <w:r>
+        <w:rPr>
+          <w:rFonts w:ascii="Cambria Math" w:hAnsi="Cambria Math" w:cs="Cambria Math"/>
+        </w:rPr>
+        <w:t>⋅</w:t>
       </w:r>
       <w:r>
         <w:rPr>
           <w:lang w:val="ru-RU"/>
         </w:rPr>
-        <w:t xml:space="preserve"> </w:t>
-      </w:r>
+        <w:t xml:space="preserve"> 1 / 1024</w:t>
+      </w:r>
+    </w:p>
+    <w:p>
+      <w:pPr>
+        <w:jc w:val="left"/>
+      </w:pPr>
+      <w:r>
+        <w:t xml:space="preserve">Хоча б один: </w:t>
+      </w:r>
+    </w:p>
+    <w:p>
+      <w:pPr>
+        <w:jc w:val="center"/>
+      </w:pPr>
       <w:r>
         <w:rPr>
           <w:lang w:val="en-US"/>
         </w:rPr>
-        <w:t>= (5 x 4) / 2 = 10</w:t>
-      </w:r>
-    </w:p>
-    <w:p>
-      <w:pPr>
-        <w:rPr>
+        <w:t>P</w:t>
+      </w:r>
+      <w:r>
+        <w:t xml:space="preserve"> = 1 – 1 / 1024 = 1023 / 1024</w:t>
+      </w:r>
+    </w:p>
+    <w:p>
+      <w:pPr>
+        <w:jc w:val="left"/>
+      </w:pPr>
+      <w:r>
+        <w:t>Відповіді:</w:t>
+      </w:r>
+      <w:r>
+        <w:br/>
+        <w:t>а) 21</w:t>
+      </w:r>
+      <w:r>
+        <w:t xml:space="preserve"> / </w:t>
+      </w:r>
+      <w:r>
+        <w:t xml:space="preserve">32​  </w:t>
+      </w:r>
+      <w:r>
+        <w:br/>
+        <w:t>б) 1023</w:t>
+      </w:r>
+      <w:r>
+        <w:t xml:space="preserve"> / </w:t>
+      </w:r>
+      <w:r>
+        <w:t>1024​ </w:t>
+      </w:r>
+    </w:p>
+    <w:p>
+      <w:pPr>
+        <w:jc w:val="left"/>
+      </w:pPr>
+    </w:p>
+    <w:p>
+      <w:pPr>
+        <w:jc w:val="left"/>
+        <w:rPr>
+          <w:b/>
+          <w:bCs/>
+        </w:rPr>
+      </w:pPr>
+      <w:r>
+        <w:rPr>
+          <w:b/>
+          <w:bCs/>
+        </w:rPr>
+        <w:t xml:space="preserve">Варіант </w:t>
+      </w:r>
+      <w:r>
+        <w:rPr>
+          <w:b/>
+          <w:bCs/>
+        </w:rPr>
+        <w:t>5</w:t>
+      </w:r>
+    </w:p>
+    <w:p>
+      <w:pPr>
+        <w:jc w:val="left"/>
+      </w:pPr>
+      <w:r>
+        <w:t>Умова:</w:t>
+      </w:r>
+    </w:p>
+    <w:p>
+      <w:pPr>
+        <w:jc w:val="left"/>
+        <w:rPr>
+          <w:rFonts w:ascii="TimesNewRomanPSMT" w:hAnsi="TimesNewRomanPSMT"/>
+          <w:color w:val="000000"/>
+          <w:szCs w:val="28"/>
+        </w:rPr>
+      </w:pPr>
+      <w:r>
+        <w:rPr>
+          <w:rFonts w:ascii="TimesNewRomanPSMT" w:hAnsi="TimesNewRomanPSMT"/>
+          <w:color w:val="000000"/>
+          <w:szCs w:val="28"/>
+        </w:rPr>
+        <w:t xml:space="preserve">Яка ймовірність того, що при </w:t>
+      </w:r>
+      <w:r>
+        <w:rPr>
+          <w:rFonts w:ascii="Cambria Math" w:hAnsi="Cambria Math" w:cs="Cambria Math"/>
+          <w:color w:val="000000"/>
+          <w:szCs w:val="28"/>
+        </w:rPr>
+        <w:t>𝑛</w:t>
+      </w:r>
+      <w:r>
+        <w:rPr>
+          <w:rFonts w:ascii="CambriaMath" w:hAnsi="CambriaMath"/>
+          <w:color w:val="000000"/>
+          <w:szCs w:val="28"/>
+        </w:rPr>
+        <w:t xml:space="preserve"> = 1000 </w:t>
+      </w:r>
+      <w:r>
+        <w:rPr>
+          <w:rFonts w:ascii="TimesNewRomanPSMT" w:hAnsi="TimesNewRomanPSMT"/>
+          <w:color w:val="000000"/>
+          <w:szCs w:val="28"/>
+        </w:rPr>
+        <w:t xml:space="preserve">киданнях монети орел випаде рівно </w:t>
+      </w:r>
+      <w:r>
+        <w:rPr>
+          <w:rFonts w:ascii="Cambria Math" w:hAnsi="Cambria Math" w:cs="Cambria Math"/>
+          <w:color w:val="000000"/>
+          <w:szCs w:val="28"/>
+        </w:rPr>
+        <w:t>𝑘</w:t>
+      </w:r>
+      <w:r>
+        <w:rPr>
+          <w:rFonts w:ascii="CambriaMath" w:hAnsi="CambriaMath"/>
+          <w:color w:val="000000"/>
+          <w:szCs w:val="28"/>
+        </w:rPr>
+        <w:t xml:space="preserve"> = 500 </w:t>
+      </w:r>
+      <w:r>
+        <w:rPr>
+          <w:rFonts w:ascii="TimesNewRomanPSMT" w:hAnsi="TimesNewRomanPSMT"/>
+          <w:color w:val="000000"/>
+          <w:szCs w:val="28"/>
+        </w:rPr>
+        <w:t>разів?</w:t>
+      </w:r>
+    </w:p>
+    <w:p>
+      <w:pPr>
+        <w:jc w:val="left"/>
+        <w:rPr>
+          <w:rFonts w:ascii="TimesNewRomanPSMT" w:hAnsi="TimesNewRomanPSMT"/>
+          <w:color w:val="000000"/>
+          <w:szCs w:val="28"/>
+        </w:rPr>
+      </w:pPr>
+      <w:r>
+        <w:rPr>
+          <w:rFonts w:ascii="TimesNewRomanPSMT" w:hAnsi="TimesNewRomanPSMT"/>
+          <w:color w:val="000000"/>
+          <w:szCs w:val="28"/>
+        </w:rPr>
+        <w:t>Дано:</w:t>
+      </w:r>
+    </w:p>
+    <w:p>
+      <w:pPr>
+        <w:jc w:val="left"/>
+        <w:rPr>
+          <w:rFonts w:ascii="TimesNewRomanPSMT" w:hAnsi="TimesNewRomanPSMT"/>
+          <w:color w:val="000000"/>
+          <w:szCs w:val="28"/>
+        </w:rPr>
+      </w:pPr>
+      <w:r>
+        <w:rPr>
+          <w:rFonts w:ascii="TimesNewRomanPSMT" w:hAnsi="TimesNewRomanPSMT"/>
+          <w:color w:val="000000"/>
+          <w:szCs w:val="28"/>
+        </w:rPr>
+        <w:t>n</w:t>
+      </w:r>
+      <w:r>
+        <w:rPr>
+          <w:rFonts w:ascii="TimesNewRomanPSMT" w:hAnsi="TimesNewRomanPSMT"/>
+          <w:color w:val="000000"/>
+          <w:szCs w:val="28"/>
+        </w:rPr>
+        <w:t xml:space="preserve"> </w:t>
+      </w:r>
+      <w:r>
+        <w:rPr>
+          <w:rFonts w:ascii="TimesNewRomanPSMT" w:hAnsi="TimesNewRomanPSMT"/>
+          <w:color w:val="000000"/>
+          <w:szCs w:val="28"/>
+        </w:rPr>
+        <w:t>=</w:t>
+      </w:r>
+      <w:r>
+        <w:rPr>
+          <w:rFonts w:ascii="TimesNewRomanPSMT" w:hAnsi="TimesNewRomanPSMT"/>
+          <w:color w:val="000000"/>
+          <w:szCs w:val="28"/>
+        </w:rPr>
+        <w:t xml:space="preserve"> </w:t>
+      </w:r>
+      <w:r>
+        <w:rPr>
+          <w:rFonts w:ascii="TimesNewRomanPSMT" w:hAnsi="TimesNewRomanPSMT"/>
+          <w:color w:val="000000"/>
+          <w:szCs w:val="28"/>
+        </w:rPr>
+        <w:t>1000</w:t>
+      </w:r>
+    </w:p>
+    <w:p>
+      <w:pPr>
+        <w:jc w:val="left"/>
+        <w:rPr>
+          <w:rFonts w:ascii="TimesNewRomanPSMT" w:hAnsi="TimesNewRomanPSMT"/>
+          <w:color w:val="000000"/>
+          <w:szCs w:val="28"/>
+        </w:rPr>
+      </w:pPr>
+      <w:r>
+        <w:rPr>
+          <w:rFonts w:ascii="TimesNewRomanPSMT" w:hAnsi="TimesNewRomanPSMT"/>
+          <w:color w:val="000000"/>
+          <w:szCs w:val="28"/>
+        </w:rPr>
+        <w:t>k</w:t>
+      </w:r>
+      <w:r>
+        <w:rPr>
+          <w:rFonts w:ascii="TimesNewRomanPSMT" w:hAnsi="TimesNewRomanPSMT"/>
+          <w:color w:val="000000"/>
+          <w:szCs w:val="28"/>
+        </w:rPr>
+        <w:t xml:space="preserve"> </w:t>
+      </w:r>
+      <w:r>
+        <w:rPr>
+          <w:rFonts w:ascii="TimesNewRomanPSMT" w:hAnsi="TimesNewRomanPSMT"/>
+          <w:color w:val="000000"/>
+          <w:szCs w:val="28"/>
+        </w:rPr>
+        <w:t>=</w:t>
+      </w:r>
+      <w:r>
+        <w:rPr>
+          <w:rFonts w:ascii="TimesNewRomanPSMT" w:hAnsi="TimesNewRomanPSMT"/>
+          <w:color w:val="000000"/>
+          <w:szCs w:val="28"/>
+        </w:rPr>
+        <w:t xml:space="preserve"> </w:t>
+      </w:r>
+      <w:r>
+        <w:rPr>
+          <w:rFonts w:ascii="TimesNewRomanPSMT" w:hAnsi="TimesNewRomanPSMT"/>
+          <w:color w:val="000000"/>
+          <w:szCs w:val="28"/>
+        </w:rPr>
+        <w:t>500</w:t>
+      </w:r>
+    </w:p>
+    <w:p>
+      <w:pPr>
+        <w:jc w:val="left"/>
+        <w:rPr>
+          <w:rFonts w:ascii="TimesNewRomanPSMT" w:hAnsi="TimesNewRomanPSMT"/>
+          <w:color w:val="000000"/>
+          <w:szCs w:val="28"/>
+        </w:rPr>
+      </w:pPr>
+      <w:r>
+        <w:rPr>
+          <w:rFonts w:ascii="TimesNewRomanPSMT" w:hAnsi="TimesNewRomanPSMT"/>
+          <w:color w:val="000000"/>
+          <w:szCs w:val="28"/>
+        </w:rPr>
+        <w:t>p</w:t>
+      </w:r>
+      <w:r>
+        <w:rPr>
+          <w:rFonts w:ascii="TimesNewRomanPSMT" w:hAnsi="TimesNewRomanPSMT"/>
+          <w:color w:val="000000"/>
+          <w:szCs w:val="28"/>
+        </w:rPr>
+        <w:t xml:space="preserve"> </w:t>
+      </w:r>
+      <w:r>
+        <w:rPr>
+          <w:rFonts w:ascii="TimesNewRomanPSMT" w:hAnsi="TimesNewRomanPSMT"/>
+          <w:color w:val="000000"/>
+          <w:szCs w:val="28"/>
+        </w:rPr>
+        <w:t>=</w:t>
+      </w:r>
+      <w:r>
+        <w:rPr>
+          <w:rFonts w:ascii="TimesNewRomanPSMT" w:hAnsi="TimesNewRomanPSMT"/>
+          <w:color w:val="000000"/>
+          <w:szCs w:val="28"/>
+        </w:rPr>
+        <w:t xml:space="preserve"> </w:t>
+      </w:r>
+      <w:r>
+        <w:rPr>
+          <w:rFonts w:ascii="TimesNewRomanPSMT" w:hAnsi="TimesNewRomanPSMT"/>
+          <w:color w:val="000000"/>
+          <w:szCs w:val="28"/>
+        </w:rPr>
+        <w:t>0,5</w:t>
+      </w:r>
+    </w:p>
+    <w:p>
+      <w:pPr>
+        <w:jc w:val="left"/>
+        <w:rPr>
+          <w:rFonts w:ascii="TimesNewRomanPSMT" w:hAnsi="TimesNewRomanPSMT"/>
+          <w:color w:val="000000"/>
+          <w:szCs w:val="28"/>
+        </w:rPr>
+      </w:pPr>
+      <w:r>
+        <w:rPr>
+          <w:rFonts w:ascii="TimesNewRomanPSMT" w:hAnsi="TimesNewRomanPSMT"/>
+          <w:color w:val="000000"/>
+          <w:szCs w:val="28"/>
+          <w:lang w:val="en-GB"/>
+        </w:rPr>
+        <w:t>q</w:t>
+      </w:r>
+      <w:r>
+        <w:rPr>
+          <w:rFonts w:ascii="TimesNewRomanPSMT" w:hAnsi="TimesNewRomanPSMT"/>
+          <w:color w:val="000000"/>
+          <w:szCs w:val="28"/>
+        </w:rPr>
+        <w:t xml:space="preserve"> </w:t>
+      </w:r>
+      <w:r>
+        <w:rPr>
+          <w:rFonts w:ascii="TimesNewRomanPSMT" w:hAnsi="TimesNewRomanPSMT"/>
+          <w:color w:val="000000"/>
+          <w:szCs w:val="28"/>
+        </w:rPr>
+        <w:t>=</w:t>
+      </w:r>
+      <w:r>
+        <w:rPr>
+          <w:rFonts w:ascii="TimesNewRomanPSMT" w:hAnsi="TimesNewRomanPSMT"/>
+          <w:color w:val="000000"/>
+          <w:szCs w:val="28"/>
+        </w:rPr>
+        <w:t xml:space="preserve"> </w:t>
+      </w:r>
+      <w:r>
+        <w:rPr>
+          <w:rFonts w:ascii="TimesNewRomanPSMT" w:hAnsi="TimesNewRomanPSMT"/>
+          <w:color w:val="000000"/>
+          <w:szCs w:val="28"/>
+        </w:rPr>
+        <w:t>0,5</w:t>
+      </w:r>
+    </w:p>
+    <w:p>
+      <w:pPr>
+        <w:jc w:val="left"/>
+        <w:rPr>
+          <w:rFonts w:ascii="TimesNewRomanPSMT" w:hAnsi="TimesNewRomanPSMT"/>
+          <w:color w:val="000000"/>
+          <w:szCs w:val="28"/>
+        </w:rPr>
+      </w:pPr>
+      <w:r>
+        <w:rPr>
+          <w:rFonts w:ascii="TimesNewRomanPSMT" w:hAnsi="TimesNewRomanPSMT"/>
+          <w:color w:val="000000"/>
+          <w:szCs w:val="28"/>
+        </w:rPr>
+        <w:t>Розв`</w:t>
+      </w:r>
+      <w:r>
+        <w:rPr>
+          <w:rFonts w:ascii="TimesNewRomanPSMT" w:hAnsi="TimesNewRomanPSMT"/>
+          <w:color w:val="000000"/>
+          <w:szCs w:val="28"/>
+        </w:rPr>
+        <w:t>язання:</w:t>
+      </w:r>
+    </w:p>
+    <w:p>
+      <w:pPr>
+        <w:jc w:val="center"/>
+      </w:pPr>
+      <w:r>
+        <w:t>P</w:t>
+      </w:r>
+      <w:r>
+        <w:rPr>
+          <w:vertAlign w:val="subscript"/>
+        </w:rPr>
+        <w:t>1</w:t>
+      </w:r>
+      <w:r>
+        <w:rPr>
+          <w:vertAlign w:val="subscript"/>
+        </w:rPr>
+        <w:t>00</w:t>
+      </w:r>
+      <w:r>
+        <w:rPr>
+          <w:vertAlign w:val="subscript"/>
+        </w:rPr>
+        <w:t>0</w:t>
+      </w:r>
+      <w:r>
+        <w:t>(</w:t>
+      </w:r>
+      <w:r>
+        <w:t>500</w:t>
+      </w:r>
+      <w:r>
+        <w:t>)</w:t>
+      </w:r>
+      <w:r>
+        <w:t xml:space="preserve"> </w:t>
+      </w:r>
+      <w:r>
+        <w:t>=</w:t>
+      </w:r>
+      <w:r>
+        <w:t xml:space="preserve"> С</w:t>
+      </w:r>
+      <w:r>
+        <w:rPr>
+          <w:vertAlign w:val="subscript"/>
+        </w:rPr>
+        <w:t>10</w:t>
+      </w:r>
+      <w:r>
+        <w:rPr>
+          <w:vertAlign w:val="subscript"/>
+        </w:rPr>
+        <w:t>00</w:t>
+      </w:r>
+      <w:r>
+        <w:rPr>
+          <w:vertAlign w:val="superscript"/>
+        </w:rPr>
+        <w:t>500</w:t>
+      </w:r>
+      <w:r>
+        <w:rPr>
+          <w:rFonts w:ascii="Cambria Math" w:hAnsi="Cambria Math" w:cs="Cambria Math"/>
+        </w:rPr>
+        <w:t>⋅</w:t>
+      </w:r>
+      <w:r>
+        <w:t>(0,5)</w:t>
+      </w:r>
+      <w:r>
+        <w:rPr>
+          <w:vertAlign w:val="superscript"/>
+        </w:rPr>
+        <w:t>1</w:t>
+      </w:r>
+      <w:r>
+        <w:rPr>
+          <w:vertAlign w:val="superscript"/>
+        </w:rPr>
+        <w:t>00</w:t>
+      </w:r>
+      <w:r>
+        <w:rPr>
+          <w:vertAlign w:val="superscript"/>
+        </w:rPr>
+        <w:t>0</w:t>
+      </w:r>
+    </w:p>
+    <w:p>
+      <w:pPr>
+        <w:jc w:val="left"/>
+        <w:rPr>
+          <w:rFonts w:ascii="TimesNewRomanPSMT" w:hAnsi="TimesNewRomanPSMT"/>
+          <w:color w:val="000000"/>
+          <w:szCs w:val="28"/>
+        </w:rPr>
+      </w:pPr>
+      <w:r>
+        <w:rPr>
+          <w:rFonts w:ascii="TimesNewRomanPSMT" w:hAnsi="TimesNewRomanPSMT"/>
+          <w:color w:val="000000"/>
+          <w:szCs w:val="28"/>
+        </w:rPr>
+        <w:t>Використання наближеної формули</w:t>
+      </w:r>
+    </w:p>
+    <w:p>
+      <w:pPr>
+        <w:jc w:val="center"/>
+      </w:pPr>
+      <w:r>
+        <w:t>P</w:t>
+      </w:r>
+      <w:r>
+        <w:rPr>
+          <w:vertAlign w:val="subscript"/>
+          <w:lang w:val="en-GB"/>
+        </w:rPr>
+        <w:t>n</w:t>
+      </w:r>
+      <w:r>
+        <w:t>(</w:t>
+      </w:r>
+      <w:r>
+        <w:rPr>
+          <w:lang w:val="en-GB"/>
+        </w:rPr>
+        <w:t>k</w:t>
+      </w:r>
+      <w:r>
+        <w:t>)</w:t>
+      </w:r>
+      <w:r>
+        <w:t xml:space="preserve"> ≈ (1 / √</w:t>
+      </w:r>
+      <w:r>
+        <w:rPr>
+          <w:lang w:val="en-GB"/>
+        </w:rPr>
+        <w:t>npq</w:t>
+      </w:r>
+      <w:r>
+        <w:t xml:space="preserve">) </w:t>
+      </w:r>
+      <w:r>
+        <w:rPr>
+          <w:rFonts w:ascii="Cambria Math" w:hAnsi="Cambria Math" w:cs="Cambria Math"/>
+        </w:rPr>
+        <w:t>⋅</w:t>
+      </w:r>
+      <w:r>
+        <w:t xml:space="preserve"> φ(</w:t>
+      </w:r>
+      <w:r>
+        <w:rPr>
+          <w:lang w:val="en-GB"/>
+        </w:rPr>
+        <w:t>x</w:t>
+      </w:r>
+      <w:r>
+        <w:t>)</w:t>
+      </w:r>
+    </w:p>
+    <w:p>
+      <w:pPr>
+        <w:jc w:val="center"/>
+        <w:rPr>
+          <w:rFonts w:ascii="TimesNewRomanPSMT" w:hAnsi="TimesNewRomanPSMT"/>
+          <w:color w:val="000000"/>
+          <w:szCs w:val="28"/>
+        </w:rPr>
+      </w:pPr>
+      <w:r>
+        <w:rPr>
+          <w:rFonts w:ascii="TimesNewRomanPSMT" w:hAnsi="TimesNewRomanPSMT"/>
+          <w:color w:val="000000"/>
+          <w:szCs w:val="28"/>
+        </w:rPr>
+        <w:t xml:space="preserve">де </w:t>
+      </w:r>
+      <w:r>
+        <w:rPr>
+          <w:rFonts w:ascii="TimesNewRomanPSMT" w:hAnsi="TimesNewRomanPSMT"/>
+          <w:color w:val="000000"/>
+          <w:szCs w:val="28"/>
           <w:lang w:val="en-US"/>
         </w:rPr>
-      </w:pPr>
-      <w:r>
-        <w:rPr>
+        <w:t>x</w:t>
+      </w:r>
+      <w:r>
+        <w:rPr>
+          <w:rFonts w:ascii="TimesNewRomanPSMT" w:hAnsi="TimesNewRomanPSMT"/>
+          <w:color w:val="000000"/>
+          <w:szCs w:val="28"/>
+        </w:rPr>
+        <w:t xml:space="preserve"> = (</w:t>
+      </w:r>
+      <w:r>
+        <w:rPr>
+          <w:rFonts w:ascii="TimesNewRomanPSMT" w:hAnsi="TimesNewRomanPSMT"/>
+          <w:color w:val="000000"/>
+          <w:szCs w:val="28"/>
           <w:lang w:val="en-US"/>
         </w:rPr>
-        <w:t>(</w:t>
-      </w:r>
-      <w:r>
-        <w:rPr>
+        <w:t>k</w:t>
+      </w:r>
+      <w:r>
+        <w:rPr>
+          <w:rFonts w:ascii="TimesNewRomanPSMT" w:hAnsi="TimesNewRomanPSMT"/>
+          <w:color w:val="000000"/>
+          <w:szCs w:val="28"/>
+        </w:rPr>
+        <w:t xml:space="preserve"> – </w:t>
+      </w:r>
+      <w:r>
+        <w:rPr>
+          <w:rFonts w:ascii="TimesNewRomanPSMT" w:hAnsi="TimesNewRomanPSMT"/>
+          <w:color w:val="000000"/>
+          <w:szCs w:val="28"/>
           <w:lang w:val="en-US"/>
         </w:rPr>
-        <w:t>0.8</w:t>
+        <w:t>np</w:t>
+      </w:r>
+      <w:r>
+        <w:rPr>
+          <w:rFonts w:ascii="TimesNewRomanPSMT" w:hAnsi="TimesNewRomanPSMT"/>
+          <w:color w:val="000000"/>
+          <w:szCs w:val="28"/>
+        </w:rPr>
+        <w:t xml:space="preserve">) </w:t>
+      </w:r>
+      <w:r>
+        <w:t>√</w:t>
       </w:r>
       <w:r>
         <w:rPr>
           <w:lang w:val="en-US"/>
         </w:rPr>
-        <w:t>)</w:t>
+        <w:t>npq</w:t>
+      </w:r>
+      <w:r>
+        <w:t>, φ(</w:t>
+      </w:r>
+      <w:r>
+        <w:rPr>
+          <w:lang w:val="en-GB"/>
+        </w:rPr>
+        <w:t>x</w:t>
+      </w:r>
+      <w:r>
+        <w:t>) = (1 / √2π)</w:t>
+      </w:r>
+      <w:r>
+        <w:rPr>
+          <w:lang w:val="en-US"/>
+        </w:rPr>
+        <w:t>e</w:t>
       </w:r>
       <w:r>
         <w:rPr>
           <w:vertAlign w:val="superscript"/>
           <w:lang w:val="en-US"/>
         </w:rPr>
-        <w:t>2</w:t>
-      </w:r>
-      <w:r>
-        <w:rPr>
-          <w:lang w:val="en-US"/>
-        </w:rPr>
-        <w:t xml:space="preserve"> = 0</w:t>
-      </w:r>
-      <w:r>
-        <w:t>,</w:t>
-      </w:r>
-      <w:r>
-        <w:rPr>
-          <w:lang w:val="en-US"/>
-        </w:rPr>
-        <w:t>64</w:t>
-      </w:r>
-    </w:p>
-    <w:p>
-      <w:pPr>
-        <w:rPr>
-          <w:lang w:val="en-US"/>
-        </w:rPr>
-      </w:pPr>
-      <w:r>
-        <w:rPr>
-          <w:lang w:val="en-US"/>
-        </w:rPr>
-        <w:t>(0.</w:t>
-      </w:r>
-      <w:r>
-        <w:rPr>
-          <w:lang w:val="en-US"/>
-        </w:rPr>
-        <w:t>2</w:t>
-      </w:r>
-      <w:r>
-        <w:rPr>
-          <w:lang w:val="en-US"/>
-        </w:rPr>
-        <w:t>)</w:t>
+        <w:t>x</w:t>
+      </w:r>
+      <w:r>
+        <w:rPr>
+          <w:vertAlign w:val="superscript"/>
+        </w:rPr>
+        <w:t>(</w:t>
       </w:r>
       <w:r>
         <w:rPr>
           <w:vertAlign w:val="superscript"/>
           <w:lang w:val="en-US"/>
         </w:rPr>
-        <w:t>3</w:t>
+        <w:t>sqrt</w:t>
+      </w:r>
+      <w:r>
+        <w:rPr>
+          <w:vertAlign w:val="superscript"/>
+        </w:rPr>
+        <w:t xml:space="preserve"> 2) /2</w:t>
+      </w:r>
+    </w:p>
+    <w:p>
+      <w:pPr>
+        <w:jc w:val="center"/>
+        <w:rPr>
+          <w:rFonts w:ascii="TimesNewRomanPSMT" w:hAnsi="TimesNewRomanPSMT"/>
+          <w:color w:val="000000"/>
+          <w:szCs w:val="28"/>
+        </w:rPr>
+      </w:pPr>
+      <w:r>
+        <w:rPr>
+          <w:rFonts w:ascii="TimesNewRomanPSMT" w:hAnsi="TimesNewRomanPSMT"/>
+          <w:color w:val="000000"/>
+          <w:szCs w:val="28"/>
+        </w:rPr>
+        <w:t>np</w:t>
+      </w:r>
+      <w:r>
+        <w:rPr>
+          <w:rFonts w:ascii="TimesNewRomanPSMT" w:hAnsi="TimesNewRomanPSMT"/>
+          <w:color w:val="000000"/>
+          <w:szCs w:val="28"/>
+        </w:rPr>
+        <w:t xml:space="preserve"> </w:t>
+      </w:r>
+      <w:r>
+        <w:rPr>
+          <w:rFonts w:ascii="TimesNewRomanPSMT" w:hAnsi="TimesNewRomanPSMT"/>
+          <w:color w:val="000000"/>
+          <w:szCs w:val="28"/>
+        </w:rPr>
+        <w:t>=1000</w:t>
+      </w:r>
+      <w:r>
+        <w:rPr>
+          <w:rFonts w:ascii="Cambria Math" w:hAnsi="Cambria Math" w:cs="Cambria Math"/>
+          <w:color w:val="000000"/>
+          <w:szCs w:val="28"/>
+        </w:rPr>
+        <w:t xml:space="preserve"> </w:t>
+      </w:r>
+      <w:r>
+        <w:rPr>
+          <w:rFonts w:ascii="Cambria Math" w:hAnsi="Cambria Math" w:cs="Cambria Math"/>
+        </w:rPr>
+        <w:t>⋅</w:t>
+      </w:r>
+      <w:r>
+        <w:rPr>
+          <w:rFonts w:ascii="Cambria Math" w:hAnsi="Cambria Math" w:cs="Cambria Math"/>
+          <w:color w:val="000000"/>
+          <w:szCs w:val="28"/>
+        </w:rPr>
+        <w:t xml:space="preserve"> </w:t>
+      </w:r>
+      <w:r>
+        <w:rPr>
+          <w:rFonts w:ascii="TimesNewRomanPSMT" w:hAnsi="TimesNewRomanPSMT"/>
+          <w:color w:val="000000"/>
+          <w:szCs w:val="28"/>
+        </w:rPr>
+        <w:t>0,5</w:t>
+      </w:r>
+      <w:r>
+        <w:rPr>
+          <w:rFonts w:ascii="TimesNewRomanPSMT" w:hAnsi="TimesNewRomanPSMT"/>
+          <w:color w:val="000000"/>
+          <w:szCs w:val="28"/>
+        </w:rPr>
+        <w:t xml:space="preserve"> </w:t>
+      </w:r>
+      <w:r>
+        <w:rPr>
+          <w:rFonts w:ascii="TimesNewRomanPSMT" w:hAnsi="TimesNewRomanPSMT"/>
+          <w:color w:val="000000"/>
+          <w:szCs w:val="28"/>
+        </w:rPr>
+        <w:t>=</w:t>
+      </w:r>
+      <w:r>
+        <w:rPr>
+          <w:rFonts w:ascii="TimesNewRomanPSMT" w:hAnsi="TimesNewRomanPSMT"/>
+          <w:color w:val="000000"/>
+          <w:szCs w:val="28"/>
+        </w:rPr>
+        <w:t xml:space="preserve"> </w:t>
+      </w:r>
+      <w:r>
+        <w:rPr>
+          <w:rFonts w:ascii="TimesNewRomanPSMT" w:hAnsi="TimesNewRomanPSMT"/>
+          <w:color w:val="000000"/>
+          <w:szCs w:val="28"/>
+        </w:rPr>
+        <w:t>500,</w:t>
+      </w:r>
+      <w:r>
+        <w:rPr>
+          <w:rFonts w:ascii="TimesNewRomanPSMT" w:hAnsi="TimesNewRomanPSMT"/>
+          <w:color w:val="000000"/>
+          <w:szCs w:val="28"/>
+        </w:rPr>
+        <w:t xml:space="preserve"> </w:t>
+      </w:r>
+      <w:r>
+        <w:rPr>
+          <w:rFonts w:ascii="TimesNewRomanPSMT" w:hAnsi="TimesNewRomanPSMT"/>
+          <w:color w:val="000000"/>
+          <w:szCs w:val="28"/>
+        </w:rPr>
+        <w:t>npq</w:t>
+      </w:r>
+      <w:r>
+        <w:rPr>
+          <w:rFonts w:ascii="TimesNewRomanPSMT" w:hAnsi="TimesNewRomanPSMT"/>
+          <w:color w:val="000000"/>
+          <w:szCs w:val="28"/>
+        </w:rPr>
+        <w:t xml:space="preserve"> </w:t>
+      </w:r>
+      <w:r>
+        <w:rPr>
+          <w:rFonts w:ascii="TimesNewRomanPSMT" w:hAnsi="TimesNewRomanPSMT"/>
+          <w:color w:val="000000"/>
+          <w:szCs w:val="28"/>
+        </w:rPr>
+        <w:t>=</w:t>
+      </w:r>
+      <w:r>
+        <w:rPr>
+          <w:rFonts w:ascii="TimesNewRomanPSMT" w:hAnsi="TimesNewRomanPSMT"/>
+          <w:color w:val="000000"/>
+          <w:szCs w:val="28"/>
+        </w:rPr>
+        <w:t xml:space="preserve"> </w:t>
+      </w:r>
+      <w:r>
+        <w:rPr>
+          <w:rFonts w:ascii="TimesNewRomanPSMT" w:hAnsi="TimesNewRomanPSMT"/>
+          <w:color w:val="000000"/>
+          <w:szCs w:val="28"/>
+        </w:rPr>
+        <w:t>1000</w:t>
+      </w:r>
+      <w:r>
+        <w:rPr>
+          <w:rFonts w:ascii="Cambria Math" w:hAnsi="Cambria Math" w:cs="Cambria Math"/>
+          <w:color w:val="000000"/>
+          <w:szCs w:val="28"/>
+        </w:rPr>
+        <w:t xml:space="preserve"> </w:t>
+      </w:r>
+      <w:r>
+        <w:rPr>
+          <w:rFonts w:ascii="Cambria Math" w:hAnsi="Cambria Math" w:cs="Cambria Math"/>
+        </w:rPr>
+        <w:t>⋅</w:t>
+      </w:r>
+      <w:r>
+        <w:rPr>
+          <w:rFonts w:ascii="Cambria Math" w:hAnsi="Cambria Math" w:cs="Cambria Math"/>
+          <w:color w:val="000000"/>
+          <w:szCs w:val="28"/>
+        </w:rPr>
+        <w:t xml:space="preserve"> </w:t>
+      </w:r>
+      <w:r>
+        <w:rPr>
+          <w:rFonts w:ascii="TimesNewRomanPSMT" w:hAnsi="TimesNewRomanPSMT"/>
+          <w:color w:val="000000"/>
+          <w:szCs w:val="28"/>
+        </w:rPr>
+        <w:t>0,5</w:t>
+      </w:r>
+      <w:r>
+        <w:rPr>
+          <w:rFonts w:ascii="Cambria Math" w:hAnsi="Cambria Math" w:cs="Cambria Math"/>
+          <w:color w:val="000000"/>
+          <w:szCs w:val="28"/>
+        </w:rPr>
+        <w:t xml:space="preserve"> </w:t>
+      </w:r>
+      <w:r>
+        <w:rPr>
+          <w:rFonts w:ascii="Cambria Math" w:hAnsi="Cambria Math" w:cs="Cambria Math"/>
+        </w:rPr>
+        <w:t>⋅</w:t>
+      </w:r>
+      <w:r>
+        <w:rPr>
+          <w:rFonts w:ascii="Cambria Math" w:hAnsi="Cambria Math" w:cs="Cambria Math"/>
+          <w:color w:val="000000"/>
+          <w:szCs w:val="28"/>
+        </w:rPr>
+        <w:t xml:space="preserve"> </w:t>
+      </w:r>
+      <w:r>
+        <w:rPr>
+          <w:rFonts w:ascii="TimesNewRomanPSMT" w:hAnsi="TimesNewRomanPSMT"/>
+          <w:color w:val="000000"/>
+          <w:szCs w:val="28"/>
+        </w:rPr>
+        <w:t>0,5</w:t>
+      </w:r>
+      <w:r>
+        <w:rPr>
+          <w:rFonts w:ascii="TimesNewRomanPSMT" w:hAnsi="TimesNewRomanPSMT"/>
+          <w:color w:val="000000"/>
+          <w:szCs w:val="28"/>
+        </w:rPr>
+        <w:t xml:space="preserve"> </w:t>
+      </w:r>
+      <w:r>
+        <w:rPr>
+          <w:rFonts w:ascii="TimesNewRomanPSMT" w:hAnsi="TimesNewRomanPSMT"/>
+          <w:color w:val="000000"/>
+          <w:szCs w:val="28"/>
+        </w:rPr>
+        <w:t>=</w:t>
+      </w:r>
+      <w:r>
+        <w:rPr>
+          <w:rFonts w:ascii="TimesNewRomanPSMT" w:hAnsi="TimesNewRomanPSMT"/>
+          <w:color w:val="000000"/>
+          <w:szCs w:val="28"/>
+        </w:rPr>
+        <w:t xml:space="preserve"> </w:t>
+      </w:r>
+      <w:r>
+        <w:rPr>
+          <w:rFonts w:ascii="TimesNewRomanPSMT" w:hAnsi="TimesNewRomanPSMT"/>
+          <w:color w:val="000000"/>
+          <w:szCs w:val="28"/>
+        </w:rPr>
+        <w:t>250</w:t>
+      </w:r>
+    </w:p>
+    <w:p>
+      <w:pPr>
+        <w:jc w:val="center"/>
+      </w:pPr>
+      <w:r>
+        <w:t>√</w:t>
       </w:r>
       <w:r>
         <w:rPr>
           <w:lang w:val="en-US"/>
         </w:rPr>
-        <w:t xml:space="preserve"> = 0</w:t>
-      </w:r>
-      <w:r>
-        <w:t>,</w:t>
-      </w:r>
+        <w:t>npq</w:t>
+      </w:r>
+      <w:r>
+        <w:t xml:space="preserve"> = </w:t>
+      </w:r>
+      <w:r>
+        <w:t>√</w:t>
+      </w:r>
+      <w:r>
+        <w:t xml:space="preserve">250 </w:t>
+      </w:r>
+      <w:r>
+        <w:t>≈</w:t>
+      </w:r>
+      <w:r>
+        <w:t xml:space="preserve"> 15,811388</w:t>
+      </w:r>
+    </w:p>
+    <w:p>
+      <w:pPr>
+        <w:jc w:val="center"/>
+      </w:pPr>
       <w:r>
         <w:rPr>
           <w:lang w:val="en-US"/>
         </w:rPr>
-        <w:t>008</w:t>
-      </w:r>
-    </w:p>
-    <w:p>
-      <w:pPr>
-        <w:rPr>
-          <w:lang w:val="en-US"/>
-        </w:rPr>
-      </w:pPr>
-      <w:r>
-        <w:rPr>
-          <w:lang w:val="en-GB"/>
-        </w:rPr>
+        <w:t>x</w:t>
+      </w:r>
+      <w:r>
+        <w:t xml:space="preserve"> = (500 - 500)/15.811388 = 0</w:t>
+      </w:r>
+    </w:p>
+    <w:p>
+      <w:pPr>
+        <w:jc w:val="center"/>
+      </w:pPr>
+      <w:r>
+        <w:t>φ</w:t>
+      </w:r>
+      <w:r>
+        <w:t xml:space="preserve">(0) = 1 / </w:t>
+      </w:r>
+      <w:r>
+        <w:t>√</w:t>
+      </w:r>
+      <w:r>
+        <w:t>2</w:t>
+      </w:r>
+      <w:r>
+        <w:t>π</w:t>
+      </w:r>
+      <w:r>
+        <w:t xml:space="preserve"> </w:t>
+      </w:r>
+      <w:r>
+        <w:t>≈</w:t>
+      </w:r>
+      <w:r>
+        <w:t xml:space="preserve"> 0,39894228</w:t>
+      </w:r>
+    </w:p>
+    <w:p>
+      <w:pPr>
+        <w:jc w:val="left"/>
+      </w:pPr>
+      <w:r>
+        <w:t xml:space="preserve">Отже: </w:t>
+      </w:r>
+    </w:p>
+    <w:p>
+      <w:pPr>
+        <w:jc w:val="center"/>
+      </w:pPr>
+      <w:r>
         <w:t>P</w:t>
       </w:r>
       <w:r>
         <w:rPr>
           <w:vertAlign w:val="subscript"/>
-          <w:lang w:val="en-US"/>
-        </w:rPr>
-        <w:t>5</w:t>
-      </w:r>
-      <w:r>
-        <w:rPr>
-          <w:lang w:val="en-US"/>
-        </w:rPr>
-        <w:t>(2)</w:t>
-      </w:r>
-      <w:r>
-        <w:rPr>
-          <w:lang w:val="en-US"/>
-        </w:rPr>
-        <w:t xml:space="preserve"> = 10 x </w:t>
-      </w:r>
-      <w:r>
-        <w:rPr>
-          <w:lang w:val="en-US"/>
-        </w:rPr>
-        <w:t>0</w:t>
-      </w:r>
-      <w:r>
-        <w:t>,</w:t>
-      </w:r>
-      <w:r>
-        <w:rPr>
-          <w:lang w:val="en-US"/>
-        </w:rPr>
-        <w:t>64</w:t>
-      </w:r>
-      <w:r>
-        <w:rPr>
-          <w:lang w:val="en-US"/>
-        </w:rPr>
-        <w:t xml:space="preserve"> </w:t>
-      </w:r>
-      <w:r>
-        <w:rPr>
-          <w:lang w:val="en-US"/>
-        </w:rPr>
-        <w:t>x</w:t>
-      </w:r>
-      <w:r>
-        <w:rPr>
-          <w:lang w:val="en-US"/>
-        </w:rPr>
-        <w:t xml:space="preserve"> </w:t>
-      </w:r>
-      <w:r>
-        <w:rPr>
-          <w:lang w:val="en-US"/>
-        </w:rPr>
-        <w:t>0</w:t>
-      </w:r>
-      <w:r>
-        <w:t>,</w:t>
-      </w:r>
-      <w:r>
-        <w:rPr>
-          <w:lang w:val="en-US"/>
-        </w:rPr>
-        <w:t>008</w:t>
-      </w:r>
-      <w:r>
-        <w:rPr>
-          <w:lang w:val="en-US"/>
-        </w:rPr>
-        <w:t xml:space="preserve"> </w:t>
-      </w:r>
-      <w:r>
-        <w:rPr>
-          <w:lang w:val="en-US"/>
-        </w:rPr>
-        <w:t>=</w:t>
-      </w:r>
-      <w:r>
-        <w:rPr>
-          <w:lang w:val="en-US"/>
-        </w:rPr>
-        <w:t xml:space="preserve"> 0</w:t>
-      </w:r>
-      <w:r>
-        <w:t>,</w:t>
-      </w:r>
-      <w:r>
-        <w:rPr>
-          <w:lang w:val="en-US"/>
-        </w:rPr>
-        <w:t>0512</w:t>
-      </w:r>
-    </w:p>
-    <w:p>
-      <w:pPr>
-        <w:rPr>
-          <w:lang w:val="en-US"/>
-        </w:rPr>
-      </w:pPr>
-      <w:r>
-        <w:t xml:space="preserve">Відповідь: </w:t>
-      </w:r>
-      <w:r>
-        <w:rPr>
-          <w:lang w:val="en-US"/>
-        </w:rPr>
-        <w:t>0</w:t>
-      </w:r>
-      <w:r>
-        <w:t>,</w:t>
-      </w:r>
-      <w:r>
-        <w:rPr>
-          <w:lang w:val="en-US"/>
-        </w:rPr>
-        <w:t>0512</w:t>
-      </w:r>
-    </w:p>
-    <w:p/>
-    <w:p>
-      <w:pPr>
-        <w:tabs>
-          <w:tab w:val="left" w:pos="1710"/>
-        </w:tabs>
+        </w:rPr>
+        <w:t>1000</w:t>
+      </w:r>
+      <w:r>
+        <w:t>(</w:t>
+      </w:r>
+      <w:r>
+        <w:t>500</w:t>
+      </w:r>
+      <w:r>
+        <w:t>)</w:t>
+      </w:r>
+      <w:r>
+        <w:t xml:space="preserve"> ≈  </w:t>
+      </w:r>
+      <w:r>
+        <w:t>0.39894228</w:t>
+      </w:r>
+      <w:r>
+        <w:t>/</w:t>
+      </w:r>
+      <w:r>
+        <w:t xml:space="preserve">15,811388 </w:t>
+      </w:r>
+      <w:r>
+        <w:t xml:space="preserve"> ≈</w:t>
+      </w:r>
+      <w:r>
+        <w:t xml:space="preserve"> 0.025225</w:t>
+      </w:r>
+    </w:p>
+    <w:p>
+      <w:pPr>
         <w:jc w:val="left"/>
-        <w:rPr>
-          <w:b/>
-          <w:bCs/>
-          <w:lang w:val="en-US"/>
-        </w:rPr>
-      </w:pPr>
-      <w:proofErr w:type="spellStart"/>
-      <w:r>
-        <w:rPr>
-          <w:b/>
-          <w:bCs/>
-          <w:lang w:val="ru-RU"/>
-        </w:rPr>
-        <w:t>Варіант</w:t>
-      </w:r>
-      <w:proofErr w:type="spellEnd"/>
-      <w:r>
-        <w:rPr>
-          <w:b/>
-          <w:bCs/>
-          <w:lang w:val="en-US"/>
-        </w:rPr>
-        <w:t xml:space="preserve"> 2</w:t>
-      </w:r>
-      <w:r>
-        <w:rPr>
-          <w:b/>
-          <w:bCs/>
-          <w:lang w:val="en-US"/>
-        </w:rPr>
-        <w:tab/>
-      </w:r>
-    </w:p>
-    <w:p>
-      <w:pPr>
-        <w:tabs>
-          <w:tab w:val="left" w:pos="1710"/>
-        </w:tabs>
-        <w:jc w:val="left"/>
-        <w:rPr>
-          <w:lang w:val="ru-RU"/>
-        </w:rPr>
-      </w:pPr>
-      <w:proofErr w:type="spellStart"/>
-      <w:r>
-        <w:rPr>
-          <w:lang w:val="ru-RU"/>
-        </w:rPr>
-        <w:t>Умова</w:t>
-      </w:r>
-      <w:proofErr w:type="spellEnd"/>
-      <w:r>
-        <w:rPr>
-          <w:lang w:val="ru-RU"/>
-        </w:rPr>
-        <w:t>:</w:t>
-      </w:r>
-    </w:p>
-    <w:p>
-      <w:pPr>
-        <w:tabs>
-          <w:tab w:val="left" w:pos="1710"/>
-        </w:tabs>
-        <w:jc w:val="left"/>
-        <w:rPr>
-          <w:rFonts w:ascii="TimesNewRomanPSMT" w:hAnsi="TimesNewRomanPSMT"/>
-          <w:color w:val="000000"/>
-          <w:szCs w:val="28"/>
-        </w:rPr>
-      </w:pPr>
-      <w:r>
-        <w:rPr>
-          <w:rFonts w:ascii="TimesNewRomanPSMT" w:hAnsi="TimesNewRomanPSMT"/>
-          <w:color w:val="000000"/>
-          <w:szCs w:val="28"/>
-        </w:rPr>
-        <w:t xml:space="preserve">Знайдіть </w:t>
-      </w:r>
-      <w:r>
-        <w:rPr>
-          <w:rFonts w:ascii="TimesNewRomanPS-ItalicMT" w:hAnsi="TimesNewRomanPS-ItalicMT"/>
-          <w:color w:val="000000"/>
-          <w:szCs w:val="28"/>
-        </w:rPr>
-        <w:t xml:space="preserve">найбільш ймовірне число </w:t>
-      </w:r>
-      <w:r>
-        <w:rPr>
-          <w:rFonts w:ascii="TimesNewRomanPSMT" w:hAnsi="TimesNewRomanPSMT"/>
-          <w:color w:val="000000"/>
-          <w:szCs w:val="28"/>
-        </w:rPr>
-        <w:t xml:space="preserve">влучень у мішень при </w:t>
-      </w:r>
-      <w:r>
-        <w:rPr>
-          <w:rFonts w:ascii="TimesNewRomanPS-ItalicMT" w:hAnsi="TimesNewRomanPS-ItalicMT"/>
-          <w:color w:val="000000"/>
-          <w:szCs w:val="28"/>
-        </w:rPr>
-        <w:t xml:space="preserve">5 </w:t>
-      </w:r>
-      <w:r>
-        <w:rPr>
-          <w:rFonts w:ascii="TimesNewRomanPSMT" w:hAnsi="TimesNewRomanPSMT"/>
-          <w:color w:val="000000"/>
-          <w:szCs w:val="28"/>
-        </w:rPr>
-        <w:t>пострілах, використовуючи умову попередньої задачі, і відповідну цьому числу ймовірність</w:t>
-      </w:r>
-    </w:p>
-    <w:p>
-      <w:pPr>
-        <w:tabs>
-          <w:tab w:val="left" w:pos="1710"/>
-        </w:tabs>
-        <w:jc w:val="left"/>
-      </w:pPr>
-      <w:r>
-        <w:t>Дано:</w:t>
-      </w:r>
-    </w:p>
-    <w:p>
-      <w:pPr>
-        <w:tabs>
-          <w:tab w:val="left" w:pos="1710"/>
-        </w:tabs>
-        <w:jc w:val="left"/>
-      </w:pPr>
-      <w:r>
-        <w:t>n</w:t>
-      </w:r>
-      <w:r>
-        <w:t xml:space="preserve"> </w:t>
-      </w:r>
-      <w:r>
-        <w:t>=</w:t>
-      </w:r>
-      <w:r>
-        <w:t xml:space="preserve"> </w:t>
-      </w:r>
-      <w:r>
-        <w:t>5</w:t>
-      </w:r>
-    </w:p>
-    <w:p>
-      <w:pPr>
-        <w:tabs>
-          <w:tab w:val="left" w:pos="1710"/>
-        </w:tabs>
-        <w:jc w:val="left"/>
-      </w:pPr>
-      <w:r>
-        <w:lastRenderedPageBreak/>
-        <w:t>p</w:t>
-      </w:r>
-      <w:r>
-        <w:t xml:space="preserve"> </w:t>
-      </w:r>
-      <w:r>
-        <w:t>=</w:t>
-      </w:r>
-      <w:r>
-        <w:t xml:space="preserve"> </w:t>
-      </w:r>
-      <w:r>
-        <w:t>0,8</w:t>
-      </w:r>
-    </w:p>
-    <w:p>
-      <w:pPr>
-        <w:tabs>
-          <w:tab w:val="left" w:pos="1710"/>
-        </w:tabs>
-        <w:jc w:val="left"/>
-      </w:pPr>
-      <w:r>
-        <w:t>q</w:t>
-      </w:r>
-      <w:r>
-        <w:t xml:space="preserve"> </w:t>
-      </w:r>
-      <w:r>
-        <w:t>=</w:t>
-      </w:r>
-      <w:r>
-        <w:t xml:space="preserve"> </w:t>
-      </w:r>
-      <w:r>
-        <w:t>0,2</w:t>
-      </w:r>
-    </w:p>
-    <w:p>
-      <w:pPr>
-        <w:tabs>
-          <w:tab w:val="left" w:pos="1710"/>
-        </w:tabs>
-        <w:jc w:val="left"/>
-      </w:pPr>
-      <w:r>
-        <w:t>Розв'язання:</w:t>
-      </w:r>
-    </w:p>
-    <w:p>
-      <w:pPr>
-        <w:tabs>
-          <w:tab w:val="left" w:pos="1710"/>
-        </w:tabs>
-        <w:jc w:val="left"/>
-      </w:pPr>
-      <w:r>
-        <w:t>Найбільш ймовірне число успіхів k</w:t>
-      </w:r>
-      <w:r>
-        <w:rPr>
-          <w:vertAlign w:val="subscript"/>
-        </w:rPr>
-        <w:t>0</w:t>
-      </w:r>
-    </w:p>
-    <w:p>
-      <w:pPr>
-        <w:tabs>
-          <w:tab w:val="left" w:pos="1710"/>
-        </w:tabs>
-        <w:jc w:val="left"/>
-      </w:pPr>
-      <w:r>
-        <w:t>Для біномного розподілу:</w:t>
-      </w:r>
-    </w:p>
-    <w:p>
-      <w:pPr>
-        <w:tabs>
-          <w:tab w:val="left" w:pos="1710"/>
-        </w:tabs>
-        <w:jc w:val="left"/>
-      </w:pPr>
-      <w:proofErr w:type="spellStart"/>
-      <w:r>
-        <w:t>np</w:t>
-      </w:r>
-      <w:proofErr w:type="spellEnd"/>
-      <w:r>
-        <w:t xml:space="preserve"> – </w:t>
-      </w:r>
-      <w:r>
-        <w:t>q</w:t>
-      </w:r>
-      <w:r>
-        <w:t xml:space="preserve"> </w:t>
-      </w:r>
-      <w:r>
-        <w:t>≤</w:t>
-      </w:r>
-      <w:r>
-        <w:t xml:space="preserve"> </w:t>
-      </w:r>
-      <w:r>
-        <w:t>k</w:t>
-      </w:r>
-      <w:r>
-        <w:rPr>
-          <w:vertAlign w:val="subscript"/>
-        </w:rPr>
-        <w:t>0</w:t>
-      </w:r>
-      <w:r>
-        <w:t xml:space="preserve"> </w:t>
-      </w:r>
-      <w:r>
-        <w:t>≤</w:t>
-      </w:r>
-      <w:r>
-        <w:t xml:space="preserve"> </w:t>
-      </w:r>
-      <w:proofErr w:type="spellStart"/>
-      <w:r>
-        <w:t>np</w:t>
-      </w:r>
-      <w:proofErr w:type="spellEnd"/>
-      <w:r>
-        <w:t xml:space="preserve"> </w:t>
-      </w:r>
-      <w:r>
-        <w:t>+</w:t>
-      </w:r>
-      <w:r>
-        <w:t xml:space="preserve"> </w:t>
-      </w:r>
-      <w:r>
-        <w:t>p</w:t>
-      </w:r>
-    </w:p>
-    <w:p>
-      <w:pPr>
-        <w:tabs>
-          <w:tab w:val="left" w:pos="1710"/>
-        </w:tabs>
-        <w:jc w:val="left"/>
-      </w:pPr>
-      <w:r>
-        <w:t>Підставляємо:</w:t>
-      </w:r>
-    </w:p>
-    <w:p>
-      <w:pPr>
-        <w:tabs>
-          <w:tab w:val="left" w:pos="1710"/>
-        </w:tabs>
-        <w:jc w:val="left"/>
-      </w:pPr>
-      <w:r>
-        <w:t>5</w:t>
-      </w:r>
-      <w:r>
-        <w:rPr>
-          <w:rFonts w:ascii="Cambria Math" w:hAnsi="Cambria Math" w:cs="Cambria Math"/>
-        </w:rPr>
-        <w:t xml:space="preserve"> х </w:t>
-      </w:r>
-      <w:r>
-        <w:t>0,8</w:t>
-      </w:r>
-      <w:r>
-        <w:t xml:space="preserve"> </w:t>
-      </w:r>
-      <w:r>
-        <w:rPr>
-          <w:rFonts w:cs="Times New Roman"/>
-        </w:rPr>
-        <w:t>−</w:t>
-      </w:r>
-      <w:r>
-        <w:rPr>
-          <w:rFonts w:cs="Times New Roman"/>
-        </w:rPr>
-        <w:t xml:space="preserve"> </w:t>
-      </w:r>
-      <w:r>
-        <w:t>0,2</w:t>
-      </w:r>
-      <w:r>
-        <w:t xml:space="preserve"> </w:t>
-      </w:r>
-      <w:r>
-        <w:rPr>
-          <w:rFonts w:cs="Times New Roman"/>
-        </w:rPr>
-        <w:t>≤</w:t>
-      </w:r>
-      <w:r>
-        <w:rPr>
-          <w:rFonts w:cs="Times New Roman"/>
-        </w:rPr>
-        <w:t xml:space="preserve"> </w:t>
-      </w:r>
-      <w:r>
-        <w:t>k</w:t>
-      </w:r>
-      <w:r>
-        <w:rPr>
-          <w:vertAlign w:val="subscript"/>
-        </w:rPr>
-        <w:t>0</w:t>
-      </w:r>
-      <w:r>
-        <w:t xml:space="preserve"> </w:t>
-      </w:r>
-      <w:r>
-        <w:rPr>
-          <w:rFonts w:cs="Times New Roman"/>
-        </w:rPr>
-        <w:t>≤</w:t>
-      </w:r>
-      <w:r>
-        <w:rPr>
-          <w:rFonts w:cs="Times New Roman"/>
-        </w:rPr>
-        <w:t xml:space="preserve"> </w:t>
-      </w:r>
-      <w:r>
-        <w:t>5</w:t>
-      </w:r>
-      <w:r>
-        <w:rPr>
-          <w:rFonts w:ascii="Cambria Math" w:hAnsi="Cambria Math" w:cs="Cambria Math"/>
-        </w:rPr>
-        <w:t xml:space="preserve"> х </w:t>
-      </w:r>
-      <w:r>
-        <w:t>0,8+</w:t>
-      </w:r>
-      <w:r>
-        <w:t xml:space="preserve"> </w:t>
-      </w:r>
-      <w:r>
-        <w:t>0,8</w:t>
-      </w:r>
-    </w:p>
-    <w:p>
-      <w:pPr>
-        <w:tabs>
-          <w:tab w:val="left" w:pos="1710"/>
-        </w:tabs>
-        <w:jc w:val="left"/>
-      </w:pPr>
-      <w:r>
-        <w:t>4</w:t>
-      </w:r>
-      <w:r>
-        <w:t xml:space="preserve"> </w:t>
-      </w:r>
-      <w:r>
-        <w:t>−</w:t>
-      </w:r>
-      <w:r>
-        <w:t xml:space="preserve"> </w:t>
-      </w:r>
-      <w:r>
-        <w:t>0,2</w:t>
-      </w:r>
-      <w:r>
-        <w:t xml:space="preserve"> </w:t>
-      </w:r>
-      <w:r>
-        <w:t>≤</w:t>
-      </w:r>
-      <w:r>
-        <w:t xml:space="preserve"> </w:t>
-      </w:r>
-      <w:r>
-        <w:t>k</w:t>
-      </w:r>
-      <w:r>
-        <w:rPr>
-          <w:vertAlign w:val="subscript"/>
-        </w:rPr>
-        <w:t>0</w:t>
-      </w:r>
-      <w:r>
-        <w:t xml:space="preserve"> </w:t>
-      </w:r>
-      <w:r>
-        <w:t>≤</w:t>
-      </w:r>
-      <w:r>
-        <w:t xml:space="preserve"> </w:t>
-      </w:r>
-      <w:r>
-        <w:t>4</w:t>
-      </w:r>
-      <w:r>
-        <w:t xml:space="preserve"> </w:t>
-      </w:r>
-      <w:r>
-        <w:t>+</w:t>
-      </w:r>
-      <w:r>
-        <w:t xml:space="preserve"> </w:t>
-      </w:r>
-      <w:r>
-        <w:t>0,8</w:t>
-      </w:r>
-    </w:p>
-    <w:p>
-      <w:pPr>
-        <w:tabs>
-          <w:tab w:val="left" w:pos="1710"/>
-        </w:tabs>
-        <w:jc w:val="left"/>
-      </w:pPr>
-      <w:r>
-        <w:t>3,8</w:t>
-      </w:r>
-      <w:r>
-        <w:t xml:space="preserve"> </w:t>
-      </w:r>
-      <w:r>
-        <w:t>≤</w:t>
-      </w:r>
-      <w:r>
-        <w:t xml:space="preserve"> </w:t>
-      </w:r>
-      <w:r>
-        <w:t>k</w:t>
-      </w:r>
-      <w:r>
-        <w:rPr>
-          <w:vertAlign w:val="subscript"/>
-        </w:rPr>
-        <w:t>0</w:t>
-      </w:r>
-      <w:r>
-        <w:t xml:space="preserve"> </w:t>
-      </w:r>
-      <w:r>
-        <w:t>≤</w:t>
-      </w:r>
-      <w:r>
-        <w:t xml:space="preserve"> </w:t>
-      </w:r>
-      <w:r>
-        <w:t>4,8</w:t>
-      </w:r>
-    </w:p>
-    <w:p>
-      <w:pPr>
-        <w:tabs>
-          <w:tab w:val="left" w:pos="1710"/>
-        </w:tabs>
-        <w:jc w:val="left"/>
-      </w:pPr>
-      <w:r>
-        <w:t>Оскільки k</w:t>
-      </w:r>
-      <w:r>
-        <w:rPr>
-          <w:vertAlign w:val="subscript"/>
-        </w:rPr>
-        <w:t>0</w:t>
-      </w:r>
-      <w:r>
-        <w:t xml:space="preserve"> ціле, то k</w:t>
-      </w:r>
-      <w:r>
-        <w:rPr>
-          <w:vertAlign w:val="subscript"/>
-        </w:rPr>
-        <w:t>0</w:t>
-      </w:r>
-      <w:r>
-        <w:t>=4.</w:t>
-      </w:r>
-    </w:p>
-    <w:p>
-      <w:pPr>
-        <w:tabs>
-          <w:tab w:val="left" w:pos="1710"/>
-        </w:tabs>
-        <w:jc w:val="left"/>
-      </w:pPr>
-      <w:r>
-        <w:t>Ймовірність для k</w:t>
-      </w:r>
-      <w:r>
-        <w:rPr>
-          <w:vertAlign w:val="subscript"/>
-        </w:rPr>
-        <w:t>0</w:t>
-      </w:r>
-      <w:r>
-        <w:t>=4</w:t>
-      </w:r>
-      <w:r>
-        <w:t>:</w:t>
-      </w:r>
-    </w:p>
-    <w:p>
-      <w:r>
-        <w:rPr>
-          <w:lang w:val="en-GB"/>
-        </w:rPr>
-        <w:t>P</w:t>
-      </w:r>
-      <w:r>
-        <w:rPr>
-          <w:vertAlign w:val="subscript"/>
-        </w:rPr>
-        <w:t>5</w:t>
-      </w:r>
-      <w:r>
-        <w:t>(</w:t>
-      </w:r>
-      <w:r>
-        <w:t>4</w:t>
-      </w:r>
-      <w:r>
-        <w:t xml:space="preserve">) = </w:t>
-      </w:r>
-      <w:r>
-        <w:rPr>
-          <w:lang w:val="en-GB"/>
-        </w:rPr>
-        <w:t>C</w:t>
-      </w:r>
-      <w:r>
-        <w:rPr>
-          <w:vertAlign w:val="subscript"/>
-        </w:rPr>
-        <w:t>5</w:t>
-      </w:r>
-      <w:r>
-        <w:rPr>
-          <w:vertAlign w:val="superscript"/>
-        </w:rPr>
-        <w:t>4</w:t>
-      </w:r>
-      <w:r>
-        <w:rPr>
-          <w:vertAlign w:val="superscript"/>
-        </w:rPr>
-        <w:t xml:space="preserve"> </w:t>
-      </w:r>
-      <w:r>
-        <w:rPr>
-          <w:lang w:val="en-GB"/>
-        </w:rPr>
-        <w:t>x</w:t>
-      </w:r>
-      <w:r>
-        <w:t xml:space="preserve"> (0,8)</w:t>
-      </w:r>
-      <w:r>
-        <w:rPr>
-          <w:vertAlign w:val="superscript"/>
-        </w:rPr>
-        <w:t>4</w:t>
-      </w:r>
-      <w:r>
-        <w:t xml:space="preserve"> </w:t>
-      </w:r>
-      <w:r>
-        <w:rPr>
-          <w:lang w:val="en-GB"/>
-        </w:rPr>
-        <w:t>x</w:t>
-      </w:r>
-      <w:r>
-        <w:t xml:space="preserve"> (0,2)</w:t>
-      </w:r>
-      <w:r>
-        <w:rPr>
-          <w:vertAlign w:val="superscript"/>
-        </w:rPr>
-        <w:t>1</w:t>
-      </w:r>
-    </w:p>
-    <w:p>
-      <w:pPr>
-        <w:tabs>
-          <w:tab w:val="left" w:pos="1710"/>
-        </w:tabs>
-        <w:jc w:val="left"/>
-      </w:pPr>
-      <w:r>
-        <w:rPr>
-          <w:lang w:val="en-GB"/>
-        </w:rPr>
-        <w:t>C</w:t>
-      </w:r>
-      <w:r>
-        <w:rPr>
-          <w:vertAlign w:val="subscript"/>
-        </w:rPr>
-        <w:t>5</w:t>
-      </w:r>
-      <w:r>
-        <w:rPr>
-          <w:vertAlign w:val="superscript"/>
-        </w:rPr>
-        <w:t xml:space="preserve">4 </w:t>
-      </w:r>
-      <w:r>
-        <w:t>= 5</w:t>
-      </w:r>
-    </w:p>
-    <w:p>
-      <w:r>
-        <w:rPr>
-          <w:lang w:val="en-US"/>
-        </w:rPr>
-        <w:t>(0.8)</w:t>
-      </w:r>
-      <w:r>
-        <w:rPr>
-          <w:vertAlign w:val="superscript"/>
-        </w:rPr>
-        <w:t>4</w:t>
-      </w:r>
-      <w:r>
-        <w:rPr>
-          <w:lang w:val="en-US"/>
-        </w:rPr>
-        <w:t xml:space="preserve"> = 0</w:t>
-      </w:r>
-      <w:r>
-        <w:t>,</w:t>
-      </w:r>
-      <w:r>
-        <w:t>4096</w:t>
-      </w:r>
-    </w:p>
-    <w:p>
-      <w:pPr>
-        <w:rPr>
-          <w:lang w:val="en-US"/>
-        </w:rPr>
-      </w:pPr>
-      <w:r>
-        <w:rPr>
-          <w:lang w:val="en-GB"/>
-        </w:rPr>
-        <w:t>P</w:t>
-      </w:r>
-      <w:r>
-        <w:rPr>
-          <w:vertAlign w:val="subscript"/>
-          <w:lang w:val="en-US"/>
-        </w:rPr>
-        <w:t>5</w:t>
-      </w:r>
-      <w:r>
-        <w:rPr>
-          <w:lang w:val="en-US"/>
-        </w:rPr>
-        <w:t>(</w:t>
-      </w:r>
-      <w:r>
-        <w:t>4</w:t>
-      </w:r>
-      <w:r>
-        <w:rPr>
-          <w:lang w:val="en-US"/>
-        </w:rPr>
-        <w:t>)</w:t>
-      </w:r>
-      <w:r>
-        <w:rPr>
-          <w:lang w:val="en-US"/>
-        </w:rPr>
-        <w:t xml:space="preserve"> = </w:t>
-      </w:r>
-      <w:r>
-        <w:t>5</w:t>
-      </w:r>
-      <w:r>
-        <w:rPr>
-          <w:lang w:val="en-US"/>
-        </w:rPr>
-        <w:t xml:space="preserve"> x </w:t>
-      </w:r>
-      <w:r>
-        <w:rPr>
-          <w:lang w:val="en-US"/>
-        </w:rPr>
-        <w:t>0</w:t>
-      </w:r>
-      <w:r>
-        <w:t>,</w:t>
-      </w:r>
-      <w:r>
-        <w:t>4096</w:t>
-      </w:r>
-      <w:r>
-        <w:t xml:space="preserve"> </w:t>
-      </w:r>
-      <w:r>
-        <w:rPr>
-          <w:lang w:val="en-US"/>
-        </w:rPr>
-        <w:t xml:space="preserve">x </w:t>
-      </w:r>
-      <w:r>
-        <w:t>0,2</w:t>
-      </w:r>
-      <w:r>
-        <w:t xml:space="preserve"> </w:t>
-      </w:r>
-      <w:r>
-        <w:rPr>
-          <w:lang w:val="en-US"/>
-        </w:rPr>
-        <w:t xml:space="preserve">= </w:t>
-      </w:r>
-      <w:r>
-        <w:rPr>
-          <w:lang w:val="en-US"/>
-        </w:rPr>
-        <w:t>0</w:t>
-      </w:r>
-      <w:r>
-        <w:t>,</w:t>
-      </w:r>
-      <w:r>
-        <w:t>4096</w:t>
-      </w:r>
-    </w:p>
-    <w:p>
-      <w:pPr>
-        <w:tabs>
-          <w:tab w:val="left" w:pos="1710"/>
-        </w:tabs>
-        <w:jc w:val="left"/>
       </w:pPr>
       <w:r>
         <w:t>Відповідь:</w:t>
       </w:r>
       <w:r>
-        <w:t xml:space="preserve"> </w:t>
-      </w:r>
-      <w:r>
-        <w:t>Найбільш ймовірне</w:t>
-      </w:r>
-      <w:r>
-        <w:t xml:space="preserve"> число влучень: 4</w:t>
-      </w:r>
-      <w:r>
-        <w:t xml:space="preserve"> з ймовірністю </w:t>
-      </w:r>
-      <w:r>
-        <w:t>0,4096​</w:t>
-      </w:r>
-      <w:r>
-        <w:br/>
-      </w:r>
-    </w:p>
-    <w:p>
-      <w:pPr>
-        <w:jc w:val="left"/>
-        <w:rPr>
-          <w:b/>
-          <w:bCs/>
-        </w:rPr>
-      </w:pPr>
-      <w:r>
-        <w:rPr>
-          <w:b/>
-          <w:bCs/>
-        </w:rPr>
-        <w:t>Варіант 3</w:t>
-      </w:r>
-    </w:p>
-    <w:p>
-      <w:pPr>
-        <w:jc w:val="left"/>
-      </w:pPr>
-      <w:r>
-        <w:t>Умова:</w:t>
-      </w:r>
-    </w:p>
-    <w:p>
-      <w:pPr>
-        <w:jc w:val="left"/>
-        <w:rPr>
-          <w:rFonts w:ascii="TimesNewRomanPSMT" w:hAnsi="TimesNewRomanPSMT"/>
-          <w:color w:val="000000"/>
-          <w:szCs w:val="28"/>
-        </w:rPr>
-      </w:pPr>
-      <w:r>
-        <w:rPr>
-          <w:rFonts w:ascii="TimesNewRomanPSMT" w:hAnsi="TimesNewRomanPSMT"/>
-          <w:color w:val="000000"/>
-          <w:szCs w:val="28"/>
-        </w:rPr>
-        <w:t xml:space="preserve">Знайдіть </w:t>
-      </w:r>
-      <w:r>
-        <w:rPr>
-          <w:rFonts w:ascii="TimesNewRomanPS-ItalicMT" w:hAnsi="TimesNewRomanPS-ItalicMT"/>
-          <w:color w:val="000000"/>
-          <w:szCs w:val="28"/>
-        </w:rPr>
-        <w:t xml:space="preserve">найбільш ймовірне число </w:t>
-      </w:r>
-      <w:r>
-        <w:rPr>
-          <w:rFonts w:ascii="TimesNewRomanPSMT" w:hAnsi="TimesNewRomanPSMT"/>
-          <w:color w:val="000000"/>
-          <w:szCs w:val="28"/>
-        </w:rPr>
-        <w:t xml:space="preserve">випадінь герба при </w:t>
-      </w:r>
-      <w:r>
-        <w:rPr>
-          <w:rFonts w:ascii="TimesNewRomanPS-ItalicMT" w:hAnsi="TimesNewRomanPS-ItalicMT"/>
-          <w:color w:val="000000"/>
-          <w:szCs w:val="28"/>
-        </w:rPr>
-        <w:t xml:space="preserve">25 </w:t>
-      </w:r>
-      <w:r>
-        <w:rPr>
-          <w:rFonts w:ascii="TimesNewRomanPSMT" w:hAnsi="TimesNewRomanPSMT"/>
-          <w:color w:val="000000"/>
-          <w:szCs w:val="28"/>
-        </w:rPr>
-        <w:t>киданнях монети.</w:t>
-      </w:r>
-    </w:p>
-    <w:p>
-      <w:pPr>
-        <w:jc w:val="left"/>
-      </w:pPr>
-      <w:r>
-        <w:t>Дано:</w:t>
-      </w:r>
-    </w:p>
-    <w:p>
-      <w:pPr>
-        <w:jc w:val="left"/>
-      </w:pPr>
-      <w:r>
-        <w:t>n=25</w:t>
-      </w:r>
-    </w:p>
-    <w:p>
-      <w:pPr>
-        <w:jc w:val="left"/>
-      </w:pPr>
-      <w:r>
-        <w:t>p=0,5 (герб)</w:t>
-      </w:r>
-    </w:p>
-    <w:p>
-      <w:pPr>
-        <w:jc w:val="left"/>
-      </w:pPr>
-      <w:r>
-        <w:t>q=0,5</w:t>
-      </w:r>
-    </w:p>
-    <w:p>
-      <w:pPr>
-        <w:jc w:val="left"/>
-      </w:pPr>
-      <w:r>
-        <w:t>Найбільш ймовірне число успіхів k</w:t>
-      </w:r>
-      <w:r>
-        <w:rPr>
-          <w:vertAlign w:val="subscript"/>
-        </w:rPr>
-        <w:t>0</w:t>
-      </w:r>
-    </w:p>
-    <w:p>
-      <w:pPr>
-        <w:jc w:val="left"/>
-      </w:pPr>
-      <w:r>
-        <w:t>Формула для найбільш ймовірного числа:</w:t>
-      </w:r>
-    </w:p>
-    <w:p>
-      <w:pPr>
-        <w:jc w:val="left"/>
-      </w:pPr>
-      <w:proofErr w:type="spellStart"/>
-      <w:r>
-        <w:t>np</w:t>
-      </w:r>
-      <w:proofErr w:type="spellEnd"/>
-      <w:r>
-        <w:t xml:space="preserve"> – </w:t>
-      </w:r>
-      <w:r>
-        <w:t>q</w:t>
-      </w:r>
-      <w:r>
-        <w:t xml:space="preserve"> </w:t>
-      </w:r>
-      <w:r>
-        <w:t>≤</w:t>
-      </w:r>
-      <w:r>
-        <w:t xml:space="preserve"> </w:t>
-      </w:r>
-      <w:r>
-        <w:t>k</w:t>
-      </w:r>
-      <w:r>
-        <w:rPr>
-          <w:vertAlign w:val="subscript"/>
-        </w:rPr>
-        <w:t>0</w:t>
-      </w:r>
-      <w:r>
-        <w:t xml:space="preserve"> </w:t>
-      </w:r>
-      <w:r>
-        <w:t>≤</w:t>
-      </w:r>
-      <w:r>
-        <w:t xml:space="preserve"> </w:t>
-      </w:r>
-      <w:proofErr w:type="spellStart"/>
-      <w:r>
-        <w:t>np</w:t>
-      </w:r>
-      <w:proofErr w:type="spellEnd"/>
-      <w:r>
-        <w:t xml:space="preserve"> </w:t>
-      </w:r>
-      <w:r>
-        <w:t>+</w:t>
-      </w:r>
-      <w:r>
-        <w:t xml:space="preserve"> </w:t>
-      </w:r>
-      <w:r>
-        <w:t>p</w:t>
-      </w:r>
-    </w:p>
-    <w:p>
-      <w:pPr>
-        <w:jc w:val="left"/>
-      </w:pPr>
-    </w:p>
-    <w:p>
-      <w:pPr>
-        <w:jc w:val="left"/>
-      </w:pPr>
-    </w:p>
-    <w:p>
-      <w:pPr>
-        <w:jc w:val="left"/>
-      </w:pPr>
-      <w:r>
-        <w:lastRenderedPageBreak/>
-        <w:t>Підставляємо:</w:t>
-      </w:r>
-    </w:p>
-    <w:p>
-      <w:pPr>
-        <w:jc w:val="left"/>
-      </w:pPr>
-      <w:r>
-        <w:t>25</w:t>
-      </w:r>
-      <w:r>
-        <w:rPr>
-          <w:rFonts w:ascii="Cambria Math" w:hAnsi="Cambria Math" w:cs="Cambria Math"/>
-        </w:rPr>
-        <w:t xml:space="preserve"> х </w:t>
-      </w:r>
-      <w:r>
-        <w:t>0,5</w:t>
-      </w:r>
-      <w:r>
-        <w:t xml:space="preserve"> </w:t>
-      </w:r>
-      <w:r>
-        <w:rPr>
-          <w:rFonts w:cs="Times New Roman"/>
-        </w:rPr>
-        <w:t>−</w:t>
-      </w:r>
-      <w:r>
-        <w:rPr>
-          <w:rFonts w:cs="Times New Roman"/>
-        </w:rPr>
-        <w:t xml:space="preserve"> </w:t>
-      </w:r>
-      <w:r>
-        <w:t>0,5</w:t>
-      </w:r>
-      <w:r>
-        <w:t xml:space="preserve"> </w:t>
-      </w:r>
-      <w:r>
-        <w:rPr>
-          <w:rFonts w:cs="Times New Roman"/>
-        </w:rPr>
-        <w:t>≤</w:t>
-      </w:r>
-      <w:r>
-        <w:rPr>
-          <w:rFonts w:cs="Times New Roman"/>
-        </w:rPr>
-        <w:t xml:space="preserve"> </w:t>
-      </w:r>
-      <w:r>
-        <w:t>k</w:t>
-      </w:r>
-      <w:r>
-        <w:rPr>
-          <w:vertAlign w:val="subscript"/>
-        </w:rPr>
-        <w:t xml:space="preserve">0 </w:t>
-      </w:r>
-      <w:r>
-        <w:rPr>
-          <w:rFonts w:cs="Times New Roman"/>
-        </w:rPr>
-        <w:t>≤</w:t>
-      </w:r>
-      <w:r>
-        <w:rPr>
-          <w:rFonts w:cs="Times New Roman"/>
-        </w:rPr>
-        <w:t xml:space="preserve"> </w:t>
-      </w:r>
-      <w:r>
-        <w:t>25</w:t>
-      </w:r>
-      <w:r>
-        <w:rPr>
-          <w:rFonts w:ascii="Cambria Math" w:hAnsi="Cambria Math" w:cs="Cambria Math"/>
-        </w:rPr>
-        <w:t xml:space="preserve"> х </w:t>
-      </w:r>
-      <w:r>
-        <w:t>0,5</w:t>
-      </w:r>
-      <w:r>
-        <w:t xml:space="preserve"> </w:t>
-      </w:r>
-      <w:r>
-        <w:t>+</w:t>
-      </w:r>
-      <w:r>
-        <w:t xml:space="preserve"> </w:t>
-      </w:r>
-      <w:r>
-        <w:t>0,5</w:t>
-      </w:r>
-    </w:p>
-    <w:p>
-      <w:pPr>
-        <w:jc w:val="left"/>
-      </w:pPr>
-      <w:r>
-        <w:t>12,5</w:t>
-      </w:r>
-      <w:r>
-        <w:t xml:space="preserve"> </w:t>
-      </w:r>
-      <w:r>
-        <w:t>−</w:t>
-      </w:r>
-      <w:r>
-        <w:t xml:space="preserve"> </w:t>
-      </w:r>
-      <w:r>
-        <w:t>0,5</w:t>
-      </w:r>
-      <w:r>
-        <w:t xml:space="preserve"> </w:t>
-      </w:r>
-      <w:r>
-        <w:t>≤</w:t>
-      </w:r>
-      <w:r>
-        <w:t xml:space="preserve"> </w:t>
-      </w:r>
-      <w:r>
-        <w:t>k</w:t>
-      </w:r>
-      <w:r>
-        <w:rPr>
-          <w:vertAlign w:val="subscript"/>
-        </w:rPr>
-        <w:t>0</w:t>
-      </w:r>
-      <w:r>
-        <w:rPr>
-          <w:vertAlign w:val="subscript"/>
-        </w:rPr>
-        <w:t xml:space="preserve"> </w:t>
-      </w:r>
-      <w:r>
-        <w:t>≤</w:t>
-      </w:r>
-      <w:r>
-        <w:t xml:space="preserve"> </w:t>
-      </w:r>
-      <w:r>
-        <w:t>12,5</w:t>
-      </w:r>
-      <w:r>
-        <w:t xml:space="preserve"> </w:t>
-      </w:r>
-      <w:r>
-        <w:t>+</w:t>
-      </w:r>
-      <w:r>
-        <w:t xml:space="preserve"> </w:t>
-      </w:r>
-      <w:r>
-        <w:t>0,5</w:t>
-      </w:r>
-    </w:p>
-    <w:p>
-      <w:pPr>
-        <w:jc w:val="left"/>
-      </w:pPr>
-      <w:r>
-        <w:t>12</w:t>
-      </w:r>
-      <w:r>
-        <w:t xml:space="preserve"> </w:t>
-      </w:r>
-      <w:r>
-        <w:t>≤</w:t>
-      </w:r>
-      <w:r>
-        <w:t xml:space="preserve"> </w:t>
-      </w:r>
-      <w:r>
-        <w:t>k</w:t>
-      </w:r>
-      <w:r>
-        <w:rPr>
-          <w:vertAlign w:val="subscript"/>
-        </w:rPr>
-        <w:t>0</w:t>
-      </w:r>
-      <w:r>
-        <w:rPr>
-          <w:vertAlign w:val="subscript"/>
-        </w:rPr>
-        <w:t xml:space="preserve"> </w:t>
-      </w:r>
-      <w:r>
-        <w:t>≤13</w:t>
-      </w:r>
-    </w:p>
-    <w:p>
-      <w:pPr>
-        <w:jc w:val="left"/>
-      </w:pPr>
-      <w:r>
-        <w:t>Оскільки </w:t>
-      </w:r>
-      <w:proofErr w:type="spellStart"/>
-      <w:r>
-        <w:t>np</w:t>
-      </w:r>
-      <w:proofErr w:type="spellEnd"/>
-      <w:r>
-        <w:t xml:space="preserve"> </w:t>
-      </w:r>
-      <w:r>
-        <w:t>+</w:t>
-      </w:r>
-      <w:r>
-        <w:t xml:space="preserve"> </w:t>
-      </w:r>
-      <w:r>
-        <w:t>p</w:t>
-      </w:r>
-      <w:r>
-        <w:t xml:space="preserve"> </w:t>
-      </w:r>
-      <w:r>
-        <w:t>=</w:t>
-      </w:r>
-      <w:r>
-        <w:t xml:space="preserve"> </w:t>
-      </w:r>
-      <w:r>
-        <w:t>13</w:t>
-      </w:r>
-      <w:r>
-        <w:t xml:space="preserve"> </w:t>
-      </w:r>
-      <w:r>
-        <w:t>ціле, то є два найбільш ймовірних числа:</w:t>
-      </w:r>
-    </w:p>
-    <w:p>
-      <w:pPr>
-        <w:jc w:val="left"/>
-      </w:pPr>
-      <w:r>
-        <w:t>k</w:t>
-      </w:r>
-      <w:r>
-        <w:rPr>
-          <w:vertAlign w:val="subscript"/>
-        </w:rPr>
-        <w:t>0</w:t>
-      </w:r>
-      <w:r>
-        <w:rPr>
-          <w:vertAlign w:val="subscript"/>
-        </w:rPr>
-        <w:t xml:space="preserve"> </w:t>
-      </w:r>
-      <w:r>
-        <w:t>=</w:t>
-      </w:r>
-      <w:r>
-        <w:t xml:space="preserve"> </w:t>
-      </w:r>
-      <w:r>
-        <w:t>12</w:t>
-      </w:r>
-      <w:r>
-        <w:t xml:space="preserve"> </w:t>
-      </w:r>
-      <w:r>
-        <w:t>та</w:t>
-      </w:r>
-      <w:r>
-        <w:t xml:space="preserve"> </w:t>
-      </w:r>
-      <w:r>
-        <w:t>k0</w:t>
-      </w:r>
-      <w:r>
-        <w:t xml:space="preserve"> </w:t>
-      </w:r>
-      <w:r>
-        <w:t>=</w:t>
-      </w:r>
-      <w:r>
-        <w:t xml:space="preserve"> </w:t>
-      </w:r>
-      <w:r>
-        <w:t>13</w:t>
-      </w:r>
-    </w:p>
-    <w:p>
-      <w:pPr>
-        <w:jc w:val="left"/>
-      </w:pPr>
-      <w:r>
-        <w:t>Відповідь:12 і 13​</w:t>
-      </w:r>
-      <w:r>
-        <w:br/>
-      </w:r>
-    </w:p>
-    <w:p>
-      <w:pPr>
-        <w:jc w:val="left"/>
-        <w:rPr>
-          <w:b/>
-          <w:bCs/>
-        </w:rPr>
-      </w:pPr>
-      <w:r>
-        <w:rPr>
-          <w:b/>
-          <w:bCs/>
-        </w:rPr>
-        <w:t xml:space="preserve">Варіант </w:t>
-      </w:r>
-      <w:r>
-        <w:rPr>
-          <w:b/>
-          <w:bCs/>
-        </w:rPr>
-        <w:t>4</w:t>
-      </w:r>
-    </w:p>
-    <w:p>
-      <w:pPr>
-        <w:jc w:val="left"/>
-        <w:rPr>
-          <w:lang w:val="ru-RU"/>
-        </w:rPr>
-      </w:pPr>
-      <w:proofErr w:type="spellStart"/>
-      <w:r>
-        <w:rPr>
-          <w:lang w:val="ru-RU"/>
-        </w:rPr>
-        <w:t>Умова</w:t>
-      </w:r>
-      <w:proofErr w:type="spellEnd"/>
-      <w:r>
-        <w:rPr>
-          <w:lang w:val="ru-RU"/>
-        </w:rPr>
-        <w:t>:</w:t>
-      </w:r>
-      <w:r>
-        <w:rPr>
-          <w:lang w:val="ru-RU"/>
-        </w:rPr>
-        <w:t xml:space="preserve"> </w:t>
-      </w:r>
-    </w:p>
-    <w:p>
-      <w:pPr>
-        <w:jc w:val="left"/>
-        <w:rPr>
-          <w:lang w:val="ru-RU"/>
-        </w:rPr>
-      </w:pPr>
-      <w:r>
-        <w:t>Монету кинуто 10 разів. Знайдіть ймовірність того, що герб випаде: а) від 4 до 6 разів; б) хоча б один раз.</w:t>
-      </w:r>
-    </w:p>
-    <w:p>
-      <w:pPr>
-        <w:jc w:val="left"/>
-      </w:pPr>
-      <w:r>
-        <w:t>Дано:</w:t>
-      </w:r>
-    </w:p>
-    <w:p>
-      <w:pPr>
-        <w:jc w:val="left"/>
-      </w:pPr>
-      <w:r>
-        <w:rPr>
-          <w:lang w:val="en-GB"/>
-        </w:rPr>
-        <w:t>n</w:t>
-      </w:r>
-      <w:r>
-        <w:t xml:space="preserve"> </w:t>
-      </w:r>
-      <w:r>
-        <w:t>=</w:t>
-      </w:r>
-      <w:r>
-        <w:t xml:space="preserve"> </w:t>
-      </w:r>
-      <w:r>
-        <w:t>10</w:t>
-      </w:r>
-    </w:p>
-    <w:p>
-      <w:pPr>
-        <w:jc w:val="left"/>
-      </w:pPr>
-      <w:r>
-        <w:rPr>
-          <w:lang w:val="en-GB"/>
-        </w:rPr>
-        <w:t>p</w:t>
-      </w:r>
-      <w:r>
-        <w:t xml:space="preserve"> </w:t>
-      </w:r>
-      <w:r>
-        <w:t>=</w:t>
-      </w:r>
-      <w:r>
-        <w:t xml:space="preserve"> </w:t>
-      </w:r>
-      <w:r>
-        <w:t>0,5</w:t>
-      </w:r>
-      <w:r>
-        <w:rPr>
-          <w:i/>
-          <w:iCs/>
-        </w:rPr>
-        <w:t xml:space="preserve"> </w:t>
-      </w:r>
-      <w:r>
-        <w:t>(герб)</w:t>
-      </w:r>
-    </w:p>
-    <w:p>
-      <w:pPr>
-        <w:jc w:val="left"/>
-      </w:pPr>
-      <w:r>
-        <w:rPr>
-          <w:lang w:val="en-GB"/>
-        </w:rPr>
-        <w:t>q</w:t>
-      </w:r>
-      <w:r>
-        <w:t xml:space="preserve"> </w:t>
-      </w:r>
-      <w:r>
-        <w:t>=</w:t>
-      </w:r>
-      <w:r>
-        <w:t xml:space="preserve"> </w:t>
-      </w:r>
-      <w:r>
-        <w:t>0,5</w:t>
-      </w:r>
-    </w:p>
-    <w:p>
-      <w:pPr>
-        <w:jc w:val="left"/>
-      </w:pPr>
-      <w:r>
-        <w:t>а) Герб випаде від 4 до 6 разів</w:t>
-      </w:r>
-    </w:p>
-    <w:p>
-      <w:pPr>
-        <w:jc w:val="left"/>
-      </w:pPr>
-      <w:r>
-        <w:t>P(4</w:t>
-      </w:r>
-      <w:r>
-        <w:t xml:space="preserve"> </w:t>
-      </w:r>
-      <w:r>
-        <w:t>≤</w:t>
-      </w:r>
-      <w:r>
-        <w:t xml:space="preserve"> </w:t>
-      </w:r>
-      <w:r>
-        <w:t>k</w:t>
-      </w:r>
-      <w:r>
-        <w:t xml:space="preserve"> </w:t>
-      </w:r>
-      <w:r>
-        <w:t>≤</w:t>
-      </w:r>
-      <w:r>
-        <w:t xml:space="preserve"> </w:t>
-      </w:r>
-      <w:r>
-        <w:t>6)</w:t>
-      </w:r>
-      <w:r>
-        <w:t xml:space="preserve"> </w:t>
-      </w:r>
-      <w:r>
-        <w:t>=</w:t>
-      </w:r>
-      <w:r>
-        <w:t xml:space="preserve"> </w:t>
-      </w:r>
-      <w:r>
-        <w:t>P</w:t>
-      </w:r>
-      <w:r>
-        <w:rPr>
-          <w:vertAlign w:val="subscript"/>
-        </w:rPr>
-        <w:t>10</w:t>
-      </w:r>
-      <w:r>
-        <w:t>(4)+P</w:t>
-      </w:r>
-      <w:r>
-        <w:rPr>
-          <w:vertAlign w:val="subscript"/>
-        </w:rPr>
-        <w:t>10</w:t>
-      </w:r>
-      <w:r>
-        <w:t>(5)+P</w:t>
-      </w:r>
-      <w:r>
-        <w:rPr>
-          <w:vertAlign w:val="subscript"/>
-        </w:rPr>
-        <w:t>10</w:t>
-      </w:r>
-      <w:r>
-        <w:t>(6)</w:t>
-      </w:r>
-    </w:p>
-    <w:p>
-      <w:pPr>
-        <w:jc w:val="left"/>
-      </w:pPr>
-      <w:r>
-        <w:t>P</w:t>
-      </w:r>
-      <w:r>
-        <w:rPr>
-          <w:vertAlign w:val="subscript"/>
-        </w:rPr>
-        <w:t>10</w:t>
-      </w:r>
-      <w:r>
-        <w:t>(k)</w:t>
-      </w:r>
-      <w:r>
-        <w:t xml:space="preserve"> </w:t>
-      </w:r>
-      <w:r>
-        <w:t>=</w:t>
-      </w:r>
-      <w:r>
-        <w:t xml:space="preserve"> С</w:t>
-      </w:r>
-      <w:r>
-        <w:rPr>
-          <w:vertAlign w:val="subscript"/>
-        </w:rPr>
-        <w:t>10</w:t>
-      </w:r>
-      <w:r>
-        <w:rPr>
-          <w:vertAlign w:val="superscript"/>
-          <w:lang w:val="en-US"/>
-        </w:rPr>
-        <w:t>k</w:t>
-      </w:r>
-      <w:r>
-        <w:rPr>
-          <w:rFonts w:ascii="Cambria Math" w:hAnsi="Cambria Math" w:cs="Cambria Math"/>
-        </w:rPr>
-        <w:t>⋅</w:t>
-      </w:r>
-      <w:r>
-        <w:t>(0,5)</w:t>
-      </w:r>
-      <w:r>
-        <w:rPr>
-          <w:vertAlign w:val="superscript"/>
-        </w:rPr>
-        <w:t>10</w:t>
-      </w:r>
-    </w:p>
-    <w:p>
-      <w:pPr>
-        <w:jc w:val="left"/>
-      </w:pPr>
-      <w:r>
-        <w:t>Оскільки p</w:t>
-      </w:r>
-      <w:r>
-        <w:t xml:space="preserve"> </w:t>
-      </w:r>
-      <w:r>
-        <w:t>=</w:t>
-      </w:r>
-      <w:r>
-        <w:rPr>
-          <w:lang w:val="ru-RU"/>
-        </w:rPr>
-        <w:t xml:space="preserve"> </w:t>
-      </w:r>
-      <w:r>
-        <w:t>q</w:t>
-      </w:r>
-      <w:r>
-        <w:rPr>
-          <w:lang w:val="ru-RU"/>
-        </w:rPr>
-        <w:t xml:space="preserve"> </w:t>
-      </w:r>
-      <w:r>
-        <w:t>=</w:t>
-      </w:r>
-      <w:r>
-        <w:rPr>
-          <w:lang w:val="ru-RU"/>
-        </w:rPr>
-        <w:t xml:space="preserve"> </w:t>
-      </w:r>
-      <w:r>
-        <w:t>0,5 то (0,5)</w:t>
-      </w:r>
-      <w:r>
-        <w:rPr>
-          <w:vertAlign w:val="superscript"/>
-          <w:lang w:val="ru-RU"/>
-        </w:rPr>
-        <w:t xml:space="preserve">10 </w:t>
-      </w:r>
-      <w:r>
-        <w:t>=</w:t>
-      </w:r>
-      <w:r>
-        <w:rPr>
-          <w:lang w:val="ru-RU"/>
-        </w:rPr>
-        <w:t xml:space="preserve"> </w:t>
-      </w:r>
-      <w:r>
-        <w:t>1</w:t>
-      </w:r>
-      <w:r>
-        <w:rPr>
-          <w:lang w:val="ru-RU"/>
-        </w:rPr>
-        <w:t xml:space="preserve"> / </w:t>
-      </w:r>
-      <w:r>
-        <w:t>1024​.</w:t>
-      </w:r>
-    </w:p>
-    <w:p>
-      <w:pPr>
-        <w:jc w:val="left"/>
-      </w:pPr>
-      <w:r>
-        <w:t>Обчислимо:</w:t>
-      </w:r>
-    </w:p>
-    <w:p>
-      <w:pPr>
-        <w:jc w:val="left"/>
-      </w:pPr>
-      <w:r>
-        <w:t>С</w:t>
-      </w:r>
-      <w:r>
-        <w:rPr>
-          <w:vertAlign w:val="subscript"/>
-        </w:rPr>
-        <w:t>10</w:t>
-      </w:r>
-      <w:r>
-        <w:rPr>
-          <w:vertAlign w:val="superscript"/>
-          <w:lang w:val="ru-RU"/>
-        </w:rPr>
-        <w:t>4</w:t>
-      </w:r>
-      <w:r>
-        <w:t xml:space="preserve"> </w:t>
-      </w:r>
-      <w:r>
-        <w:t>=210</w:t>
-      </w:r>
-    </w:p>
-    <w:p>
-      <w:pPr>
-        <w:jc w:val="left"/>
-      </w:pPr>
-      <w:r>
-        <w:t>С</w:t>
-      </w:r>
-      <w:r>
-        <w:rPr>
-          <w:vertAlign w:val="subscript"/>
-        </w:rPr>
-        <w:t>10</w:t>
-      </w:r>
-      <w:r>
-        <w:rPr>
-          <w:vertAlign w:val="superscript"/>
-          <w:lang w:val="ru-RU"/>
-        </w:rPr>
-        <w:t>5</w:t>
-      </w:r>
-      <w:r>
-        <w:t xml:space="preserve"> </w:t>
-      </w:r>
-      <w:r>
-        <w:t>=252</w:t>
-      </w:r>
-    </w:p>
-    <w:p>
-      <w:pPr>
-        <w:jc w:val="left"/>
-      </w:pPr>
-      <w:r>
-        <w:t>С</w:t>
-      </w:r>
-      <w:r>
-        <w:rPr>
-          <w:vertAlign w:val="subscript"/>
-        </w:rPr>
-        <w:t>10</w:t>
-      </w:r>
-      <w:r>
-        <w:rPr>
-          <w:vertAlign w:val="superscript"/>
-          <w:lang w:val="ru-RU"/>
-        </w:rPr>
-        <w:t>6</w:t>
-      </w:r>
-      <w:r>
-        <w:t xml:space="preserve"> </w:t>
-      </w:r>
-      <w:r>
-        <w:t>=210</w:t>
-      </w:r>
-    </w:p>
-    <w:p>
-      <w:pPr>
-        <w:jc w:val="left"/>
-      </w:pPr>
-      <w:r>
-        <w:t>Сума: 210</w:t>
-      </w:r>
-      <w:r>
-        <w:rPr>
-          <w:lang w:val="ru-RU"/>
-        </w:rPr>
-        <w:t xml:space="preserve"> </w:t>
-      </w:r>
-      <w:r>
-        <w:t>+</w:t>
-      </w:r>
-      <w:r>
-        <w:rPr>
-          <w:lang w:val="ru-RU"/>
-        </w:rPr>
-        <w:t xml:space="preserve"> </w:t>
-      </w:r>
-      <w:r>
-        <w:t>252</w:t>
-      </w:r>
-      <w:r>
-        <w:rPr>
-          <w:lang w:val="ru-RU"/>
-        </w:rPr>
-        <w:t xml:space="preserve"> </w:t>
-      </w:r>
-      <w:r>
-        <w:t>+</w:t>
-      </w:r>
-      <w:r>
-        <w:rPr>
-          <w:lang w:val="ru-RU"/>
-        </w:rPr>
-        <w:t xml:space="preserve"> </w:t>
-      </w:r>
-      <w:r>
-        <w:t>210</w:t>
-      </w:r>
-      <w:r>
-        <w:rPr>
-          <w:lang w:val="ru-RU"/>
-        </w:rPr>
-        <w:t xml:space="preserve"> </w:t>
-      </w:r>
-      <w:r>
-        <w:t>=</w:t>
-      </w:r>
-      <w:r>
-        <w:rPr>
-          <w:lang w:val="ru-RU"/>
-        </w:rPr>
-        <w:t xml:space="preserve"> </w:t>
-      </w:r>
-      <w:r>
-        <w:t>672</w:t>
-      </w:r>
-    </w:p>
-    <w:p>
-      <w:pPr>
-        <w:jc w:val="left"/>
-      </w:pPr>
-      <w:r>
-        <w:t>P</w:t>
-      </w:r>
-      <w:r>
-        <w:rPr>
-          <w:lang w:val="ru-RU"/>
-        </w:rPr>
-        <w:t xml:space="preserve"> </w:t>
-      </w:r>
-      <w:r>
-        <w:t>=</w:t>
-      </w:r>
-      <w:r>
-        <w:rPr>
-          <w:lang w:val="ru-RU"/>
-        </w:rPr>
-        <w:t xml:space="preserve"> </w:t>
-      </w:r>
-      <w:r>
-        <w:t>672</w:t>
-      </w:r>
-      <w:r>
-        <w:rPr>
-          <w:lang w:val="en-US"/>
-        </w:rPr>
-        <w:t xml:space="preserve"> / </w:t>
-      </w:r>
-      <w:r>
-        <w:t>1024</w:t>
-      </w:r>
-      <w:r>
-        <w:rPr>
-          <w:lang w:val="en-US"/>
-        </w:rPr>
-        <w:t xml:space="preserve"> </w:t>
-      </w:r>
-      <w:r>
-        <w:t>=</w:t>
-      </w:r>
-      <w:r>
-        <w:rPr>
-          <w:lang w:val="en-US"/>
-        </w:rPr>
-        <w:t xml:space="preserve"> </w:t>
-      </w:r>
-      <w:r>
-        <w:t>21</w:t>
-      </w:r>
-      <w:r>
-        <w:rPr>
-          <w:lang w:val="en-US"/>
-        </w:rPr>
-        <w:t xml:space="preserve"> / </w:t>
-      </w:r>
-      <w:r>
-        <w:t>32</w:t>
-      </w:r>
-    </w:p>
-    <w:p>
-      <w:pPr>
-        <w:jc w:val="left"/>
-      </w:pPr>
-      <w:r>
-        <w:t>б) Хоча б один раз</w:t>
-      </w:r>
-    </w:p>
-    <w:p>
-      <w:pPr>
-        <w:jc w:val="left"/>
-      </w:pPr>
-      <w:r>
-        <w:t>Простіше через протилежну подію — жодного герба:</w:t>
-      </w:r>
-    </w:p>
-    <w:p>
-      <w:pPr>
-        <w:jc w:val="left"/>
-        <w:rPr>
-          <w:lang w:val="ru-RU"/>
-        </w:rPr>
-      </w:pPr>
-      <w:r>
-        <w:t>P</w:t>
-      </w:r>
-      <w:r>
-        <w:rPr>
-          <w:vertAlign w:val="subscript"/>
-        </w:rPr>
-        <w:t>10</w:t>
-      </w:r>
-      <w:r>
-        <w:t>(</w:t>
-      </w:r>
-      <w:r>
-        <w:rPr>
-          <w:lang w:val="ru-RU"/>
-        </w:rPr>
-        <w:t>0</w:t>
-      </w:r>
-      <w:r>
-        <w:t>)</w:t>
-      </w:r>
-      <w:r>
-        <w:t xml:space="preserve"> </w:t>
-      </w:r>
-      <w:r>
-        <w:t>=</w:t>
-      </w:r>
-      <w:r>
-        <w:t xml:space="preserve"> С</w:t>
-      </w:r>
-      <w:r>
-        <w:rPr>
-          <w:vertAlign w:val="subscript"/>
-        </w:rPr>
-        <w:t>10</w:t>
-      </w:r>
-      <w:r>
-        <w:rPr>
-          <w:vertAlign w:val="superscript"/>
-          <w:lang w:val="ru-RU"/>
-        </w:rPr>
-        <w:t>0</w:t>
-      </w:r>
-      <w:r>
-        <w:rPr>
-          <w:rFonts w:ascii="Cambria Math" w:hAnsi="Cambria Math" w:cs="Cambria Math"/>
-        </w:rPr>
-        <w:t>⋅</w:t>
-      </w:r>
-      <w:r>
-        <w:t>(0,5)</w:t>
-      </w:r>
-      <w:r>
-        <w:rPr>
-          <w:vertAlign w:val="superscript"/>
-        </w:rPr>
-        <w:t>10</w:t>
-      </w:r>
-      <w:r>
-        <w:rPr>
-          <w:lang w:val="ru-RU"/>
-        </w:rPr>
-        <w:t xml:space="preserve"> = 1 </w:t>
-      </w:r>
-      <w:r>
-        <w:rPr>
-          <w:lang w:val="en-US"/>
-        </w:rPr>
-        <w:t>x</w:t>
-      </w:r>
-      <w:r>
-        <w:rPr>
-          <w:lang w:val="ru-RU"/>
-        </w:rPr>
-        <w:t xml:space="preserve"> 1 / 1024</w:t>
-      </w:r>
-    </w:p>
-    <w:p>
-      <w:pPr>
-        <w:jc w:val="left"/>
-      </w:pPr>
-      <w:r>
-        <w:t xml:space="preserve">Хоча б один: </w:t>
-      </w:r>
-      <w:r>
-        <w:rPr>
-          <w:lang w:val="en-US"/>
-        </w:rPr>
-        <w:t>P</w:t>
-      </w:r>
-      <w:r>
-        <w:t xml:space="preserve"> = 1 – 1 / 1024 = 1023 / 1024 </w:t>
-      </w:r>
-    </w:p>
-    <w:p>
-      <w:pPr>
-        <w:jc w:val="left"/>
-      </w:pPr>
-      <w:r>
-        <w:lastRenderedPageBreak/>
-        <w:t>Відповіді:</w:t>
-      </w:r>
-      <w:r>
-        <w:br/>
-        <w:t>а) 21</w:t>
-      </w:r>
-      <w:r>
-        <w:t xml:space="preserve"> / </w:t>
-      </w:r>
-      <w:r>
-        <w:t>32​ </w:t>
-      </w:r>
-      <w:r>
-        <w:t xml:space="preserve"> </w:t>
-      </w:r>
-      <w:r>
-        <w:br/>
-        <w:t>б) 1023</w:t>
-      </w:r>
-      <w:r>
-        <w:t xml:space="preserve"> / </w:t>
-      </w:r>
-      <w:r>
-        <w:t>1024​ </w:t>
-      </w:r>
-    </w:p>
-    <w:p>
-      <w:pPr>
-        <w:jc w:val="left"/>
-      </w:pPr>
-    </w:p>
-    <w:p>
-      <w:pPr>
-        <w:jc w:val="left"/>
-        <w:rPr>
-          <w:b/>
-          <w:bCs/>
-        </w:rPr>
-      </w:pPr>
-      <w:r>
-        <w:rPr>
-          <w:b/>
-          <w:bCs/>
-        </w:rPr>
-        <w:t xml:space="preserve">Варіант </w:t>
-      </w:r>
-      <w:r>
-        <w:rPr>
-          <w:b/>
-          <w:bCs/>
-        </w:rPr>
-        <w:t>5</w:t>
-      </w:r>
-    </w:p>
-    <w:p>
-      <w:pPr>
-        <w:jc w:val="left"/>
-      </w:pPr>
-      <w:r>
-        <w:t>Умова:</w:t>
-      </w:r>
-    </w:p>
-    <w:p>
-      <w:pPr>
-        <w:jc w:val="left"/>
-        <w:rPr>
-          <w:rFonts w:ascii="TimesNewRomanPSMT" w:hAnsi="TimesNewRomanPSMT"/>
-          <w:color w:val="000000"/>
-          <w:szCs w:val="28"/>
-        </w:rPr>
-      </w:pPr>
-      <w:r>
-        <w:rPr>
-          <w:rFonts w:ascii="TimesNewRomanPSMT" w:hAnsi="TimesNewRomanPSMT"/>
-          <w:color w:val="000000"/>
-          <w:szCs w:val="28"/>
-        </w:rPr>
-        <w:t xml:space="preserve">Яка ймовірність того, що при </w:t>
-      </w:r>
-      <w:r>
-        <w:rPr>
-          <w:rFonts w:ascii="Cambria Math" w:hAnsi="Cambria Math" w:cs="Cambria Math"/>
-          <w:color w:val="000000"/>
-          <w:szCs w:val="28"/>
-        </w:rPr>
-        <w:t>𝑛</w:t>
-      </w:r>
-      <w:r>
-        <w:rPr>
-          <w:rFonts w:ascii="CambriaMath" w:hAnsi="CambriaMath"/>
-          <w:color w:val="000000"/>
-          <w:szCs w:val="28"/>
-        </w:rPr>
-        <w:t xml:space="preserve"> = 1000 </w:t>
-      </w:r>
-      <w:r>
-        <w:rPr>
-          <w:rFonts w:ascii="TimesNewRomanPSMT" w:hAnsi="TimesNewRomanPSMT"/>
-          <w:color w:val="000000"/>
-          <w:szCs w:val="28"/>
-        </w:rPr>
-        <w:t xml:space="preserve">киданнях монети орел випаде рівно </w:t>
-      </w:r>
-      <w:r>
-        <w:rPr>
-          <w:rFonts w:ascii="Cambria Math" w:hAnsi="Cambria Math" w:cs="Cambria Math"/>
-          <w:color w:val="000000"/>
-          <w:szCs w:val="28"/>
-        </w:rPr>
-        <w:t>𝑘</w:t>
-      </w:r>
-      <w:r>
-        <w:rPr>
-          <w:rFonts w:ascii="CambriaMath" w:hAnsi="CambriaMath"/>
-          <w:color w:val="000000"/>
-          <w:szCs w:val="28"/>
-        </w:rPr>
-        <w:t xml:space="preserve"> = 500 </w:t>
-      </w:r>
-      <w:r>
-        <w:rPr>
-          <w:rFonts w:ascii="TimesNewRomanPSMT" w:hAnsi="TimesNewRomanPSMT"/>
-          <w:color w:val="000000"/>
-          <w:szCs w:val="28"/>
-        </w:rPr>
-        <w:t>разів?</w:t>
-      </w:r>
-    </w:p>
-    <w:p>
-      <w:pPr>
-        <w:jc w:val="left"/>
-        <w:rPr>
-          <w:rFonts w:ascii="TimesNewRomanPSMT" w:hAnsi="TimesNewRomanPSMT"/>
-          <w:color w:val="000000"/>
-          <w:szCs w:val="28"/>
-        </w:rPr>
-      </w:pPr>
-      <w:r>
-        <w:rPr>
-          <w:rFonts w:ascii="TimesNewRomanPSMT" w:hAnsi="TimesNewRomanPSMT"/>
-          <w:color w:val="000000"/>
-          <w:szCs w:val="28"/>
-        </w:rPr>
-        <w:t>Дано:</w:t>
-      </w:r>
-    </w:p>
-    <w:p>
-      <w:pPr>
-        <w:jc w:val="left"/>
-        <w:rPr>
-          <w:rFonts w:ascii="TimesNewRomanPSMT" w:hAnsi="TimesNewRomanPSMT"/>
-          <w:color w:val="000000"/>
-          <w:szCs w:val="28"/>
-        </w:rPr>
-      </w:pPr>
-      <w:r>
-        <w:rPr>
-          <w:rFonts w:ascii="TimesNewRomanPSMT" w:hAnsi="TimesNewRomanPSMT"/>
-          <w:color w:val="000000"/>
-          <w:szCs w:val="28"/>
-        </w:rPr>
-        <w:t>n</w:t>
-      </w:r>
-      <w:r>
-        <w:rPr>
-          <w:rFonts w:ascii="TimesNewRomanPSMT" w:hAnsi="TimesNewRomanPSMT"/>
-          <w:color w:val="000000"/>
-          <w:szCs w:val="28"/>
-        </w:rPr>
-        <w:t xml:space="preserve"> </w:t>
-      </w:r>
-      <w:r>
-        <w:rPr>
-          <w:rFonts w:ascii="TimesNewRomanPSMT" w:hAnsi="TimesNewRomanPSMT"/>
-          <w:color w:val="000000"/>
-          <w:szCs w:val="28"/>
-        </w:rPr>
-        <w:t>=</w:t>
-      </w:r>
-      <w:r>
-        <w:rPr>
-          <w:rFonts w:ascii="TimesNewRomanPSMT" w:hAnsi="TimesNewRomanPSMT"/>
-          <w:color w:val="000000"/>
-          <w:szCs w:val="28"/>
-        </w:rPr>
-        <w:t xml:space="preserve"> </w:t>
-      </w:r>
-      <w:r>
-        <w:rPr>
-          <w:rFonts w:ascii="TimesNewRomanPSMT" w:hAnsi="TimesNewRomanPSMT"/>
-          <w:color w:val="000000"/>
-          <w:szCs w:val="28"/>
-        </w:rPr>
-        <w:t>1000</w:t>
-      </w:r>
-    </w:p>
-    <w:p>
-      <w:pPr>
-        <w:jc w:val="left"/>
-        <w:rPr>
-          <w:rFonts w:ascii="TimesNewRomanPSMT" w:hAnsi="TimesNewRomanPSMT"/>
-          <w:color w:val="000000"/>
-          <w:szCs w:val="28"/>
-        </w:rPr>
-      </w:pPr>
-      <w:r>
-        <w:rPr>
-          <w:rFonts w:ascii="TimesNewRomanPSMT" w:hAnsi="TimesNewRomanPSMT"/>
-          <w:color w:val="000000"/>
-          <w:szCs w:val="28"/>
-        </w:rPr>
-        <w:t>k</w:t>
-      </w:r>
-      <w:r>
-        <w:rPr>
-          <w:rFonts w:ascii="TimesNewRomanPSMT" w:hAnsi="TimesNewRomanPSMT"/>
-          <w:color w:val="000000"/>
-          <w:szCs w:val="28"/>
-        </w:rPr>
-        <w:t xml:space="preserve"> </w:t>
-      </w:r>
-      <w:r>
-        <w:rPr>
-          <w:rFonts w:ascii="TimesNewRomanPSMT" w:hAnsi="TimesNewRomanPSMT"/>
-          <w:color w:val="000000"/>
-          <w:szCs w:val="28"/>
-        </w:rPr>
-        <w:t>=</w:t>
-      </w:r>
-      <w:r>
-        <w:rPr>
-          <w:rFonts w:ascii="TimesNewRomanPSMT" w:hAnsi="TimesNewRomanPSMT"/>
-          <w:color w:val="000000"/>
-          <w:szCs w:val="28"/>
-        </w:rPr>
-        <w:t xml:space="preserve"> </w:t>
-      </w:r>
-      <w:r>
-        <w:rPr>
-          <w:rFonts w:ascii="TimesNewRomanPSMT" w:hAnsi="TimesNewRomanPSMT"/>
-          <w:color w:val="000000"/>
-          <w:szCs w:val="28"/>
-        </w:rPr>
-        <w:t>500</w:t>
-      </w:r>
-    </w:p>
-    <w:p>
-      <w:pPr>
-        <w:jc w:val="left"/>
-        <w:rPr>
-          <w:rFonts w:ascii="TimesNewRomanPSMT" w:hAnsi="TimesNewRomanPSMT"/>
-          <w:color w:val="000000"/>
-          <w:szCs w:val="28"/>
-        </w:rPr>
-      </w:pPr>
-      <w:r>
-        <w:rPr>
-          <w:rFonts w:ascii="TimesNewRomanPSMT" w:hAnsi="TimesNewRomanPSMT"/>
-          <w:color w:val="000000"/>
-          <w:szCs w:val="28"/>
-        </w:rPr>
-        <w:t>p</w:t>
-      </w:r>
-      <w:r>
-        <w:rPr>
-          <w:rFonts w:ascii="TimesNewRomanPSMT" w:hAnsi="TimesNewRomanPSMT"/>
-          <w:color w:val="000000"/>
-          <w:szCs w:val="28"/>
-        </w:rPr>
-        <w:t xml:space="preserve"> </w:t>
-      </w:r>
-      <w:r>
-        <w:rPr>
-          <w:rFonts w:ascii="TimesNewRomanPSMT" w:hAnsi="TimesNewRomanPSMT"/>
-          <w:color w:val="000000"/>
-          <w:szCs w:val="28"/>
-        </w:rPr>
-        <w:t>=</w:t>
-      </w:r>
-      <w:r>
-        <w:rPr>
-          <w:rFonts w:ascii="TimesNewRomanPSMT" w:hAnsi="TimesNewRomanPSMT"/>
-          <w:color w:val="000000"/>
-          <w:szCs w:val="28"/>
-        </w:rPr>
-        <w:t xml:space="preserve"> </w:t>
-      </w:r>
-      <w:r>
-        <w:rPr>
-          <w:rFonts w:ascii="TimesNewRomanPSMT" w:hAnsi="TimesNewRomanPSMT"/>
-          <w:color w:val="000000"/>
-          <w:szCs w:val="28"/>
-        </w:rPr>
-        <w:t>0,5</w:t>
-      </w:r>
-    </w:p>
-    <w:p>
-      <w:pPr>
-        <w:jc w:val="left"/>
-        <w:rPr>
-          <w:rFonts w:ascii="TimesNewRomanPSMT" w:hAnsi="TimesNewRomanPSMT"/>
-          <w:color w:val="000000"/>
-          <w:szCs w:val="28"/>
-        </w:rPr>
-      </w:pPr>
-      <w:r>
-        <w:rPr>
-          <w:rFonts w:ascii="TimesNewRomanPSMT" w:hAnsi="TimesNewRomanPSMT"/>
-          <w:color w:val="000000"/>
-          <w:szCs w:val="28"/>
-          <w:lang w:val="en-GB"/>
-        </w:rPr>
-        <w:t xml:space="preserve">q </w:t>
-      </w:r>
-      <w:r>
-        <w:rPr>
-          <w:rFonts w:ascii="TimesNewRomanPSMT" w:hAnsi="TimesNewRomanPSMT"/>
-          <w:color w:val="000000"/>
-          <w:szCs w:val="28"/>
-        </w:rPr>
-        <w:t>=</w:t>
-      </w:r>
-      <w:r>
-        <w:rPr>
-          <w:rFonts w:ascii="TimesNewRomanPSMT" w:hAnsi="TimesNewRomanPSMT"/>
-          <w:color w:val="000000"/>
-          <w:szCs w:val="28"/>
-          <w:lang w:val="en-GB"/>
-        </w:rPr>
-        <w:t xml:space="preserve"> </w:t>
-      </w:r>
-      <w:r>
-        <w:rPr>
-          <w:rFonts w:ascii="TimesNewRomanPSMT" w:hAnsi="TimesNewRomanPSMT"/>
-          <w:color w:val="000000"/>
-          <w:szCs w:val="28"/>
-        </w:rPr>
-        <w:t>0,5</w:t>
-      </w:r>
-    </w:p>
-    <w:p>
-      <w:pPr>
-        <w:jc w:val="left"/>
-        <w:rPr>
-          <w:rFonts w:ascii="TimesNewRomanPSMT" w:hAnsi="TimesNewRomanPSMT"/>
-          <w:color w:val="000000"/>
-          <w:szCs w:val="28"/>
-        </w:rPr>
-      </w:pPr>
-      <w:proofErr w:type="spellStart"/>
-      <w:r>
-        <w:rPr>
-          <w:rFonts w:ascii="TimesNewRomanPSMT" w:hAnsi="TimesNewRomanPSMT"/>
-          <w:color w:val="000000"/>
-          <w:szCs w:val="28"/>
-          <w:lang w:val="ru-RU"/>
-        </w:rPr>
-        <w:t>Розв</w:t>
-      </w:r>
-      <w:proofErr w:type="spellEnd"/>
-      <w:r>
-        <w:rPr>
-          <w:rFonts w:ascii="TimesNewRomanPSMT" w:hAnsi="TimesNewRomanPSMT"/>
-          <w:color w:val="000000"/>
-          <w:szCs w:val="28"/>
-          <w:lang w:val="en-US"/>
-        </w:rPr>
-        <w:t>`</w:t>
-      </w:r>
-      <w:proofErr w:type="spellStart"/>
-      <w:r>
-        <w:rPr>
-          <w:rFonts w:ascii="TimesNewRomanPSMT" w:hAnsi="TimesNewRomanPSMT"/>
-          <w:color w:val="000000"/>
-          <w:szCs w:val="28"/>
-        </w:rPr>
-        <w:t>язання</w:t>
-      </w:r>
-      <w:proofErr w:type="spellEnd"/>
-      <w:r>
-        <w:rPr>
-          <w:rFonts w:ascii="TimesNewRomanPSMT" w:hAnsi="TimesNewRomanPSMT"/>
-          <w:color w:val="000000"/>
-          <w:szCs w:val="28"/>
-        </w:rPr>
-        <w:t>:</w:t>
-      </w:r>
-    </w:p>
-    <w:p>
-      <w:pPr>
-        <w:jc w:val="left"/>
-      </w:pPr>
-      <w:r>
-        <w:t>P</w:t>
-      </w:r>
-      <w:r>
-        <w:rPr>
-          <w:vertAlign w:val="subscript"/>
-        </w:rPr>
-        <w:t>1</w:t>
-      </w:r>
-      <w:r>
-        <w:rPr>
-          <w:vertAlign w:val="subscript"/>
-        </w:rPr>
-        <w:t>00</w:t>
-      </w:r>
-      <w:r>
-        <w:rPr>
-          <w:vertAlign w:val="subscript"/>
-        </w:rPr>
-        <w:t>0</w:t>
-      </w:r>
-      <w:r>
-        <w:t>(</w:t>
-      </w:r>
-      <w:r>
-        <w:t>500</w:t>
-      </w:r>
-      <w:r>
-        <w:t>)</w:t>
-      </w:r>
-      <w:r>
-        <w:t xml:space="preserve"> </w:t>
-      </w:r>
-      <w:r>
-        <w:t>=</w:t>
-      </w:r>
-      <w:r>
-        <w:t xml:space="preserve"> С</w:t>
-      </w:r>
-      <w:r>
-        <w:rPr>
-          <w:vertAlign w:val="subscript"/>
-        </w:rPr>
-        <w:t>10</w:t>
-      </w:r>
-      <w:r>
-        <w:rPr>
-          <w:vertAlign w:val="subscript"/>
-        </w:rPr>
-        <w:t>00</w:t>
-      </w:r>
-      <w:r>
-        <w:rPr>
-          <w:vertAlign w:val="superscript"/>
-        </w:rPr>
-        <w:t>500</w:t>
-      </w:r>
-      <w:r>
-        <w:rPr>
-          <w:rFonts w:ascii="Cambria Math" w:hAnsi="Cambria Math" w:cs="Cambria Math"/>
-        </w:rPr>
-        <w:t>⋅</w:t>
-      </w:r>
-      <w:r>
-        <w:t>(0,5)</w:t>
-      </w:r>
-      <w:r>
-        <w:rPr>
-          <w:vertAlign w:val="superscript"/>
-        </w:rPr>
-        <w:t>1</w:t>
-      </w:r>
-      <w:r>
-        <w:rPr>
-          <w:vertAlign w:val="superscript"/>
-        </w:rPr>
-        <w:t>00</w:t>
-      </w:r>
-      <w:r>
-        <w:rPr>
-          <w:vertAlign w:val="superscript"/>
-        </w:rPr>
-        <w:t>0</w:t>
-      </w:r>
-    </w:p>
-    <w:p>
-      <w:pPr>
-        <w:jc w:val="left"/>
-        <w:rPr>
-          <w:rFonts w:ascii="TimesNewRomanPSMT" w:hAnsi="TimesNewRomanPSMT"/>
-          <w:color w:val="000000"/>
-          <w:szCs w:val="28"/>
-        </w:rPr>
-      </w:pPr>
-      <w:r>
-        <w:rPr>
-          <w:rFonts w:ascii="TimesNewRomanPSMT" w:hAnsi="TimesNewRomanPSMT"/>
-          <w:color w:val="000000"/>
-          <w:szCs w:val="28"/>
-        </w:rPr>
-        <w:t>Використання наближеної формули</w:t>
-      </w:r>
-    </w:p>
-    <w:p>
-      <w:pPr>
-        <w:jc w:val="left"/>
-      </w:pPr>
-      <w:r>
-        <w:t>P</w:t>
-      </w:r>
-      <w:r>
-        <w:rPr>
-          <w:vertAlign w:val="subscript"/>
-          <w:lang w:val="en-GB"/>
-        </w:rPr>
-        <w:t>n</w:t>
-      </w:r>
-      <w:r>
-        <w:t>(</w:t>
-      </w:r>
-      <w:r>
-        <w:rPr>
-          <w:lang w:val="en-GB"/>
-        </w:rPr>
-        <w:t>k</w:t>
-      </w:r>
-      <w:r>
-        <w:t>)</w:t>
-      </w:r>
-      <w:r>
-        <w:t xml:space="preserve"> ≈</w:t>
-      </w:r>
-      <w:r>
-        <w:t xml:space="preserve"> (1 / </w:t>
-      </w:r>
-      <w:r>
-        <w:t>√</w:t>
-      </w:r>
-      <w:proofErr w:type="spellStart"/>
-      <w:r>
-        <w:rPr>
-          <w:lang w:val="en-GB"/>
-        </w:rPr>
-        <w:t>npq</w:t>
-      </w:r>
-      <w:proofErr w:type="spellEnd"/>
-      <w:r>
-        <w:t xml:space="preserve">) </w:t>
-      </w:r>
-      <w:r>
-        <w:rPr>
-          <w:lang w:val="en-GB"/>
-        </w:rPr>
-        <w:t>x</w:t>
-      </w:r>
-      <w:r>
-        <w:t xml:space="preserve"> </w:t>
-      </w:r>
-      <w:r>
-        <w:t>φ</w:t>
-      </w:r>
-      <w:r>
-        <w:t>(</w:t>
-      </w:r>
-      <w:r>
-        <w:rPr>
-          <w:lang w:val="en-GB"/>
-        </w:rPr>
-        <w:t>x</w:t>
-      </w:r>
-      <w:r>
-        <w:t>)</w:t>
-      </w:r>
-    </w:p>
-    <w:p>
-      <w:pPr>
-        <w:jc w:val="left"/>
-        <w:rPr>
-          <w:rFonts w:ascii="TimesNewRomanPSMT" w:hAnsi="TimesNewRomanPSMT"/>
-          <w:color w:val="000000"/>
-          <w:szCs w:val="28"/>
-        </w:rPr>
-      </w:pPr>
-      <w:r>
-        <w:rPr>
-          <w:rFonts w:ascii="TimesNewRomanPSMT" w:hAnsi="TimesNewRomanPSMT"/>
-          <w:color w:val="000000"/>
-          <w:szCs w:val="28"/>
-        </w:rPr>
-        <w:t xml:space="preserve">де </w:t>
-      </w:r>
-      <w:r>
-        <w:rPr>
-          <w:rFonts w:ascii="TimesNewRomanPSMT" w:hAnsi="TimesNewRomanPSMT"/>
-          <w:color w:val="000000"/>
-          <w:szCs w:val="28"/>
-          <w:lang w:val="en-US"/>
-        </w:rPr>
-        <w:t>x</w:t>
-      </w:r>
-      <w:r>
-        <w:rPr>
-          <w:rFonts w:ascii="TimesNewRomanPSMT" w:hAnsi="TimesNewRomanPSMT"/>
-          <w:color w:val="000000"/>
-          <w:szCs w:val="28"/>
-        </w:rPr>
-        <w:t xml:space="preserve"> = (</w:t>
-      </w:r>
-      <w:r>
-        <w:rPr>
-          <w:rFonts w:ascii="TimesNewRomanPSMT" w:hAnsi="TimesNewRomanPSMT"/>
-          <w:color w:val="000000"/>
-          <w:szCs w:val="28"/>
-          <w:lang w:val="en-US"/>
-        </w:rPr>
-        <w:t>k</w:t>
-      </w:r>
-      <w:r>
-        <w:rPr>
-          <w:rFonts w:ascii="TimesNewRomanPSMT" w:hAnsi="TimesNewRomanPSMT"/>
-          <w:color w:val="000000"/>
-          <w:szCs w:val="28"/>
-        </w:rPr>
-        <w:t xml:space="preserve"> – </w:t>
-      </w:r>
-      <w:r>
-        <w:rPr>
-          <w:rFonts w:ascii="TimesNewRomanPSMT" w:hAnsi="TimesNewRomanPSMT"/>
-          <w:color w:val="000000"/>
-          <w:szCs w:val="28"/>
-          <w:lang w:val="en-US"/>
-        </w:rPr>
-        <w:t>np</w:t>
-      </w:r>
-      <w:r>
-        <w:rPr>
-          <w:rFonts w:ascii="TimesNewRomanPSMT" w:hAnsi="TimesNewRomanPSMT"/>
-          <w:color w:val="000000"/>
-          <w:szCs w:val="28"/>
-        </w:rPr>
-        <w:t xml:space="preserve">) </w:t>
-      </w:r>
-      <w:r>
-        <w:t>√</w:t>
-      </w:r>
-      <w:proofErr w:type="spellStart"/>
-      <w:r>
-        <w:rPr>
-          <w:lang w:val="en-US"/>
-        </w:rPr>
-        <w:t>npq</w:t>
-      </w:r>
-      <w:proofErr w:type="spellEnd"/>
-      <w:r>
-        <w:t xml:space="preserve">, </w:t>
-      </w:r>
-      <w:r>
-        <w:t>φ(</w:t>
-      </w:r>
-      <w:r>
-        <w:rPr>
-          <w:lang w:val="en-GB"/>
-        </w:rPr>
-        <w:t>x</w:t>
-      </w:r>
-      <w:r>
-        <w:t>)</w:t>
-      </w:r>
-      <w:r>
-        <w:t xml:space="preserve"> = (1 / </w:t>
-      </w:r>
-      <w:r>
-        <w:t>√</w:t>
-      </w:r>
-      <w:r>
-        <w:t>2</w:t>
-      </w:r>
-      <w:r>
-        <w:t>π</w:t>
-      </w:r>
-      <w:r>
-        <w:t>)</w:t>
-      </w:r>
-      <w:r>
-        <w:rPr>
-          <w:lang w:val="en-US"/>
-        </w:rPr>
-        <w:t>e</w:t>
-      </w:r>
-      <w:r>
-        <w:rPr>
-          <w:vertAlign w:val="superscript"/>
-          <w:lang w:val="en-US"/>
-        </w:rPr>
-        <w:t>x</w:t>
-      </w:r>
-      <w:r>
-        <w:rPr>
-          <w:vertAlign w:val="superscript"/>
-        </w:rPr>
-        <w:t>(</w:t>
-      </w:r>
-      <w:r>
-        <w:rPr>
-          <w:vertAlign w:val="superscript"/>
-          <w:lang w:val="en-US"/>
-        </w:rPr>
-        <w:t>sqrt</w:t>
-      </w:r>
-      <w:r>
-        <w:rPr>
-          <w:vertAlign w:val="superscript"/>
-        </w:rPr>
-        <w:t xml:space="preserve"> 2) /2</w:t>
-      </w:r>
-    </w:p>
-    <w:p>
-      <w:pPr>
-        <w:jc w:val="left"/>
-        <w:rPr>
-          <w:rFonts w:ascii="TimesNewRomanPSMT" w:hAnsi="TimesNewRomanPSMT"/>
-          <w:color w:val="000000"/>
-          <w:szCs w:val="28"/>
-        </w:rPr>
-      </w:pPr>
-      <w:proofErr w:type="spellStart"/>
-      <w:r>
-        <w:rPr>
-          <w:rFonts w:ascii="TimesNewRomanPSMT" w:hAnsi="TimesNewRomanPSMT"/>
-          <w:color w:val="000000"/>
-          <w:szCs w:val="28"/>
-        </w:rPr>
-        <w:t>np</w:t>
-      </w:r>
-      <w:proofErr w:type="spellEnd"/>
-      <w:r>
-        <w:rPr>
-          <w:rFonts w:ascii="TimesNewRomanPSMT" w:hAnsi="TimesNewRomanPSMT"/>
-          <w:color w:val="000000"/>
-          <w:szCs w:val="28"/>
-          <w:lang w:val="en-US"/>
-        </w:rPr>
-        <w:t xml:space="preserve"> </w:t>
-      </w:r>
-      <w:r>
-        <w:rPr>
-          <w:rFonts w:ascii="TimesNewRomanPSMT" w:hAnsi="TimesNewRomanPSMT"/>
-          <w:color w:val="000000"/>
-          <w:szCs w:val="28"/>
-        </w:rPr>
-        <w:t>=1000</w:t>
-      </w:r>
-      <w:r>
-        <w:rPr>
-          <w:rFonts w:ascii="Cambria Math" w:hAnsi="Cambria Math" w:cs="Cambria Math"/>
-          <w:color w:val="000000"/>
-          <w:szCs w:val="28"/>
-          <w:lang w:val="en-US"/>
-        </w:rPr>
-        <w:t xml:space="preserve"> x </w:t>
-      </w:r>
-      <w:r>
-        <w:rPr>
-          <w:rFonts w:ascii="TimesNewRomanPSMT" w:hAnsi="TimesNewRomanPSMT"/>
-          <w:color w:val="000000"/>
-          <w:szCs w:val="28"/>
-        </w:rPr>
-        <w:t>0,5</w:t>
-      </w:r>
-      <w:r>
-        <w:rPr>
-          <w:rFonts w:ascii="TimesNewRomanPSMT" w:hAnsi="TimesNewRomanPSMT"/>
-          <w:color w:val="000000"/>
-          <w:szCs w:val="28"/>
-          <w:lang w:val="en-US"/>
-        </w:rPr>
-        <w:t xml:space="preserve"> </w:t>
-      </w:r>
-      <w:r>
-        <w:rPr>
-          <w:rFonts w:ascii="TimesNewRomanPSMT" w:hAnsi="TimesNewRomanPSMT"/>
-          <w:color w:val="000000"/>
-          <w:szCs w:val="28"/>
-        </w:rPr>
-        <w:t>=</w:t>
-      </w:r>
-      <w:r>
-        <w:rPr>
-          <w:rFonts w:ascii="TimesNewRomanPSMT" w:hAnsi="TimesNewRomanPSMT"/>
-          <w:color w:val="000000"/>
-          <w:szCs w:val="28"/>
-          <w:lang w:val="en-US"/>
-        </w:rPr>
-        <w:t xml:space="preserve"> </w:t>
-      </w:r>
-      <w:r>
-        <w:rPr>
-          <w:rFonts w:ascii="TimesNewRomanPSMT" w:hAnsi="TimesNewRomanPSMT"/>
-          <w:color w:val="000000"/>
-          <w:szCs w:val="28"/>
-        </w:rPr>
-        <w:t>500,</w:t>
-      </w:r>
-      <w:r>
-        <w:rPr>
-          <w:rFonts w:ascii="TimesNewRomanPSMT" w:hAnsi="TimesNewRomanPSMT"/>
-          <w:color w:val="000000"/>
-          <w:szCs w:val="28"/>
-          <w:lang w:val="en-US"/>
-        </w:rPr>
-        <w:t xml:space="preserve"> </w:t>
-      </w:r>
-      <w:proofErr w:type="spellStart"/>
-      <w:r>
-        <w:rPr>
-          <w:rFonts w:ascii="TimesNewRomanPSMT" w:hAnsi="TimesNewRomanPSMT"/>
-          <w:color w:val="000000"/>
-          <w:szCs w:val="28"/>
-        </w:rPr>
-        <w:t>npq</w:t>
-      </w:r>
-      <w:proofErr w:type="spellEnd"/>
-      <w:r>
-        <w:rPr>
-          <w:rFonts w:ascii="TimesNewRomanPSMT" w:hAnsi="TimesNewRomanPSMT"/>
-          <w:color w:val="000000"/>
-          <w:szCs w:val="28"/>
-          <w:lang w:val="en-US"/>
-        </w:rPr>
-        <w:t xml:space="preserve"> </w:t>
-      </w:r>
-      <w:r>
-        <w:rPr>
-          <w:rFonts w:ascii="TimesNewRomanPSMT" w:hAnsi="TimesNewRomanPSMT"/>
-          <w:color w:val="000000"/>
-          <w:szCs w:val="28"/>
-        </w:rPr>
-        <w:t>=</w:t>
-      </w:r>
-      <w:r>
-        <w:rPr>
-          <w:rFonts w:ascii="TimesNewRomanPSMT" w:hAnsi="TimesNewRomanPSMT"/>
-          <w:color w:val="000000"/>
-          <w:szCs w:val="28"/>
-          <w:lang w:val="en-US"/>
-        </w:rPr>
-        <w:t xml:space="preserve"> </w:t>
-      </w:r>
-      <w:r>
-        <w:rPr>
-          <w:rFonts w:ascii="TimesNewRomanPSMT" w:hAnsi="TimesNewRomanPSMT"/>
-          <w:color w:val="000000"/>
-          <w:szCs w:val="28"/>
-        </w:rPr>
-        <w:t>1000</w:t>
-      </w:r>
-      <w:r>
-        <w:rPr>
-          <w:rFonts w:ascii="Cambria Math" w:hAnsi="Cambria Math" w:cs="Cambria Math"/>
-          <w:color w:val="000000"/>
-          <w:szCs w:val="28"/>
-          <w:lang w:val="en-US"/>
-        </w:rPr>
-        <w:t xml:space="preserve"> x </w:t>
-      </w:r>
-      <w:r>
-        <w:rPr>
-          <w:rFonts w:ascii="TimesNewRomanPSMT" w:hAnsi="TimesNewRomanPSMT"/>
-          <w:color w:val="000000"/>
-          <w:szCs w:val="28"/>
-        </w:rPr>
-        <w:t>0,5</w:t>
-      </w:r>
-      <w:r>
-        <w:rPr>
-          <w:rFonts w:ascii="Cambria Math" w:hAnsi="Cambria Math" w:cs="Cambria Math"/>
-          <w:color w:val="000000"/>
-          <w:szCs w:val="28"/>
-          <w:lang w:val="en-US"/>
-        </w:rPr>
-        <w:t xml:space="preserve"> x </w:t>
-      </w:r>
-      <w:r>
-        <w:rPr>
-          <w:rFonts w:ascii="TimesNewRomanPSMT" w:hAnsi="TimesNewRomanPSMT"/>
-          <w:color w:val="000000"/>
-          <w:szCs w:val="28"/>
-        </w:rPr>
-        <w:t>0,5</w:t>
-      </w:r>
-      <w:r>
-        <w:rPr>
-          <w:rFonts w:ascii="TimesNewRomanPSMT" w:hAnsi="TimesNewRomanPSMT"/>
-          <w:color w:val="000000"/>
-          <w:szCs w:val="28"/>
-          <w:lang w:val="en-US"/>
-        </w:rPr>
-        <w:t xml:space="preserve"> </w:t>
-      </w:r>
-      <w:r>
-        <w:rPr>
-          <w:rFonts w:ascii="TimesNewRomanPSMT" w:hAnsi="TimesNewRomanPSMT"/>
-          <w:color w:val="000000"/>
-          <w:szCs w:val="28"/>
-        </w:rPr>
-        <w:t>=</w:t>
-      </w:r>
-      <w:r>
-        <w:rPr>
-          <w:rFonts w:ascii="TimesNewRomanPSMT" w:hAnsi="TimesNewRomanPSMT"/>
-          <w:color w:val="000000"/>
-          <w:szCs w:val="28"/>
-          <w:lang w:val="en-US"/>
-        </w:rPr>
-        <w:t xml:space="preserve"> </w:t>
-      </w:r>
-      <w:r>
-        <w:rPr>
-          <w:rFonts w:ascii="TimesNewRomanPSMT" w:hAnsi="TimesNewRomanPSMT"/>
-          <w:color w:val="000000"/>
-          <w:szCs w:val="28"/>
-        </w:rPr>
-        <w:t>250</w:t>
-      </w:r>
-    </w:p>
-    <w:p>
-      <w:pPr>
-        <w:jc w:val="left"/>
-        <w:rPr>
-          <w:lang w:val="en-US"/>
-        </w:rPr>
-      </w:pPr>
-      <w:r>
-        <w:t>√</w:t>
-      </w:r>
-      <w:proofErr w:type="spellStart"/>
-      <w:r>
-        <w:rPr>
-          <w:lang w:val="en-US"/>
-        </w:rPr>
-        <w:t>npq</w:t>
-      </w:r>
-      <w:proofErr w:type="spellEnd"/>
-      <w:r>
-        <w:rPr>
-          <w:lang w:val="en-US"/>
-        </w:rPr>
-        <w:t xml:space="preserve"> = </w:t>
-      </w:r>
-      <w:r>
-        <w:t>√</w:t>
-      </w:r>
-      <w:r>
-        <w:rPr>
-          <w:lang w:val="en-US"/>
-        </w:rPr>
-        <w:t xml:space="preserve">250 </w:t>
-      </w:r>
-      <w:r>
-        <w:t>≈</w:t>
-      </w:r>
-      <w:r>
-        <w:rPr>
-          <w:lang w:val="en-US"/>
-        </w:rPr>
-        <w:t xml:space="preserve"> 15,811388</w:t>
-      </w:r>
-    </w:p>
-    <w:p>
-      <w:pPr>
-        <w:jc w:val="left"/>
-        <w:rPr>
-          <w:lang w:val="en-US"/>
-        </w:rPr>
-      </w:pPr>
-      <w:r>
-        <w:rPr>
-          <w:lang w:val="en-US"/>
-        </w:rPr>
-        <w:t>x = (500 - 500)/15.811388 = 0</w:t>
-      </w:r>
-    </w:p>
-    <w:p>
-      <w:pPr>
-        <w:jc w:val="left"/>
-        <w:rPr>
-          <w:lang w:val="en-US"/>
-        </w:rPr>
-      </w:pPr>
-      <w:r>
-        <w:t>φ</w:t>
-      </w:r>
-      <w:r>
-        <w:rPr>
-          <w:lang w:val="en-US"/>
-        </w:rPr>
-        <w:t xml:space="preserve">(0) = 1 / </w:t>
-      </w:r>
-      <w:r>
-        <w:t>√</w:t>
-      </w:r>
-      <w:r>
-        <w:rPr>
-          <w:lang w:val="en-US"/>
-        </w:rPr>
-        <w:t>2</w:t>
-      </w:r>
-      <w:r>
-        <w:t>π</w:t>
-      </w:r>
-      <w:r>
-        <w:rPr>
-          <w:lang w:val="en-US"/>
-        </w:rPr>
-        <w:t xml:space="preserve"> </w:t>
-      </w:r>
-      <w:r>
-        <w:t>≈</w:t>
-      </w:r>
-      <w:r>
-        <w:rPr>
-          <w:lang w:val="en-US"/>
-        </w:rPr>
-        <w:t xml:space="preserve"> 0,39894228</w:t>
-      </w:r>
-    </w:p>
-    <w:p>
-      <w:pPr>
-        <w:jc w:val="left"/>
-      </w:pPr>
-      <w:r>
-        <w:t xml:space="preserve">Отже: </w:t>
-      </w:r>
-    </w:p>
-    <w:p>
-      <w:pPr>
-        <w:jc w:val="left"/>
-        <w:rPr>
-          <w:lang w:val="en-GB"/>
-        </w:rPr>
-      </w:pPr>
-      <w:r>
-        <w:t>P</w:t>
-      </w:r>
-      <w:r>
-        <w:rPr>
-          <w:vertAlign w:val="subscript"/>
-          <w:lang w:val="en-GB"/>
-        </w:rPr>
-        <w:t>1000</w:t>
-      </w:r>
-      <w:r>
-        <w:t>(</w:t>
-      </w:r>
-      <w:r>
-        <w:rPr>
-          <w:lang w:val="en-GB"/>
-        </w:rPr>
-        <w:t>500</w:t>
-      </w:r>
-      <w:r>
-        <w:t>)</w:t>
-      </w:r>
-      <w:r>
-        <w:t xml:space="preserve"> ≈  </w:t>
-      </w:r>
-      <w:r>
-        <w:rPr>
-          <w:lang w:val="en-GB"/>
-        </w:rPr>
-        <w:t>0.39894228</w:t>
-      </w:r>
-      <w:r>
-        <w:t>/</w:t>
-      </w:r>
-      <w:r>
-        <w:rPr>
-          <w:lang w:val="en-GB"/>
-        </w:rPr>
-        <w:t xml:space="preserve">15,811388 </w:t>
-      </w:r>
-      <w:r>
-        <w:t xml:space="preserve"> ≈</w:t>
-      </w:r>
-      <w:r>
-        <w:rPr>
-          <w:lang w:val="en-GB"/>
-        </w:rPr>
         <w:t xml:space="preserve"> 0.025225</w:t>
-      </w:r>
-    </w:p>
-    <w:p>
-      <w:pPr>
-        <w:jc w:val="left"/>
-        <w:rPr>
-          <w:lang w:val="en-GB"/>
-        </w:rPr>
-      </w:pPr>
-      <w:r>
-        <w:t>Відповідь:</w:t>
-      </w:r>
-      <w:r>
-        <w:rPr>
-          <w:lang w:val="en-GB"/>
-        </w:rPr>
-        <w:t xml:space="preserve"> </w:t>
-      </w:r>
-      <w:r>
-        <w:rPr>
-          <w:lang w:val="en-GB"/>
-        </w:rPr>
-        <w:t>0.025225</w:t>
       </w:r>
     </w:p>
     <w:p>
@@ -4608,55 +4312,7 @@
         <w:rPr>
           <w:color w:val="000000" w:themeColor="text1"/>
         </w:rPr>
-        <w:t>Це серія n незалежних випробувань, у кожному з яких подія A (успіх) відбувається з однією і тією ж ймовірністю p, а ймовірність невдачі q</w:t>
-      </w:r>
-      <w:r>
-        <w:rPr>
-          <w:color w:val="000000" w:themeColor="text1"/>
-        </w:rPr>
-        <w:t xml:space="preserve"> </w:t>
-      </w:r>
-      <w:r>
-        <w:rPr>
-          <w:color w:val="000000" w:themeColor="text1"/>
-        </w:rPr>
-        <w:t>=</w:t>
-      </w:r>
-      <w:r>
-        <w:rPr>
-          <w:color w:val="000000" w:themeColor="text1"/>
-        </w:rPr>
-        <w:t xml:space="preserve"> </w:t>
-      </w:r>
-      <w:r>
-        <w:rPr>
-          <w:color w:val="000000" w:themeColor="text1"/>
-        </w:rPr>
-        <w:t>1</w:t>
-      </w:r>
-      <w:r>
-        <w:rPr>
-          <w:color w:val="000000" w:themeColor="text1"/>
-        </w:rPr>
-        <w:t xml:space="preserve"> </w:t>
-      </w:r>
-      <w:r>
-        <w:rPr>
-          <w:color w:val="000000" w:themeColor="text1"/>
-        </w:rPr>
-        <w:t>−</w:t>
-      </w:r>
-      <w:r>
-        <w:rPr>
-          <w:color w:val="000000" w:themeColor="text1"/>
-        </w:rPr>
-        <w:t xml:space="preserve"> </w:t>
-      </w:r>
-      <w:r>
-        <w:rPr>
-          <w:color w:val="000000" w:themeColor="text1"/>
-        </w:rPr>
-        <w:t>p</w:t>
+        <w:t>Це серія n незалежних випробувань, у кожному з яких подія A (успіх) відбувається з однією і тією ж ймовірністю p, а ймовірність невдачі q = 1 − p</w:t>
       </w:r>
     </w:p>
     <w:p>
@@ -4672,7 +4328,6 @@
           <w:bCs/>
           <w:color w:val="000000" w:themeColor="text1"/>
         </w:rPr>
-        <w:lastRenderedPageBreak/>
         <w:t>2. Властивості випадкового експерименту за схемою Бернуллі</w:t>
       </w:r>
     </w:p>
@@ -4983,12 +4638,11 @@
     </w:p>
     <w:p>
       <w:pPr>
-        <w:jc w:val="left"/>
+        <w:jc w:val="center"/>
         <w:rPr>
           <w:color w:val="000000" w:themeColor="text1"/>
         </w:rPr>
       </w:pPr>
-      <w:proofErr w:type="spellStart"/>
       <w:r>
         <w:rPr>
           <w:rFonts w:ascii="TimesNewRomanPSMT" w:hAnsi="TimesNewRomanPSMT"/>
@@ -4998,7 +4652,6 @@
         </w:rPr>
         <w:t>Pn</w:t>
       </w:r>
-      <w:proofErr w:type="spellEnd"/>
       <w:r>
         <w:rPr>
           <w:rFonts w:ascii="TimesNewRomanPSMT" w:hAnsi="TimesNewRomanPSMT"/>
@@ -5024,7 +4677,6 @@
         </w:rPr>
         <w:t xml:space="preserve">) = </w:t>
       </w:r>
-      <w:proofErr w:type="spellStart"/>
       <w:r>
         <w:rPr>
           <w:rFonts w:ascii="TimesNewRomanPSMT" w:hAnsi="TimesNewRomanPSMT"/>
@@ -5054,23 +4706,19 @@
         </w:rPr>
         <w:t>k</w:t>
       </w:r>
-      <w:proofErr w:type="spellEnd"/>
-      <w:r>
-        <w:rPr>
-          <w:rFonts w:ascii="TimesNewRomanPSMT" w:hAnsi="TimesNewRomanPSMT"/>
-          <w:color w:val="000000"/>
-          <w:szCs w:val="28"/>
-        </w:rPr>
-        <w:t xml:space="preserve"> </w:t>
-      </w:r>
-      <w:r>
-        <w:rPr>
-          <w:rFonts w:ascii="TimesNewRomanPSMT" w:hAnsi="TimesNewRomanPSMT"/>
-          <w:color w:val="000000"/>
-          <w:szCs w:val="28"/>
-          <w:lang w:val="en-US"/>
-        </w:rPr>
-        <w:t>x</w:t>
+      <w:r>
+        <w:rPr>
+          <w:rFonts w:ascii="TimesNewRomanPSMT" w:hAnsi="TimesNewRomanPSMT"/>
+          <w:color w:val="000000"/>
+          <w:szCs w:val="28"/>
+        </w:rPr>
+        <w:t xml:space="preserve"> </w:t>
+      </w:r>
+      <w:r>
+        <w:rPr>
+          <w:rFonts w:ascii="Cambria Math" w:hAnsi="Cambria Math" w:cs="Cambria Math"/>
+        </w:rPr>
+        <w:t>⋅</w:t>
       </w:r>
       <w:r>
         <w:rPr>
@@ -5109,22 +4757,18 @@
       </w:r>
       <w:r>
         <w:rPr>
-          <w:rFonts w:ascii="TimesNewRomanPSMT" w:hAnsi="TimesNewRomanPSMT"/>
-          <w:color w:val="000000"/>
-          <w:szCs w:val="28"/>
-          <w:lang w:val="en-US"/>
-        </w:rPr>
-        <w:t>x</w:t>
-      </w:r>
-      <w:r>
-        <w:rPr>
-          <w:rFonts w:ascii="TimesNewRomanPSMT" w:hAnsi="TimesNewRomanPSMT"/>
-          <w:color w:val="000000"/>
-          <w:szCs w:val="28"/>
-        </w:rPr>
-        <w:t xml:space="preserve"> </w:t>
-      </w:r>
-      <w:proofErr w:type="spellStart"/>
+          <w:rFonts w:ascii="Cambria Math" w:hAnsi="Cambria Math" w:cs="Cambria Math"/>
+        </w:rPr>
+        <w:t>⋅</w:t>
+      </w:r>
+      <w:r>
+        <w:rPr>
+          <w:rFonts w:ascii="TimesNewRomanPSMT" w:hAnsi="TimesNewRomanPSMT"/>
+          <w:color w:val="000000"/>
+          <w:szCs w:val="28"/>
+        </w:rPr>
+        <w:t xml:space="preserve"> </w:t>
+      </w:r>
       <w:r>
         <w:rPr>
           <w:rFonts w:ascii="TimesNewRomanPSMT" w:hAnsi="TimesNewRomanPSMT"/>
@@ -5144,7 +4788,6 @@
         </w:rPr>
         <w:t>n</w:t>
       </w:r>
-      <w:proofErr w:type="spellEnd"/>
       <w:r>
         <w:rPr>
           <w:rFonts w:ascii="TimesNewRomanPSMT" w:hAnsi="TimesNewRomanPSMT"/>
@@ -5163,14 +4806,6 @@
           <w:lang w:val="en-US"/>
         </w:rPr>
         <w:t>k</w:t>
-      </w:r>
-      <w:r>
-        <w:rPr>
-          <w:rFonts w:ascii="TimesNewRomanPSMT" w:hAnsi="TimesNewRomanPSMT"/>
-          <w:color w:val="000000"/>
-          <w:szCs w:val="28"/>
-        </w:rPr>
-        <w:t xml:space="preserve"> </w:t>
       </w:r>
     </w:p>
     <w:p>
@@ -5549,39 +5184,20 @@
           <w:bCs/>
           <w:color w:val="FF0000"/>
         </w:rPr>
-        <w:t xml:space="preserve">2. Що таке класична </w:t>
-      </w:r>
-      <w:proofErr w:type="spellStart"/>
+        <w:t>2. Що таке класична урнова схема і яке значення вона має для комбінаторики?</w:t>
+      </w:r>
       <w:r>
         <w:rPr>
           <w:b/>
           <w:bCs/>
           <w:color w:val="FF0000"/>
         </w:rPr>
-        <w:t>урнова</w:t>
-      </w:r>
-      <w:proofErr w:type="spellEnd"/>
-      <w:r>
-        <w:rPr>
-          <w:b/>
-          <w:bCs/>
+        <w:br/>
+      </w:r>
+      <w:r>
+        <w:rPr>
           <w:color w:val="FF0000"/>
         </w:rPr>
-        <w:t xml:space="preserve"> схема і яке значення вона має для комбінаторики?</w:t>
-      </w:r>
-      <w:r>
-        <w:rPr>
-          <w:b/>
-          <w:bCs/>
-          <w:color w:val="FF0000"/>
-        </w:rPr>
-        <w:br/>
-      </w:r>
-      <w:r>
-        <w:rPr>
-          <w:color w:val="FF0000"/>
-        </w:rPr>
-        <w:lastRenderedPageBreak/>
         <w:t>Це модель розподілу елементів ("куль") по коміркам ("урнам"). Вона є основою для моделювання та розв'язування типових комбінаторних задач</w:t>
       </w:r>
     </w:p>
@@ -12386,6 +12002,7 @@
   <w:style w:type="character" w:default="1" w:styleId="a0">
     <w:name w:val="Default Paragraph Font"/>
     <w:uiPriority w:val="1"/>
+    <w:semiHidden/>
     <w:unhideWhenUsed/>
   </w:style>
   <w:style w:type="table" w:default="1" w:styleId="a1">
